--- a/sprawozdanie4.docx
+++ b/sprawozdanie4.docx
@@ -29,21 +29,7 @@
         <w:rPr>
           <w:lang w:val="pl-PL"/>
         </w:rPr>
-        <w:t xml:space="preserve">Maria </w:t>
-      </w:r>
-      <w:proofErr w:type="spellStart"/>
-      <w:r>
-        <w:rPr>
-          <w:lang w:val="pl-PL"/>
-        </w:rPr>
-        <w:t>Linkowska</w:t>
-      </w:r>
-      <w:proofErr w:type="spellEnd"/>
-      <w:r>
-        <w:rPr>
-          <w:lang w:val="pl-PL"/>
-        </w:rPr>
-        <w:t xml:space="preserve"> 167906</w:t>
+        <w:t>Maria Linkowska 167906</w:t>
       </w:r>
       <w:r>
         <w:rPr>
@@ -56,21 +42,7 @@
         <w:rPr>
           <w:lang w:val="pl-PL"/>
         </w:rPr>
-        <w:t xml:space="preserve"> Sara </w:t>
-      </w:r>
-      <w:proofErr w:type="spellStart"/>
-      <w:r>
-        <w:rPr>
-          <w:lang w:val="pl-PL"/>
-        </w:rPr>
-        <w:t>Rachmańczuk</w:t>
-      </w:r>
-      <w:proofErr w:type="spellEnd"/>
-      <w:r>
-        <w:rPr>
-          <w:lang w:val="pl-PL"/>
-        </w:rPr>
-        <w:t xml:space="preserve"> 167898</w:t>
+        <w:t xml:space="preserve"> Sara Rachmańczuk 167898</w:t>
       </w:r>
     </w:p>
     <w:p>
@@ -82,20 +54,18 @@
         </w:numPr>
         <w:jc w:val="both"/>
         <w:rPr>
+          <w:b/>
+          <w:bCs/>
           <w:lang w:val="pl-PL"/>
         </w:rPr>
       </w:pPr>
       <w:r>
         <w:rPr>
+          <w:b/>
+          <w:bCs/>
           <w:lang w:val="pl-PL"/>
         </w:rPr>
-        <w:t>Cel zadani</w:t>
-      </w:r>
-      <w:r>
-        <w:rPr>
-          <w:lang w:val="pl-PL"/>
-        </w:rPr>
-        <w:t>a</w:t>
+        <w:t>Cel zadania</w:t>
       </w:r>
     </w:p>
     <w:p>
@@ -109,21 +79,7 @@
         <w:rPr>
           <w:lang w:val="pl-PL"/>
         </w:rPr>
-        <w:t>Głównym celem ćwiczenia było zaimplementowanie i zbadanie efektywności algorytmów rozwiązujących dwa klasyczne problemy teorii grafów: poszukiwanie cyklu Eulera oraz poszukiwanie cyklu Hamiltona. Badania obejmowały zarówno grafy nieskierowane, jak i skierowane. Wymagane było zaimplementowanie wariantów decyzyjnych (weryfikujących twierdzenia) oraz wariantów poszukiwań wykorzystujących metodę z powracaniem (</w:t>
-      </w:r>
-      <w:proofErr w:type="spellStart"/>
-      <w:r>
-        <w:rPr>
-          <w:lang w:val="pl-PL"/>
-        </w:rPr>
-        <w:t>backtracking</w:t>
-      </w:r>
-      <w:proofErr w:type="spellEnd"/>
-      <w:r>
-        <w:rPr>
-          <w:lang w:val="pl-PL"/>
-        </w:rPr>
-        <w:t>). Dodatkowym aspektem badawczym była ocena wpływu reprezentacji maszynowej grafu na wydajność poszczególnych algorytmów.</w:t>
+        <w:t>Głównym celem ćwiczenia było zaimplementowanie i zbadanie efektywności algorytmów rozwiązujących dwa klasyczne problemy teorii grafów: poszukiwanie cyklu Eulera oraz poszukiwanie cyklu Hamiltona. Badania obejmowały zarówno grafy nieskierowane, jak i skierowane. Wymagane było zaimplementowanie wariantów decyzyjnych (weryfikujących twierdzenia) oraz wariantów poszukiwań wykorzystujących metodę z powracaniem (backtracking). Dodatkowym aspektem badawczym była ocena wpływu reprezentacji maszynowej grafu na wydajność poszczególnych algorytmów.</w:t>
       </w:r>
     </w:p>
     <w:p>
@@ -140,9 +96,17 @@
       </w:pPr>
       <w:r>
         <w:rPr>
+          <w:b/>
+          <w:bCs/>
           <w:lang w:val="pl-PL"/>
         </w:rPr>
-        <w:t>Opis algorytmów - zastosowano dwie odrębne reprezentacje maszynowe</w:t>
+        <w:t>Opis algorytmów</w:t>
+      </w:r>
+      <w:r>
+        <w:rPr>
+          <w:lang w:val="pl-PL"/>
+        </w:rPr>
+        <w:t xml:space="preserve"> - zastosowano dwie odrębne reprezentacje maszynowe</w:t>
       </w:r>
       <w:r>
         <w:rPr>
@@ -165,23 +129,17 @@
       </w:pPr>
       <w:r>
         <w:rPr>
+          <w:b/>
+          <w:bCs/>
           <w:lang w:val="pl-PL"/>
         </w:rPr>
-        <w:t xml:space="preserve">DEC (Decyzyjny – </w:t>
+        <w:t>DEC (Decyzyjny – Euler):</w:t>
       </w:r>
-      <w:proofErr w:type="spellStart"/>
       <w:r>
         <w:rPr>
           <w:lang w:val="pl-PL"/>
         </w:rPr>
-        <w:t>Euler</w:t>
-      </w:r>
-      <w:proofErr w:type="spellEnd"/>
-      <w:r>
-        <w:rPr>
-          <w:lang w:val="pl-PL"/>
-        </w:rPr>
-        <w:t>): Weryfikuje warunek konieczny i wystarczający. Dla grafu nieskierowanego sprawdza parzystość stopni i spójność, dla skierowanego sprawdza równość stopni wchodzących/wychodzących i silną spójność.</w:t>
+        <w:t xml:space="preserve"> Weryfikuje warunek konieczny i wystarczający. Dla grafu nieskierowanego sprawdza parzystość stopni i spójność, dla skierowanego sprawdza równość stopni wchodzących/wychodzących i silną spójność.</w:t>
       </w:r>
     </w:p>
     <w:p>
@@ -198,23 +156,17 @@
       </w:pPr>
       <w:r>
         <w:rPr>
+          <w:b/>
+          <w:bCs/>
           <w:lang w:val="pl-PL"/>
         </w:rPr>
-        <w:t xml:space="preserve">DHC (Decyzyjny – Hamilton): Sprawdza warunki wystarczające. Dla grafu nieskierowanego wykorzystuje Twierdzenie </w:t>
+        <w:t>DHC (Decyzyjny – Hamilton):</w:t>
       </w:r>
-      <w:proofErr w:type="spellStart"/>
       <w:r>
         <w:rPr>
           <w:lang w:val="pl-PL"/>
         </w:rPr>
-        <w:t>Orego</w:t>
-      </w:r>
-      <w:proofErr w:type="spellEnd"/>
-      <w:r>
-        <w:rPr>
-          <w:lang w:val="pl-PL"/>
-        </w:rPr>
-        <w:t xml:space="preserve"> (suma stopni par niesąsiadujących</w:t>
+        <w:t xml:space="preserve"> Sprawdza warunki wystarczające. Dla grafu nieskierowanego wykorzystuje Twierdzenie Orego (suma stopni par niesąsiadujących</w:t>
       </w:r>
       <w:r>
         <w:rPr>
@@ -226,21 +178,7 @@
         <w:rPr>
           <w:lang w:val="pl-PL"/>
         </w:rPr>
-        <w:t xml:space="preserve">). Dla skierowanego Twierdzenie </w:t>
-      </w:r>
-      <w:proofErr w:type="spellStart"/>
-      <w:r>
-        <w:rPr>
-          <w:lang w:val="pl-PL"/>
-        </w:rPr>
-        <w:t>Woodalla</w:t>
-      </w:r>
-      <w:proofErr w:type="spellEnd"/>
-      <w:r>
-        <w:rPr>
-          <w:lang w:val="pl-PL"/>
-        </w:rPr>
-        <w:t>.</w:t>
+        <w:t>). Dla skierowanego Twierdzenie Woodalla.</w:t>
       </w:r>
     </w:p>
     <w:p>
@@ -257,51 +195,17 @@
       </w:pPr>
       <w:r>
         <w:rPr>
+          <w:b/>
+          <w:bCs/>
           <w:lang w:val="pl-PL"/>
         </w:rPr>
-        <w:t xml:space="preserve">SEC (Przeszukiwania – </w:t>
+        <w:t>SEC (Przeszukiwania – Euler):</w:t>
       </w:r>
-      <w:proofErr w:type="spellStart"/>
       <w:r>
         <w:rPr>
           <w:lang w:val="pl-PL"/>
         </w:rPr>
-        <w:t>Euler</w:t>
-      </w:r>
-      <w:proofErr w:type="spellEnd"/>
-      <w:r>
-        <w:rPr>
-          <w:lang w:val="pl-PL"/>
-        </w:rPr>
-        <w:t xml:space="preserve">): Klasyczny </w:t>
-      </w:r>
-      <w:proofErr w:type="spellStart"/>
-      <w:r>
-        <w:rPr>
-          <w:lang w:val="pl-PL"/>
-        </w:rPr>
-        <w:t>backtracking</w:t>
-      </w:r>
-      <w:proofErr w:type="spellEnd"/>
-      <w:r>
-        <w:rPr>
-          <w:lang w:val="pl-PL"/>
-        </w:rPr>
-        <w:t xml:space="preserve"> operujący na krawędziach. Wędruje po grafie "spalając" za sobą krawędzie, a przy ślepym zaułku cofa się (</w:t>
-      </w:r>
-      <w:proofErr w:type="spellStart"/>
-      <w:r>
-        <w:rPr>
-          <w:lang w:val="pl-PL"/>
-        </w:rPr>
-        <w:t>backtrack</w:t>
-      </w:r>
-      <w:proofErr w:type="spellEnd"/>
-      <w:r>
-        <w:rPr>
-          <w:lang w:val="pl-PL"/>
-        </w:rPr>
-        <w:t>) odtwarzając krawędź.</w:t>
+        <w:t xml:space="preserve"> Klasyczny backtracking operujący na krawędziach. Wędruje po grafie "spalając" za sobą krawędzie, a przy ślepym zaułku cofa się (backtrack) odtwarzając krawędź.</w:t>
       </w:r>
     </w:p>
     <w:p>
@@ -318,37 +222,17 @@
       </w:pPr>
       <w:r>
         <w:rPr>
+          <w:b/>
+          <w:bCs/>
           <w:lang w:val="pl-PL"/>
         </w:rPr>
-        <w:t xml:space="preserve">SHC (Przeszukiwania – Hamilton): Metoda </w:t>
+        <w:t>SHC (Przeszukiwania – Hamilton):</w:t>
       </w:r>
-      <w:proofErr w:type="spellStart"/>
       <w:r>
         <w:rPr>
           <w:lang w:val="pl-PL"/>
         </w:rPr>
-        <w:t>Robertsa-Floresa</w:t>
-      </w:r>
-      <w:proofErr w:type="spellEnd"/>
-      <w:r>
-        <w:rPr>
-          <w:lang w:val="pl-PL"/>
-        </w:rPr>
-        <w:t xml:space="preserve"> (</w:t>
-      </w:r>
-      <w:proofErr w:type="spellStart"/>
-      <w:r>
-        <w:rPr>
-          <w:lang w:val="pl-PL"/>
-        </w:rPr>
-        <w:t>backtracking</w:t>
-      </w:r>
-      <w:proofErr w:type="spellEnd"/>
-      <w:r>
-        <w:rPr>
-          <w:lang w:val="pl-PL"/>
-        </w:rPr>
-        <w:t xml:space="preserve"> operujący na wierzchołkach).</w:t>
+        <w:t xml:space="preserve"> Metoda Robertsa-Floresa (backtracking operujący na wierzchołkach).</w:t>
       </w:r>
     </w:p>
     <w:p>
@@ -365,6 +249,8 @@
       </w:pPr>
       <w:r>
         <w:rPr>
+          <w:b/>
+          <w:bCs/>
           <w:lang w:val="pl-PL"/>
         </w:rPr>
         <w:t>Metodologia testów i pomiarów</w:t>
@@ -373,13 +259,7 @@
         <w:rPr>
           <w:lang w:val="pl-PL"/>
         </w:rPr>
-        <w:t xml:space="preserve"> - e</w:t>
-      </w:r>
-      <w:r>
-        <w:rPr>
-          <w:lang w:val="pl-PL"/>
-        </w:rPr>
-        <w:t>ksperymenty podzielono na dwie procedury pomiarowe:</w:t>
+        <w:t xml:space="preserve"> - eksperymenty podzielono na dwie procedury pomiarowe:</w:t>
       </w:r>
     </w:p>
     <w:p>
@@ -396,9 +276,17 @@
       </w:pPr>
       <w:r>
         <w:rPr>
+          <w:b/>
+          <w:bCs/>
           <w:lang w:val="pl-PL"/>
         </w:rPr>
-        <w:t xml:space="preserve">Procedura 1 (Grafy losowe): Dla wszystkich 4 algorytmów badano grafy o parametrach </w:t>
+        <w:t>Procedura 1 (Grafy losowe):</w:t>
+      </w:r>
+      <w:r>
+        <w:rPr>
+          <w:lang w:val="pl-PL"/>
+        </w:rPr>
+        <w:t xml:space="preserve"> Dla wszystkich 4 algorytmów badano grafy o parametrach </w:t>
       </w:r>
       <w:r>
         <w:rPr>
@@ -439,9 +327,17 @@
       </w:pPr>
       <w:r>
         <w:rPr>
+          <w:b/>
+          <w:bCs/>
           <w:lang w:val="pl-PL"/>
         </w:rPr>
-        <w:t xml:space="preserve">Procedura 2 (Grafy wymuszone): Skupiono się tylko na algorytmach SEC i SHC dla s </w:t>
+        <w:t>Procedura 2 (Grafy wymuszone):</w:t>
+      </w:r>
+      <w:r>
+        <w:rPr>
+          <w:lang w:val="pl-PL"/>
+        </w:rPr>
+        <w:t xml:space="preserve"> Skupiono się tylko na algorytmach SEC i SHC dla s </w:t>
       </w:r>
       <w:r>
         <w:rPr>
@@ -453,21 +349,7 @@
         <w:rPr>
           <w:lang w:val="pl-PL"/>
         </w:rPr>
-        <w:t xml:space="preserve">{50, 60, 70, 80, 90}%. Specjalne generatory tworzyły grafy gwarantujące istnienie cyklu </w:t>
-      </w:r>
-      <w:proofErr w:type="spellStart"/>
-      <w:r>
-        <w:rPr>
-          <w:lang w:val="pl-PL"/>
-        </w:rPr>
-        <w:t>eulerowskiego</w:t>
-      </w:r>
-      <w:proofErr w:type="spellEnd"/>
-      <w:r>
-        <w:rPr>
-          <w:lang w:val="pl-PL"/>
-        </w:rPr>
-        <w:t xml:space="preserve"> lub hamiltonowskiego.</w:t>
+        <w:t>{50, 60, 70, 80, 90}%. Specjalne generatory tworzyły grafy gwarantujące istnienie cyklu eulerowskiego lub hamiltonowskiego.</w:t>
       </w:r>
     </w:p>
     <w:p>
@@ -505,43 +387,20 @@
         <w:rPr>
           <w:lang w:val="pl-PL"/>
         </w:rPr>
-        <w:t>{10, 12, ..., 28}. Wyniki uśredniono i wyliczono odchylenie standardowe. Dodatkowo zaimplementowano bezpiecznik zapobiegający przepełnieniu stosu (</w:t>
+        <w:t xml:space="preserve">{10, 12, ..., 28}. Wyniki uśredniono i wyliczono odchylenie standardowe. </w:t>
       </w:r>
-      <w:proofErr w:type="spellStart"/>
       <w:r>
         <w:rPr>
           <w:lang w:val="pl-PL"/>
         </w:rPr>
-        <w:t>Stack</w:t>
+        <w:t xml:space="preserve">Czas został zmierzony w milisekundach. </w:t>
       </w:r>
-      <w:proofErr w:type="spellEnd"/>
       <w:r>
         <w:rPr>
           <w:lang w:val="pl-PL"/>
         </w:rPr>
-        <w:t xml:space="preserve"> </w:t>
+        <w:t>Dodatkowo zaimplementowano bezpiecznik zapobiegający przepełnieniu stosu (Stack Overflow) przy bardzo głębokiej rekurencji SEC.</w:t>
       </w:r>
-      <w:proofErr w:type="spellStart"/>
-      <w:r>
-        <w:rPr>
-          <w:lang w:val="pl-PL"/>
-        </w:rPr>
-        <w:t>Overflow</w:t>
-      </w:r>
-      <w:proofErr w:type="spellEnd"/>
-      <w:r>
-        <w:rPr>
-          <w:lang w:val="pl-PL"/>
-        </w:rPr>
-        <w:t>) przy bardzo głębokiej rekurencji SEC.</w:t>
-      </w:r>
-    </w:p>
-    <w:p>
-      <w:pPr>
-        <w:rPr>
-          <w:lang w:val="pl-PL"/>
-        </w:rPr>
-      </w:pPr>
     </w:p>
     <w:p>
       <w:pPr>
@@ -586,11 +445,15 @@
           <w:numId w:val="1"/>
         </w:numPr>
         <w:rPr>
+          <w:b/>
+          <w:bCs/>
           <w:lang w:val="pl-PL"/>
         </w:rPr>
       </w:pPr>
       <w:r>
         <w:rPr>
+          <w:b/>
+          <w:bCs/>
           <w:lang w:val="pl-PL"/>
         </w:rPr>
         <w:lastRenderedPageBreak/>
@@ -635,11 +498,15 @@
           <w:numId w:val="1"/>
         </w:numPr>
         <w:rPr>
+          <w:b/>
+          <w:bCs/>
           <w:lang w:val="pl-PL"/>
         </w:rPr>
       </w:pPr>
       <w:r>
         <w:rPr>
+          <w:b/>
+          <w:bCs/>
           <w:noProof/>
         </w:rPr>
         <w:drawing>
@@ -683,19 +550,12 @@
       </w:r>
       <w:r>
         <w:rPr>
+          <w:b/>
+          <w:bCs/>
           <w:lang w:val="pl-PL"/>
         </w:rPr>
         <w:t>Algorytm DHC</w:t>
       </w:r>
-    </w:p>
-    <w:p>
-      <w:pPr>
-        <w:pStyle w:val="Akapitzlist"/>
-        <w:ind w:left="1224"/>
-        <w:rPr>
-          <w:lang w:val="pl-PL"/>
-        </w:rPr>
-      </w:pPr>
     </w:p>
     <w:p>
       <w:pPr>
@@ -731,11 +591,15 @@
           <w:numId w:val="1"/>
         </w:numPr>
         <w:rPr>
+          <w:b/>
+          <w:bCs/>
           <w:lang w:val="pl-PL"/>
         </w:rPr>
       </w:pPr>
       <w:r>
         <w:rPr>
+          <w:b/>
+          <w:bCs/>
           <w:noProof/>
         </w:rPr>
         <w:drawing>
@@ -782,6 +646,8 @@
       </w:r>
       <w:r>
         <w:rPr>
+          <w:b/>
+          <w:bCs/>
           <w:lang w:val="pl-PL"/>
         </w:rPr>
         <w:t>Algorytm DEC</w:t>
@@ -807,16 +673,8 @@
         <w:rPr>
           <w:lang w:val="pl-PL"/>
         </w:rPr>
-        <w:t xml:space="preserve">Zależność czasu weryfikacji warunków cyklu Eulera silnie zależy od reprezentacji. Dla grafów nieskierowanych czas rośnie </w:t>
+        <w:t>Zależność czasu weryfikacji warunków cyklu Eulera silnie zależy od reprezentacji. Dla grafów nieskierowanych czas rośnie wielomianowo</w:t>
       </w:r>
-      <w:proofErr w:type="spellStart"/>
-      <w:r>
-        <w:rPr>
-          <w:lang w:val="pl-PL"/>
-        </w:rPr>
-        <w:t>wielomianowo</w:t>
-      </w:r>
-      <w:proofErr w:type="spellEnd"/>
       <w:r>
         <w:rPr>
           <w:lang w:val="pl-PL"/>
@@ -839,14 +697,14 @@
         <w:rPr>
           <w:lang w:val="pl-PL"/>
         </w:rPr>
-        <w:t xml:space="preserve">czas </w:t>
+        <w:t xml:space="preserve">czas oscyluje wokół zera – wynika to z faktu, że struktura macierzy grafu pozwala na błyskawiczne </w:t>
       </w:r>
       <w:r>
         <w:rPr>
           <w:lang w:val="pl-PL"/>
         </w:rPr>
         <w:lastRenderedPageBreak/>
-        <w:t>oscyluje wokół zera – wynika to z faktu, że struktura macierzy grafu pozwala na błyskawiczne zliczanie stopni wchodzących i wychodzących, a badanie spójności na tej strukturze jest dla tych danych bardzo wydajne.</w:t>
+        <w:t>zliczanie stopni wchodzących i wychodzących, a badanie spójności na tej strukturze jest dla tych danych bardzo wydajne.</w:t>
       </w:r>
     </w:p>
     <w:p>
@@ -857,15 +715,19 @@
           <w:numId w:val="1"/>
         </w:numPr>
         <w:rPr>
+          <w:b/>
+          <w:bCs/>
           <w:lang w:val="pl-PL"/>
         </w:rPr>
       </w:pPr>
       <w:r>
         <w:rPr>
+          <w:b/>
+          <w:bCs/>
           <w:noProof/>
         </w:rPr>
         <w:drawing>
-          <wp:anchor distT="0" distB="0" distL="114300" distR="114300" simplePos="0" relativeHeight="251661312" behindDoc="1" locked="0" layoutInCell="1" allowOverlap="1" wp14:anchorId="749B3257" wp14:editId="0C68BA19">
+          <wp:anchor distT="0" distB="0" distL="114300" distR="114300" simplePos="0" relativeHeight="251661312" behindDoc="1" locked="0" layoutInCell="1" allowOverlap="1" wp14:anchorId="749B3257" wp14:editId="12F86626">
             <wp:simplePos x="0" y="0"/>
             <wp:positionH relativeFrom="margin">
               <wp:align>right</wp:align>
@@ -908,6 +770,8 @@
       </w:r>
       <w:r>
         <w:rPr>
+          <w:b/>
+          <w:bCs/>
           <w:lang w:val="pl-PL"/>
         </w:rPr>
         <w:t>Algorytm SHC</w:t>
@@ -915,15 +779,6 @@
     </w:p>
     <w:p>
       <w:pPr>
-        <w:pStyle w:val="Akapitzlist"/>
-        <w:ind w:left="1224"/>
-        <w:rPr>
-          <w:lang w:val="pl-PL"/>
-        </w:rPr>
-      </w:pPr>
-    </w:p>
-    <w:p>
-      <w:pPr>
         <w:jc w:val="both"/>
         <w:rPr>
           <w:lang w:val="pl-PL"/>
@@ -933,35 +788,7 @@
         <w:rPr>
           <w:lang w:val="pl-PL"/>
         </w:rPr>
-        <w:t xml:space="preserve">Wykres poszukiwania cyklu Hamiltona (metoda </w:t>
-      </w:r>
-      <w:proofErr w:type="spellStart"/>
-      <w:r>
-        <w:rPr>
-          <w:lang w:val="pl-PL"/>
-        </w:rPr>
-        <w:t>Robertsa-Floresa</w:t>
-      </w:r>
-      <w:proofErr w:type="spellEnd"/>
-      <w:r>
-        <w:rPr>
-          <w:lang w:val="pl-PL"/>
-        </w:rPr>
-        <w:t xml:space="preserve">) dla nasycenia 50% ukazuje czasy bliskie zeru. Ponieważ grafy w tej próbie mają wymuszony, wbudowany cykl, a nasycenie 50% zapewnia dużą gęstość krawędzi, algorytm DFS (przeszukiwanie w głąb) odnajduje poprawną ścieżkę niemal natychmiast – w pierwszej gałęzi drzewa </w:t>
-      </w:r>
-      <w:proofErr w:type="spellStart"/>
-      <w:r>
-        <w:rPr>
-          <w:lang w:val="pl-PL"/>
-        </w:rPr>
-        <w:t>wywołań</w:t>
-      </w:r>
-      <w:proofErr w:type="spellEnd"/>
-      <w:r>
-        <w:rPr>
-          <w:lang w:val="pl-PL"/>
-        </w:rPr>
-        <w:t>. Wyraźne skoki na słupkach odchylenia (np. dla grafu nieskierowanego przy N=20 i N=24) oznaczają, że w niektórych pojedynczych próbach algorytm niefortunnie wpadł w ślepy zaułek i musiał wykonać serię backtracków (cofań), co wygenerowało lokalne piki czasu.</w:t>
+        <w:t>Wykres poszukiwania cyklu Hamiltona (metoda Robertsa-Floresa) dla nasycenia 50% ukazuje czasy bliskie zeru. Ponieważ grafy w tej próbie mają wymuszony, wbudowany cykl, a nasycenie 50% zapewnia dużą gęstość krawędzi, algorytm DFS (przeszukiwanie w głąb) odnajduje poprawną ścieżkę niemal natychmiast – w pierwszej gałęzi drzewa wywołań. Wyraźne skoki na słupkach odchylenia (np. dla grafu nieskierowanego przy N=20 i N=24) oznaczają, że w niektórych pojedynczych próbach algorytm niefortunnie wpadł w ślepy zaułek i musiał wykonać serię backtracków (cofań), co wygenerowało lokalne piki czasu.</w:t>
       </w:r>
     </w:p>
     <w:p>
@@ -972,11 +799,15 @@
           <w:numId w:val="1"/>
         </w:numPr>
         <w:rPr>
+          <w:b/>
+          <w:bCs/>
           <w:lang w:val="pl-PL"/>
         </w:rPr>
       </w:pPr>
       <w:r>
         <w:rPr>
+          <w:b/>
+          <w:bCs/>
           <w:noProof/>
         </w:rPr>
         <w:drawing>
@@ -1020,6 +851,8 @@
       </w:r>
       <w:r>
         <w:rPr>
+          <w:b/>
+          <w:bCs/>
           <w:lang w:val="pl-PL"/>
         </w:rPr>
         <w:t>Algorytm SEC</w:t>
@@ -1045,14 +878,14 @@
         <w:rPr>
           <w:lang w:val="pl-PL"/>
         </w:rPr>
-        <w:t xml:space="preserve">W przypadku poszukiwania cyklu Eulera czas rośnie stabilnie i liniowo w stosunku do powiększającego się rozmiaru danych. Dla N=1000 poszukiwania na grafie skierowanym kończą </w:t>
+        <w:t xml:space="preserve">W przypadku poszukiwania cyklu Eulera czas rośnie stabilnie i liniowo w stosunku do powiększającego się rozmiaru danych. Dla N=1000 poszukiwania na grafie skierowanym kończą się po ok. 100 ms, a na nieskierowanym po ok. 60 ms. Skoro istnienie cyklu jest gwarantowane generatorem, algorytm sukcesywnie "zdejmuje" kolejne krawędzie z grafu i dodaje do ścieżki. </w:t>
       </w:r>
       <w:r>
         <w:rPr>
           <w:lang w:val="pl-PL"/>
         </w:rPr>
         <w:lastRenderedPageBreak/>
-        <w:t>się po ok. 100 ms, a na nieskierowanym po ok. 60 ms. Skoro istnienie cyklu jest gwarantowane generatorem, algorytm sukcesywnie "zdejmuje" kolejne krawędzie z grafu i dodaje do ścieżki. Dłuższy czas dla grafu skierowanego wynika z narzutu pamięciowego macierzy grafu (konieczność modyfikowania "wskaźników" wielokrotnych list) w porównaniu do prostego zerowania komórek w macierzy sąsiedztwa dla grafu nieskierowanego.</w:t>
+        <w:t>Dłuższy czas dla grafu skierowanego wynika z narzutu pamięciowego macierzy grafu (konieczność modyfikowania "wskaźników" wielokrotnych list) w porównaniu do prostego zerowania komórek w macierzy sąsiedztwa dla grafu nieskierowanego.</w:t>
       </w:r>
     </w:p>
     <w:p>
@@ -1063,11 +896,15 @@
           <w:numId w:val="1"/>
         </w:numPr>
         <w:rPr>
+          <w:b/>
+          <w:bCs/>
           <w:lang w:val="pl-PL"/>
         </w:rPr>
       </w:pPr>
       <w:r>
         <w:rPr>
+          <w:b/>
+          <w:bCs/>
           <w:lang w:val="pl-PL"/>
         </w:rPr>
         <w:t>Wykresy liniowe przedstawiające zależność średniego czasu obliczeń t (oś Y) od liczby wierzchołków n (oś X) dla grafów o średnim nasyceniu (s = 50%), które mogą zawierać lub nie zawierać cykli.</w:t>
@@ -1081,15 +918,19 @@
           <w:numId w:val="1"/>
         </w:numPr>
         <w:rPr>
+          <w:b/>
+          <w:bCs/>
           <w:lang w:val="pl-PL"/>
         </w:rPr>
       </w:pPr>
       <w:r>
         <w:rPr>
+          <w:b/>
+          <w:bCs/>
           <w:noProof/>
         </w:rPr>
         <w:drawing>
-          <wp:anchor distT="0" distB="0" distL="114300" distR="114300" simplePos="0" relativeHeight="251663360" behindDoc="1" locked="0" layoutInCell="1" allowOverlap="1" wp14:anchorId="3F162B34" wp14:editId="091C72C2">
+          <wp:anchor distT="0" distB="0" distL="114300" distR="114300" simplePos="0" relativeHeight="251663360" behindDoc="1" locked="0" layoutInCell="1" allowOverlap="1" wp14:anchorId="3F162B34" wp14:editId="77DF48E0">
             <wp:simplePos x="0" y="0"/>
             <wp:positionH relativeFrom="margin">
               <wp:align>right</wp:align>
@@ -1129,6 +970,8 @@
       </w:r>
       <w:r>
         <w:rPr>
+          <w:b/>
+          <w:bCs/>
           <w:lang w:val="pl-PL"/>
         </w:rPr>
         <w:t>Algorytm DHC</w:t>
@@ -1156,11 +999,15 @@
           <w:numId w:val="1"/>
         </w:numPr>
         <w:rPr>
+          <w:b/>
+          <w:bCs/>
           <w:lang w:val="pl-PL"/>
         </w:rPr>
       </w:pPr>
       <w:r>
         <w:rPr>
+          <w:b/>
+          <w:bCs/>
           <w:noProof/>
         </w:rPr>
         <w:drawing>
@@ -1204,6 +1051,8 @@
       </w:r>
       <w:r>
         <w:rPr>
+          <w:b/>
+          <w:bCs/>
           <w:lang w:val="pl-PL"/>
         </w:rPr>
         <w:t>Algorytm DEC</w:t>
@@ -1230,85 +1079,10 @@
           <w:lang w:val="pl-PL"/>
         </w:rPr>
         <w:lastRenderedPageBreak/>
-        <w:t xml:space="preserve">Na tym wykresie widać drastyczną zmianę względem weryfikacji grafów </w:t>
+        <w:t xml:space="preserve">Na tym wykresie widać drastyczną zmianę względem weryfikacji grafów eulerowskich z punktu 4.1.2. Czas dla grafu nieskierowanego zmalał stukrotnie (z 80 ms na ok. 0,08 ms). W losowym grafie szansa na to, że wszystkie wierzchołki będą miały parzysty stopień, jest znikoma. Dlatego w pierwszej pętli algorytm błyskawicznie napotyka wierzchołek o nieparzystym stopniu, od razu przerywa działanie zwracając "Fałsz" i całkowicie pomija kosztowny krok sprawdzania spójności (BFS). </w:t>
       </w:r>
-      <w:proofErr w:type="spellStart"/>
       <w:r>
-        <w:rPr>
-          <w:lang w:val="pl-PL"/>
-        </w:rPr>
-        <w:t>eulerowskich</w:t>
-      </w:r>
-      <w:proofErr w:type="spellEnd"/>
-      <w:r>
-        <w:rPr>
-          <w:lang w:val="pl-PL"/>
-        </w:rPr>
-        <w:t xml:space="preserve"> z punktu 4.1.2. Czas dla grafu nieskierowanego zmalał stukrotnie (z 80 ms na ok. 0,08 ms). W losowym grafie szansa na to, że wszystkie wierzchołki będą miały parzysty stopień, jest znikoma. Dlatego w pierwszej pętli algorytm błyskawicznie napotyka wierzchołek o nieparzystym stopniu, od razu przerywa działanie zwracając "Fałsz" i całkowicie pomija kosztowny krok sprawdzania spójności (BFS). </w:t>
-      </w:r>
-      <w:proofErr w:type="spellStart"/>
-      <w:r>
-        <w:t>Dzięki</w:t>
-      </w:r>
-      <w:proofErr w:type="spellEnd"/>
-      <w:r>
-        <w:t xml:space="preserve"> </w:t>
-      </w:r>
-      <w:proofErr w:type="spellStart"/>
-      <w:r>
-        <w:t>temu</w:t>
-      </w:r>
-      <w:proofErr w:type="spellEnd"/>
-      <w:r>
-        <w:t xml:space="preserve"> </w:t>
-      </w:r>
-      <w:proofErr w:type="spellStart"/>
-      <w:r>
-        <w:t>algorytm</w:t>
-      </w:r>
-      <w:proofErr w:type="spellEnd"/>
-      <w:r>
-        <w:t xml:space="preserve"> </w:t>
-      </w:r>
-      <w:proofErr w:type="spellStart"/>
-      <w:r>
-        <w:t>odrzuca</w:t>
-      </w:r>
-      <w:proofErr w:type="spellEnd"/>
-      <w:r>
-        <w:t xml:space="preserve"> </w:t>
-      </w:r>
-      <w:proofErr w:type="spellStart"/>
-      <w:r>
-        <w:t>grafy</w:t>
-      </w:r>
-      <w:proofErr w:type="spellEnd"/>
-      <w:r>
-        <w:t xml:space="preserve"> </w:t>
-      </w:r>
-      <w:proofErr w:type="spellStart"/>
-      <w:r>
-        <w:t>losowe</w:t>
-      </w:r>
-      <w:proofErr w:type="spellEnd"/>
-      <w:r>
-        <w:t xml:space="preserve"> w </w:t>
-      </w:r>
-      <w:proofErr w:type="spellStart"/>
-      <w:r>
-        <w:t>ułamku</w:t>
-      </w:r>
-      <w:proofErr w:type="spellEnd"/>
-      <w:r>
-        <w:t xml:space="preserve"> </w:t>
-      </w:r>
-      <w:proofErr w:type="spellStart"/>
-      <w:r>
-        <w:t>milisekundy</w:t>
-      </w:r>
-      <w:proofErr w:type="spellEnd"/>
-      <w:r>
-        <w:t>.</w:t>
+        <w:t>Dzięki temu algorytm odrzuca grafy losowe w ułamku milisekundy.</w:t>
       </w:r>
     </w:p>
     <w:p>
@@ -1319,11 +1093,15 @@
           <w:numId w:val="1"/>
         </w:numPr>
         <w:rPr>
+          <w:b/>
+          <w:bCs/>
           <w:lang w:val="pl-PL"/>
         </w:rPr>
       </w:pPr>
       <w:r>
         <w:rPr>
+          <w:b/>
+          <w:bCs/>
           <w:noProof/>
         </w:rPr>
         <w:drawing>
@@ -1367,6 +1145,8 @@
       </w:r>
       <w:r>
         <w:rPr>
+          <w:b/>
+          <w:bCs/>
           <w:lang w:val="pl-PL"/>
         </w:rPr>
         <w:t>Algorytm SHC</w:t>
@@ -1403,11 +1183,15 @@
           <w:numId w:val="1"/>
         </w:numPr>
         <w:rPr>
+          <w:b/>
+          <w:bCs/>
           <w:lang w:val="pl-PL"/>
         </w:rPr>
       </w:pPr>
       <w:r>
         <w:rPr>
+          <w:b/>
+          <w:bCs/>
           <w:noProof/>
         </w:rPr>
         <w:drawing>
@@ -1451,6 +1235,8 @@
       </w:r>
       <w:r>
         <w:rPr>
+          <w:b/>
+          <w:bCs/>
           <w:lang w:val="pl-PL"/>
         </w:rPr>
         <w:t>Algorytm SEC</w:t>
@@ -1488,40 +1274,18 @@
           <w:numId w:val="1"/>
         </w:numPr>
         <w:rPr>
+          <w:b/>
+          <w:bCs/>
           <w:lang w:val="pl-PL"/>
         </w:rPr>
       </w:pPr>
       <w:r>
         <w:rPr>
+          <w:b/>
+          <w:bCs/>
           <w:lang w:val="pl-PL"/>
         </w:rPr>
-        <w:t>Wykresy powierzchniowe 3D t=f(</w:t>
-      </w:r>
-      <w:proofErr w:type="spellStart"/>
-      <w:r>
-        <w:rPr>
-          <w:lang w:val="pl-PL"/>
-        </w:rPr>
-        <w:t>n,s</w:t>
-      </w:r>
-      <w:proofErr w:type="spellEnd"/>
-      <w:r>
-        <w:rPr>
-          <w:lang w:val="pl-PL"/>
-        </w:rPr>
-        <w:t>) zależności czasu obliczeń t od liczby n wierzchołków w grafie</w:t>
-      </w:r>
-      <w:r>
-        <w:rPr>
-          <w:lang w:val="pl-PL"/>
-        </w:rPr>
-        <w:t xml:space="preserve"> </w:t>
-      </w:r>
-      <w:r>
-        <w:rPr>
-          <w:lang w:val="pl-PL"/>
-        </w:rPr>
-        <w:t>i nasycenia s.</w:t>
+        <w:t>Wykresy powierzchniowe 3D t=f(n,s) zależności czasu obliczeń t od liczby n wierzchołków w grafie i nasycenia s.</w:t>
       </w:r>
     </w:p>
     <w:p>
@@ -1532,11 +1296,15 @@
           <w:numId w:val="1"/>
         </w:numPr>
         <w:rPr>
+          <w:b/>
+          <w:bCs/>
           <w:lang w:val="pl-PL"/>
         </w:rPr>
       </w:pPr>
       <w:r>
         <w:rPr>
+          <w:b/>
+          <w:bCs/>
           <w:lang w:val="pl-PL"/>
         </w:rPr>
         <w:t>Algorytm SEC</w:t>
@@ -1550,29 +1318,33 @@
           <w:numId w:val="1"/>
         </w:numPr>
         <w:rPr>
+          <w:b/>
+          <w:bCs/>
           <w:lang w:val="pl-PL"/>
         </w:rPr>
       </w:pPr>
       <w:r>
         <w:rPr>
+          <w:b/>
+          <w:bCs/>
           <w:noProof/>
         </w:rPr>
         <w:drawing>
-          <wp:anchor distT="0" distB="0" distL="114300" distR="114300" simplePos="0" relativeHeight="251667456" behindDoc="1" locked="0" layoutInCell="1" allowOverlap="1" wp14:anchorId="2761F7AF" wp14:editId="61BFD04D">
+          <wp:anchor distT="0" distB="0" distL="114300" distR="114300" simplePos="0" relativeHeight="251667456" behindDoc="1" locked="0" layoutInCell="1" allowOverlap="1" wp14:anchorId="2761F7AF" wp14:editId="236706A1">
             <wp:simplePos x="0" y="0"/>
             <wp:positionH relativeFrom="margin">
               <wp:posOffset>-635</wp:posOffset>
             </wp:positionH>
             <wp:positionV relativeFrom="paragraph">
-              <wp:posOffset>267335</wp:posOffset>
+              <wp:posOffset>221615</wp:posOffset>
             </wp:positionV>
-            <wp:extent cx="5753100" cy="3082290"/>
+            <wp:extent cx="5753100" cy="2682240"/>
             <wp:effectExtent l="0" t="0" r="0" b="3810"/>
             <wp:wrapTight wrapText="bothSides">
               <wp:wrapPolygon edited="0">
                 <wp:start x="0" y="0"/>
-                <wp:lineTo x="0" y="21493"/>
-                <wp:lineTo x="21528" y="21493"/>
+                <wp:lineTo x="0" y="21477"/>
+                <wp:lineTo x="21528" y="21477"/>
                 <wp:lineTo x="21528" y="0"/>
                 <wp:lineTo x="0" y="0"/>
               </wp:wrapPolygon>
@@ -1593,22 +1365,20 @@
             <wp14:sizeRelH relativeFrom="margin">
               <wp14:pctWidth>0</wp14:pctWidth>
             </wp14:sizeRelH>
+            <wp14:sizeRelV relativeFrom="margin">
+              <wp14:pctHeight>0</wp14:pctHeight>
+            </wp14:sizeRelV>
           </wp:anchor>
         </w:drawing>
       </w:r>
       <w:r>
         <w:rPr>
+          <w:b/>
+          <w:bCs/>
           <w:lang w:val="pl-PL"/>
         </w:rPr>
         <w:t>Graf nieskierowany</w:t>
       </w:r>
-    </w:p>
-    <w:p>
-      <w:pPr>
-        <w:rPr>
-          <w:lang w:val="pl-PL"/>
-        </w:rPr>
-      </w:pPr>
     </w:p>
     <w:p>
       <w:pPr>
@@ -1637,39 +1407,24 @@
       </w:pPr>
       <w:r>
         <w:rPr>
-          <w:lang w:val="pl-PL"/>
-        </w:rPr>
-        <w:t>Graf skierowany</w:t>
-      </w:r>
-    </w:p>
-    <w:p>
-      <w:pPr>
-        <w:jc w:val="both"/>
-        <w:rPr>
-          <w:lang w:val="pl-PL"/>
-        </w:rPr>
-      </w:pPr>
-      <w:r>
-        <w:rPr>
           <w:noProof/>
         </w:rPr>
-        <w:lastRenderedPageBreak/>
         <w:drawing>
-          <wp:anchor distT="0" distB="0" distL="114300" distR="114300" simplePos="0" relativeHeight="251668480" behindDoc="1" locked="0" layoutInCell="1" allowOverlap="1" wp14:anchorId="0A9723DD" wp14:editId="1D3E87ED">
+          <wp:anchor distT="0" distB="0" distL="114300" distR="114300" simplePos="0" relativeHeight="251668480" behindDoc="1" locked="0" layoutInCell="1" allowOverlap="1" wp14:anchorId="0A9723DD" wp14:editId="1AE59E67">
             <wp:simplePos x="0" y="0"/>
             <wp:positionH relativeFrom="margin">
               <wp:align>right</wp:align>
             </wp:positionH>
             <wp:positionV relativeFrom="paragraph">
-              <wp:posOffset>0</wp:posOffset>
+              <wp:posOffset>199390</wp:posOffset>
             </wp:positionV>
-            <wp:extent cx="5745480" cy="3310890"/>
-            <wp:effectExtent l="0" t="0" r="7620" b="3810"/>
+            <wp:extent cx="5745480" cy="2514600"/>
+            <wp:effectExtent l="0" t="0" r="7620" b="0"/>
             <wp:wrapTight wrapText="bothSides">
               <wp:wrapPolygon edited="0">
                 <wp:start x="0" y="0"/>
-                <wp:lineTo x="0" y="21501"/>
-                <wp:lineTo x="21557" y="21501"/>
+                <wp:lineTo x="0" y="21436"/>
+                <wp:lineTo x="21557" y="21436"/>
                 <wp:lineTo x="21557" y="0"/>
                 <wp:lineTo x="0" y="0"/>
               </wp:wrapPolygon>
@@ -1690,6 +1445,9 @@
             <wp14:sizeRelH relativeFrom="margin">
               <wp14:pctWidth>0</wp14:pctWidth>
             </wp14:sizeRelH>
+            <wp14:sizeRelV relativeFrom="margin">
+              <wp14:pctHeight>0</wp14:pctHeight>
+            </wp14:sizeRelV>
           </wp:anchor>
         </w:drawing>
       </w:r>
@@ -1697,6 +1455,21 @@
         <w:rPr>
           <w:lang w:val="pl-PL"/>
         </w:rPr>
+        <w:t>Graf skierowany</w:t>
+      </w:r>
+    </w:p>
+    <w:p>
+      <w:pPr>
+        <w:jc w:val="both"/>
+        <w:rPr>
+          <w:lang w:val="pl-PL"/>
+        </w:rPr>
+      </w:pPr>
+      <w:r>
+        <w:rPr>
+          <w:lang w:val="pl-PL"/>
+        </w:rPr>
+        <w:lastRenderedPageBreak/>
         <w:t>Powierzchnia 3D dla grafu skierowanego (opartego na macierzy grafu) ukazuje analogiczny trend rosnący względem N i S. Płaszczyzna jest tutaj nieco bardziej pofalowana – dostrzegamy gwałtowne wzniesienia przy nasyceniu 60% i 90%. Nieregularności te w dużej mierze wynikają z kosztów operowania na listach zagnieżdżonych w reprezentacji macierzy grafu (odpinanie wskaźników następników po "wejściu" w krawędź łuku), co przy określonych, gęstych układach staje się zauważalnie bardziej czasochłonne niż w prostych strukturach nieskierowanych.</w:t>
       </w:r>
     </w:p>
@@ -1708,11 +1481,15 @@
           <w:numId w:val="1"/>
         </w:numPr>
         <w:rPr>
+          <w:b/>
+          <w:bCs/>
           <w:lang w:val="pl-PL"/>
         </w:rPr>
       </w:pPr>
       <w:r>
         <w:rPr>
+          <w:b/>
+          <w:bCs/>
           <w:lang w:val="pl-PL"/>
         </w:rPr>
         <w:t>Algorytm SHC</w:t>
@@ -1726,15 +1503,19 @@
           <w:numId w:val="1"/>
         </w:numPr>
         <w:rPr>
+          <w:b/>
+          <w:bCs/>
           <w:lang w:val="pl-PL"/>
         </w:rPr>
       </w:pPr>
       <w:r>
         <w:rPr>
+          <w:b/>
+          <w:bCs/>
           <w:noProof/>
         </w:rPr>
         <w:drawing>
-          <wp:anchor distT="0" distB="0" distL="114300" distR="114300" simplePos="0" relativeHeight="251669504" behindDoc="1" locked="0" layoutInCell="1" allowOverlap="1" wp14:anchorId="0BF335B7" wp14:editId="49401B74">
+          <wp:anchor distT="0" distB="0" distL="114300" distR="114300" simplePos="0" relativeHeight="251669504" behindDoc="1" locked="0" layoutInCell="1" allowOverlap="1" wp14:anchorId="0BF335B7" wp14:editId="2CC1A87C">
             <wp:simplePos x="0" y="0"/>
             <wp:positionH relativeFrom="margin">
               <wp:align>right</wp:align>
@@ -1742,13 +1523,13 @@
             <wp:positionV relativeFrom="paragraph">
               <wp:posOffset>182245</wp:posOffset>
             </wp:positionV>
-            <wp:extent cx="5753100" cy="2743200"/>
-            <wp:effectExtent l="0" t="0" r="0" b="0"/>
+            <wp:extent cx="5753100" cy="2575560"/>
+            <wp:effectExtent l="0" t="0" r="0" b="15240"/>
             <wp:wrapTight wrapText="bothSides">
               <wp:wrapPolygon edited="0">
                 <wp:start x="0" y="0"/>
-                <wp:lineTo x="0" y="21450"/>
-                <wp:lineTo x="21528" y="21450"/>
+                <wp:lineTo x="0" y="21568"/>
+                <wp:lineTo x="21528" y="21568"/>
                 <wp:lineTo x="21528" y="0"/>
                 <wp:lineTo x="0" y="0"/>
               </wp:wrapPolygon>
@@ -1769,11 +1550,16 @@
             <wp14:sizeRelH relativeFrom="margin">
               <wp14:pctWidth>0</wp14:pctWidth>
             </wp14:sizeRelH>
+            <wp14:sizeRelV relativeFrom="margin">
+              <wp14:pctHeight>0</wp14:pctHeight>
+            </wp14:sizeRelV>
           </wp:anchor>
         </w:drawing>
       </w:r>
       <w:r>
         <w:rPr>
+          <w:b/>
+          <w:bCs/>
           <w:lang w:val="pl-PL"/>
         </w:rPr>
         <w:t>Graf nieskierowany</w:t>
@@ -1781,15 +1567,6 @@
     </w:p>
     <w:p>
       <w:pPr>
-        <w:pStyle w:val="Akapitzlist"/>
-        <w:ind w:left="1728"/>
-        <w:rPr>
-          <w:lang w:val="pl-PL"/>
-        </w:rPr>
-      </w:pPr>
-    </w:p>
-    <w:p>
-      <w:pPr>
         <w:jc w:val="both"/>
         <w:rPr>
           <w:lang w:val="pl-PL"/>
@@ -1799,28 +1576,7 @@
         <w:rPr>
           <w:lang w:val="pl-PL"/>
         </w:rPr>
-        <w:t xml:space="preserve">Wykres prezentuje niezwykle ciekawe zachowanie </w:t>
-      </w:r>
-      <w:proofErr w:type="spellStart"/>
-      <w:r>
-        <w:rPr>
-          <w:lang w:val="pl-PL"/>
-        </w:rPr>
-        <w:t>backtrackingu</w:t>
-      </w:r>
-      <w:proofErr w:type="spellEnd"/>
-      <w:r>
-        <w:rPr>
-          <w:lang w:val="pl-PL"/>
-        </w:rPr>
-        <w:t xml:space="preserve"> w problemach NP-trudnych. Płaszczyzna jest niemal całkowicie płaska (czas bliski zera) dla większości parametrów, jednak w okolicach wysokiego nasycenia (70-90%) dla największego rozmiaru N=28 pojawia się gwałtowny, stromy "kolec" (wzrost czasu do ponad 200 ms). Udowadnia to występowanie lokalnych "eksplozji </w:t>
-      </w:r>
-      <w:r>
-        <w:rPr>
-          <w:lang w:val="pl-PL"/>
-        </w:rPr>
-        <w:lastRenderedPageBreak/>
-        <w:t>kombinatorycznych". W zdecydowanej większości przypadków DFS błyskawicznie "zgaduje" dobrą ścieżkę, ale dla konkretnych, losowo wygenerowanych w tej próbie układów krawędzi, algorytm zapętlał się w fałszywych rozgałęzieniach, wykonując setki tysięcy cofnięć.</w:t>
+        <w:t>Wykres prezentuje niezwykle ciekawe zachowanie backtrackingu w problemach NP-trudnych. Płaszczyzna jest niemal całkowicie płaska (czas bliski zera) dla większości parametrów, jednak w okolicach wysokiego nasycenia (70-90%) dla największego rozmiaru N=28 pojawia się gwałtowny, stromy "kolec" (wzrost czasu do ponad 200 ms). Udowadnia to występowanie lokalnych "eksplozji kombinatorycznych". W zdecydowanej większości przypadków DFS błyskawicznie "zgaduje" dobrą ścieżkę, ale dla konkretnych, losowo wygenerowanych w tej próbie układów krawędzi, algorytm zapętlał się w fałszywych rozgałęzieniach, wykonując setki tysięcy cofnięć.</w:t>
       </w:r>
     </w:p>
     <w:p>
@@ -1839,11 +1595,15 @@
           <w:numId w:val="1"/>
         </w:numPr>
         <w:rPr>
+          <w:b/>
+          <w:bCs/>
           <w:lang w:val="pl-PL"/>
         </w:rPr>
       </w:pPr>
       <w:r>
         <w:rPr>
+          <w:b/>
+          <w:bCs/>
           <w:noProof/>
         </w:rPr>
         <w:drawing>
@@ -1887,6 +1647,8 @@
       </w:r>
       <w:r>
         <w:rPr>
+          <w:b/>
+          <w:bCs/>
           <w:lang w:val="pl-PL"/>
         </w:rPr>
         <w:t>Graf skierowany</w:t>
@@ -1914,6 +1676,7 @@
         <w:rPr>
           <w:lang w:val="pl-PL"/>
         </w:rPr>
+        <w:lastRenderedPageBreak/>
         <w:t>Powierzchnia dla problemu Hamiltona na grafach skierowanych w 100% potwierdza losową naturę heurystyki z powracaniem. Na płaskim wykresie wyrasta samotny, bardzo wysoki szczyt w środku badanego zakresu (dla N=24 i S=70%). Ten nagły wzrost opóźnienia potwierdza, że dla problemu Hamiltona, w przeciwieństwie do Eulera, czas działania nie rośnie stabilnie i proporcjonalnie. Zależy on w głównej mierze od topologii konkretnej instancji grafu – pojedynczy, wyjątkowo złośliwy układ skierowanych łuków może "uwięzić" algorytm DFS, zmuszając go do drastycznie dłuższego poszukiwania rozwiązania.</w:t>
       </w:r>
     </w:p>
@@ -1936,11 +1699,15 @@
         </w:numPr>
         <w:jc w:val="both"/>
         <w:rPr>
+          <w:b/>
+          <w:bCs/>
           <w:lang w:val="pl-PL"/>
         </w:rPr>
       </w:pPr>
       <w:r>
         <w:rPr>
+          <w:b/>
+          <w:bCs/>
           <w:lang w:val="pl-PL"/>
         </w:rPr>
         <w:t>Analiza wyników eksperymentów obliczeniowych:</w:t>
@@ -1955,40 +1722,18 @@
         </w:numPr>
         <w:jc w:val="both"/>
         <w:rPr>
+          <w:b/>
+          <w:bCs/>
           <w:lang w:val="pl-PL"/>
         </w:rPr>
       </w:pPr>
       <w:r>
         <w:rPr>
+          <w:b/>
+          <w:bCs/>
           <w:lang w:val="pl-PL"/>
         </w:rPr>
-        <w:t>Jak różni się liczba backtracków w obu problemach? Dlaczego zastosowanie tej samej techniki</w:t>
-      </w:r>
-      <w:r>
-        <w:rPr>
-          <w:lang w:val="pl-PL"/>
-        </w:rPr>
-        <w:t xml:space="preserve"> </w:t>
-      </w:r>
-      <w:r>
-        <w:rPr>
-          <w:lang w:val="pl-PL"/>
-        </w:rPr>
-        <w:t>(</w:t>
-      </w:r>
-      <w:proofErr w:type="spellStart"/>
-      <w:r>
-        <w:rPr>
-          <w:lang w:val="pl-PL"/>
-        </w:rPr>
-        <w:t>backtracking</w:t>
-      </w:r>
-      <w:proofErr w:type="spellEnd"/>
-      <w:r>
-        <w:rPr>
-          <w:lang w:val="pl-PL"/>
-        </w:rPr>
-        <w:t>) prowadzi do tak różnych wyników dla problemu Eulera i Hamiltona?</w:t>
+        <w:t>Jak różni się liczba backtracków w obu problemach? Dlaczego zastosowanie tej samej techniki (backtracking) prowadzi do tak różnych wyników dla problemu Eulera i Hamiltona?</w:t>
       </w:r>
     </w:p>
     <w:p>
@@ -2090,10 +1835,633 @@
     </w:p>
     <w:p>
       <w:pPr>
-        <w:ind w:left="720"/>
+        <w:pStyle w:val="Akapitzlist"/>
+        <w:numPr>
+          <w:ilvl w:val="1"/>
+          <w:numId w:val="1"/>
+        </w:numPr>
         <w:jc w:val="both"/>
         <w:rPr>
+          <w:b/>
+          <w:bCs/>
           <w:lang w:val="pl-PL"/>
+        </w:rPr>
+      </w:pPr>
+      <w:r>
+        <w:rPr>
+          <w:b/>
+          <w:bCs/>
+          <w:lang w:val="pl-PL"/>
+        </w:rPr>
+        <w:t xml:space="preserve">Jak zmienia się czas działania wraz ze wzrostem </w:t>
+      </w:r>
+      <w:r>
+        <w:rPr>
+          <w:rFonts w:ascii="Cambria Math" w:hAnsi="Cambria Math" w:cs="Cambria Math"/>
+          <w:b/>
+          <w:bCs/>
+          <w:lang w:val="pl-PL"/>
+        </w:rPr>
+        <w:t>𝑛</w:t>
+      </w:r>
+      <w:r>
+        <w:rPr>
+          <w:b/>
+          <w:bCs/>
+          <w:lang w:val="pl-PL"/>
+        </w:rPr>
+        <w:t>?</w:t>
+      </w:r>
+    </w:p>
+    <w:p>
+      <w:pPr>
+        <w:pStyle w:val="NormalnyWeb"/>
+        <w:ind w:left="360"/>
+        <w:rPr>
+          <w:rFonts w:cs="Arial"/>
+        </w:rPr>
+      </w:pPr>
+      <w:r>
+        <w:rPr>
+          <w:rFonts w:asciiTheme="minorHAnsi" w:hAnsiTheme="minorHAnsi" w:cs="Arial"/>
+          <w:b/>
+          <w:bCs/>
+          <w:sz w:val="22"/>
+          <w:szCs w:val="22"/>
+        </w:rPr>
+        <w:t>Euler:</w:t>
+      </w:r>
+      <w:r>
+        <w:rPr>
+          <w:rFonts w:asciiTheme="minorHAnsi" w:hAnsiTheme="minorHAnsi" w:cs="Arial"/>
+          <w:sz w:val="22"/>
+          <w:szCs w:val="22"/>
+        </w:rPr>
+        <w:t xml:space="preserve"> Czas działania rośnie </w:t>
+      </w:r>
+      <w:r>
+        <w:rPr>
+          <w:rFonts w:asciiTheme="minorHAnsi" w:hAnsiTheme="minorHAnsi" w:cs="Arial"/>
+          <w:b/>
+          <w:bCs/>
+          <w:sz w:val="22"/>
+          <w:szCs w:val="22"/>
+        </w:rPr>
+        <w:t>wielomianowo</w:t>
+      </w:r>
+      <w:r>
+        <w:rPr>
+          <w:rFonts w:asciiTheme="minorHAnsi" w:hAnsiTheme="minorHAnsi" w:cs="Arial"/>
+          <w:sz w:val="22"/>
+          <w:szCs w:val="22"/>
+        </w:rPr>
+        <w:t xml:space="preserve"> (liniowo lub kwadratowo, np. </w:t>
+      </w:r>
+      <w:r>
+        <w:rPr>
+          <w:rStyle w:val="math-inline"/>
+          <w:rFonts w:asciiTheme="minorHAnsi" w:hAnsiTheme="minorHAnsi" w:cs="Arial"/>
+          <w:sz w:val="22"/>
+          <w:szCs w:val="22"/>
+        </w:rPr>
+        <w:t>O(V+E)</w:t>
+      </w:r>
+      <w:r>
+        <w:rPr>
+          <w:rFonts w:asciiTheme="minorHAnsi" w:hAnsiTheme="minorHAnsi" w:cs="Arial"/>
+          <w:sz w:val="22"/>
+          <w:szCs w:val="22"/>
+        </w:rPr>
+        <w:t xml:space="preserve"> lub </w:t>
+      </w:r>
+      <w:r>
+        <w:rPr>
+          <w:rStyle w:val="math-inline"/>
+          <w:rFonts w:asciiTheme="minorHAnsi" w:hAnsiTheme="minorHAnsi" w:cs="Arial"/>
+          <w:sz w:val="22"/>
+          <w:szCs w:val="22"/>
+        </w:rPr>
+        <w:t>O(V</w:t>
+      </w:r>
+      <w:r>
+        <w:rPr>
+          <w:rStyle w:val="math-inline"/>
+          <w:rFonts w:asciiTheme="minorHAnsi" w:hAnsiTheme="minorHAnsi" w:cs="Arial"/>
+          <w:sz w:val="22"/>
+          <w:szCs w:val="22"/>
+          <w:vertAlign w:val="superscript"/>
+        </w:rPr>
+        <w:t>2</w:t>
+      </w:r>
+      <w:r>
+        <w:rPr>
+          <w:rStyle w:val="math-inline"/>
+          <w:rFonts w:asciiTheme="minorHAnsi" w:hAnsiTheme="minorHAnsi" w:cs="Arial"/>
+          <w:sz w:val="22"/>
+          <w:szCs w:val="22"/>
+        </w:rPr>
+        <w:t>)</w:t>
+      </w:r>
+      <w:r>
+        <w:rPr>
+          <w:rFonts w:asciiTheme="minorHAnsi" w:hAnsiTheme="minorHAnsi" w:cs="Arial"/>
+          <w:sz w:val="22"/>
+          <w:szCs w:val="22"/>
+        </w:rPr>
+        <w:t xml:space="preserve">, zależnie od implementacji). Wzrost jest łagodny – podwojenie liczby wierzchołków </w:t>
+      </w:r>
+      <w:r>
+        <w:rPr>
+          <w:rStyle w:val="math-inline"/>
+          <w:rFonts w:asciiTheme="minorHAnsi" w:hAnsiTheme="minorHAnsi" w:cs="Arial"/>
+          <w:sz w:val="22"/>
+          <w:szCs w:val="22"/>
+        </w:rPr>
+        <w:t>n</w:t>
+      </w:r>
+      <w:r>
+        <w:rPr>
+          <w:rFonts w:asciiTheme="minorHAnsi" w:hAnsiTheme="minorHAnsi" w:cs="Arial"/>
+          <w:sz w:val="22"/>
+          <w:szCs w:val="22"/>
+        </w:rPr>
+        <w:t xml:space="preserve"> spowoduje zaledwie kilkukrotny wzrost czasu.</w:t>
+      </w:r>
+      <w:r>
+        <w:rPr>
+          <w:rFonts w:asciiTheme="minorHAnsi" w:hAnsiTheme="minorHAnsi" w:cs="Arial"/>
+          <w:sz w:val="22"/>
+          <w:szCs w:val="22"/>
+        </w:rPr>
+        <w:t xml:space="preserve"> </w:t>
+      </w:r>
+      <w:r>
+        <w:rPr>
+          <w:rFonts w:asciiTheme="minorHAnsi" w:hAnsiTheme="minorHAnsi" w:cs="Arial"/>
+          <w:sz w:val="22"/>
+          <w:szCs w:val="22"/>
+        </w:rPr>
+        <w:t>Jednakże w tej implementacji złożoność ta wynosi O(n</w:t>
+      </w:r>
+      <w:r>
+        <w:rPr>
+          <w:rFonts w:asciiTheme="minorHAnsi" w:hAnsiTheme="minorHAnsi" w:cs="Arial"/>
+          <w:sz w:val="22"/>
+          <w:szCs w:val="22"/>
+          <w:vertAlign w:val="superscript"/>
+        </w:rPr>
+        <w:t>2</w:t>
+      </w:r>
+      <w:r>
+        <w:rPr>
+          <w:rFonts w:asciiTheme="minorHAnsi" w:hAnsiTheme="minorHAnsi" w:cs="Arial"/>
+          <w:sz w:val="22"/>
+          <w:szCs w:val="22"/>
+        </w:rPr>
+        <w:t>). Wynika to bezpośrednio z wymogów zadania i narzuconej reprezentacji grafu – ponieważ algorytm operuje na macierzy sąsiedztwa/grafu, przy każdym kroku przeszukiwania w głąb musi on iterować po n elementach wiersza macierzy, aby odnaleźć dostępne krawędzie. Mimo to, czas ten wciąż rośnie wielomianowo, co potwierdziły eksperymenty (czasy rzędu ułamków milisekund nawet dla większych grafów).</w:t>
+      </w:r>
+    </w:p>
+    <w:p>
+      <w:pPr>
+        <w:pStyle w:val="NormalnyWeb"/>
+        <w:spacing w:before="0" w:beforeAutospacing="0"/>
+        <w:ind w:left="360"/>
+        <w:rPr>
+          <w:rFonts w:asciiTheme="minorHAnsi" w:hAnsiTheme="minorHAnsi" w:cs="Arial"/>
+          <w:sz w:val="22"/>
+          <w:szCs w:val="22"/>
+        </w:rPr>
+      </w:pPr>
+      <w:r>
+        <w:rPr>
+          <w:rFonts w:asciiTheme="minorHAnsi" w:hAnsiTheme="minorHAnsi" w:cs="Arial"/>
+          <w:b/>
+          <w:bCs/>
+          <w:sz w:val="22"/>
+          <w:szCs w:val="22"/>
+        </w:rPr>
+        <w:t>Hamilton:</w:t>
+      </w:r>
+      <w:r>
+        <w:rPr>
+          <w:rFonts w:asciiTheme="minorHAnsi" w:hAnsiTheme="minorHAnsi" w:cs="Arial"/>
+          <w:sz w:val="22"/>
+          <w:szCs w:val="22"/>
+        </w:rPr>
+        <w:t xml:space="preserve"> Czas działania rośnie </w:t>
+      </w:r>
+      <w:r>
+        <w:rPr>
+          <w:rFonts w:asciiTheme="minorHAnsi" w:hAnsiTheme="minorHAnsi" w:cs="Arial"/>
+          <w:b/>
+          <w:bCs/>
+          <w:sz w:val="22"/>
+          <w:szCs w:val="22"/>
+        </w:rPr>
+        <w:t>wykładniczo/silniowo</w:t>
+      </w:r>
+      <w:r>
+        <w:rPr>
+          <w:rFonts w:asciiTheme="minorHAnsi" w:hAnsiTheme="minorHAnsi" w:cs="Arial"/>
+          <w:sz w:val="22"/>
+          <w:szCs w:val="22"/>
+        </w:rPr>
+        <w:t xml:space="preserve"> (w najgorszym razie </w:t>
+      </w:r>
+      <w:r>
+        <w:rPr>
+          <w:rStyle w:val="math-inline"/>
+          <w:rFonts w:asciiTheme="minorHAnsi" w:hAnsiTheme="minorHAnsi" w:cs="Arial"/>
+          <w:sz w:val="22"/>
+          <w:szCs w:val="22"/>
+        </w:rPr>
+        <w:t>O(n!)</w:t>
+      </w:r>
+      <w:r>
+        <w:rPr>
+          <w:rFonts w:asciiTheme="minorHAnsi" w:hAnsiTheme="minorHAnsi" w:cs="Arial"/>
+          <w:sz w:val="22"/>
+          <w:szCs w:val="22"/>
+        </w:rPr>
+        <w:t xml:space="preserve">). Podwojenie liczby </w:t>
+      </w:r>
+      <w:r>
+        <w:rPr>
+          <w:rStyle w:val="math-inline"/>
+          <w:rFonts w:asciiTheme="minorHAnsi" w:hAnsiTheme="minorHAnsi" w:cs="Arial"/>
+          <w:sz w:val="22"/>
+          <w:szCs w:val="22"/>
+        </w:rPr>
+        <w:t>n</w:t>
+      </w:r>
+      <w:r>
+        <w:rPr>
+          <w:rFonts w:asciiTheme="minorHAnsi" w:hAnsiTheme="minorHAnsi" w:cs="Arial"/>
+          <w:sz w:val="22"/>
+          <w:szCs w:val="22"/>
+        </w:rPr>
+        <w:t xml:space="preserve"> (np. z 10 na 20) sprawi, że czas wykonania skoczy z milisekund do lat</w:t>
+      </w:r>
+      <w:r>
+        <w:rPr>
+          <w:rFonts w:asciiTheme="minorHAnsi" w:hAnsiTheme="minorHAnsi" w:cs="Arial"/>
+          <w:sz w:val="22"/>
+          <w:szCs w:val="22"/>
+        </w:rPr>
+        <w:t>.</w:t>
+      </w:r>
+    </w:p>
+    <w:p>
+      <w:pPr>
+        <w:pStyle w:val="Akapitzlist"/>
+        <w:numPr>
+          <w:ilvl w:val="1"/>
+          <w:numId w:val="1"/>
+        </w:numPr>
+        <w:jc w:val="both"/>
+        <w:rPr>
+          <w:b/>
+          <w:bCs/>
+          <w:lang w:val="pl-PL"/>
+        </w:rPr>
+      </w:pPr>
+      <w:r>
+        <w:rPr>
+          <w:b/>
+          <w:bCs/>
+          <w:lang w:val="pl-PL"/>
+        </w:rPr>
+        <w:t>Jak zmiana nasycenia grafu wpływa na liczbę operacji cofania w algorytmie SHC? Czy łatwiej znaleźć cykl Hamiltona w grafie rzadkim czy gęstym?</w:t>
+      </w:r>
+    </w:p>
+    <w:p>
+      <w:pPr>
+        <w:ind w:left="360"/>
+        <w:jc w:val="both"/>
+        <w:rPr>
+          <w:lang w:val="pl-PL"/>
+        </w:rPr>
+      </w:pPr>
+      <w:r>
+        <w:rPr>
+          <w:lang w:val="pl-PL"/>
+        </w:rPr>
+        <w:t xml:space="preserve">Zdecydowanie </w:t>
+      </w:r>
+      <w:r>
+        <w:rPr>
+          <w:b/>
+          <w:bCs/>
+          <w:lang w:val="pl-PL"/>
+        </w:rPr>
+        <w:t>łatwiej znaleźć cykl Hamiltona w grafie gęstym</w:t>
+      </w:r>
+      <w:r>
+        <w:rPr>
+          <w:lang w:val="pl-PL"/>
+        </w:rPr>
+        <w:t>.</w:t>
+      </w:r>
+    </w:p>
+    <w:p>
+      <w:pPr>
+        <w:numPr>
+          <w:ilvl w:val="0"/>
+          <w:numId w:val="2"/>
+        </w:numPr>
+        <w:jc w:val="both"/>
+        <w:rPr>
+          <w:lang w:val="pl-PL"/>
+        </w:rPr>
+      </w:pPr>
+      <w:r>
+        <w:rPr>
+          <w:lang w:val="pl-PL"/>
+        </w:rPr>
+        <w:t>W grafach o dużym nasyceniu (bliskich grafom pełnym) istnieje tak wiele alternatywnych ścieżek, że algorytm DFS bardzo szybko "wstrzeliwuje się" w poprawną trasę. Liczba backtracków jest wtedy bardzo mała.</w:t>
+      </w:r>
+    </w:p>
+    <w:p>
+      <w:pPr>
+        <w:numPr>
+          <w:ilvl w:val="0"/>
+          <w:numId w:val="2"/>
+        </w:numPr>
+        <w:jc w:val="both"/>
+        <w:rPr>
+          <w:lang w:val="pl-PL"/>
+        </w:rPr>
+      </w:pPr>
+      <w:r>
+        <w:rPr>
+          <w:lang w:val="pl-PL"/>
+        </w:rPr>
+        <w:t xml:space="preserve">W grafach </w:t>
+      </w:r>
+      <w:r>
+        <w:rPr>
+          <w:b/>
+          <w:bCs/>
+          <w:lang w:val="pl-PL"/>
+        </w:rPr>
+        <w:t>bardzo rzadkich</w:t>
+      </w:r>
+      <w:r>
+        <w:rPr>
+          <w:lang w:val="pl-PL"/>
+        </w:rPr>
+        <w:t xml:space="preserve"> algorytm też działa szybko, bo szybko "odbija się od ściany" (szybko udowadnia, że cyklu nie ma, np. trafiając na wierzchołek o stopniu 1).</w:t>
+      </w:r>
+    </w:p>
+    <w:p>
+      <w:pPr>
+        <w:numPr>
+          <w:ilvl w:val="0"/>
+          <w:numId w:val="2"/>
+        </w:numPr>
+        <w:jc w:val="both"/>
+        <w:rPr>
+          <w:lang w:val="pl-PL"/>
+        </w:rPr>
+      </w:pPr>
+      <w:r>
+        <w:rPr>
+          <w:b/>
+          <w:bCs/>
+          <w:lang w:val="pl-PL"/>
+        </w:rPr>
+        <w:lastRenderedPageBreak/>
+        <w:t>Najgorsze są grafy o średnim nasyceniu</w:t>
+      </w:r>
+      <w:r>
+        <w:rPr>
+          <w:lang w:val="pl-PL"/>
+        </w:rPr>
+        <w:t xml:space="preserve">. Algorytm ma wystarczająco dużo ścieżek, by błądzić godzinami w potężnym drzewie przeszukiwań, ale wystarczająco mało, by łatwo znalezienie cyklu nie było </w:t>
+      </w:r>
+      <w:r>
+        <w:rPr>
+          <w:lang w:val="pl-PL"/>
+        </w:rPr>
+        <w:t>proste</w:t>
+      </w:r>
+      <w:r>
+        <w:rPr>
+          <w:lang w:val="pl-PL"/>
+        </w:rPr>
+        <w:t xml:space="preserve">. Wtedy liczba backtracków </w:t>
+      </w:r>
+      <w:r>
+        <w:rPr>
+          <w:lang w:val="pl-PL"/>
+        </w:rPr>
+        <w:t>rośnie do gigantycznych rozmiarów</w:t>
+      </w:r>
+      <w:r>
+        <w:rPr>
+          <w:lang w:val="pl-PL"/>
+        </w:rPr>
+        <w:t>.</w:t>
+      </w:r>
+    </w:p>
+    <w:p>
+      <w:pPr>
+        <w:pStyle w:val="Akapitzlist"/>
+        <w:numPr>
+          <w:ilvl w:val="1"/>
+          <w:numId w:val="1"/>
+        </w:numPr>
+        <w:jc w:val="both"/>
+        <w:rPr>
+          <w:b/>
+          <w:bCs/>
+          <w:lang w:val="pl-PL"/>
+        </w:rPr>
+      </w:pPr>
+      <w:r>
+        <w:rPr>
+          <w:b/>
+          <w:bCs/>
+          <w:lang w:val="pl-PL"/>
+        </w:rPr>
+        <w:t>Dla jakich typów grafów (lub parametrów n, s) algorytmy z powracaniem wykazywały największe odchylenie standardowe czasu obliczeń?</w:t>
+      </w:r>
+    </w:p>
+    <w:p>
+      <w:pPr>
+        <w:ind w:left="360"/>
+        <w:jc w:val="both"/>
+        <w:rPr>
+          <w:lang w:val="pl-PL"/>
+        </w:rPr>
+      </w:pPr>
+      <w:r>
+        <w:rPr>
+          <w:lang w:val="pl-PL"/>
+        </w:rPr>
+        <w:t xml:space="preserve">Największe odchylenie standardowe czasu obliczeń występuje w algorytmie </w:t>
+      </w:r>
+      <w:r>
+        <w:rPr>
+          <w:b/>
+          <w:bCs/>
+          <w:lang w:val="pl-PL"/>
+        </w:rPr>
+        <w:t>SHC dla grafów o średnim nasyceniu</w:t>
+      </w:r>
+      <w:r>
+        <w:rPr>
+          <w:lang w:val="pl-PL"/>
+        </w:rPr>
+        <w:t xml:space="preserve">. W tych grafach algorytm z powracaniem bywa niezwykle wrażliwy na to, </w:t>
+      </w:r>
+      <w:r>
+        <w:rPr>
+          <w:b/>
+          <w:bCs/>
+          <w:lang w:val="pl-PL"/>
+        </w:rPr>
+        <w:t>którego sąsiada wybierze jako pierwszego</w:t>
+      </w:r>
+      <w:r>
+        <w:rPr>
+          <w:lang w:val="pl-PL"/>
+        </w:rPr>
+        <w:t xml:space="preserve">. Z powodu czystego szczęścia może znaleźć cykl w ułamku sekundy (0 nawrotów), a przy innym wylosowaniu tego samego grafu – szukać go przez 10 minut w złej gałęzi drzewa decyzyjnego. </w:t>
+      </w:r>
+      <w:r>
+        <w:t>To sprawia, że wyniki mocno "skaczą".</w:t>
+      </w:r>
+    </w:p>
+    <w:p>
+      <w:pPr>
+        <w:pStyle w:val="Akapitzlist"/>
+        <w:numPr>
+          <w:ilvl w:val="1"/>
+          <w:numId w:val="1"/>
+        </w:numPr>
+        <w:jc w:val="both"/>
+        <w:rPr>
+          <w:b/>
+          <w:bCs/>
+          <w:lang w:val="pl-PL"/>
+        </w:rPr>
+      </w:pPr>
+      <w:r>
+        <w:rPr>
+          <w:b/>
+          <w:bCs/>
+          <w:lang w:val="pl-PL"/>
+        </w:rPr>
+        <w:t>Czy problem Eulera rzeczywiście jest łatwy w praktyce?</w:t>
+      </w:r>
+    </w:p>
+    <w:p>
+      <w:pPr>
+        <w:spacing w:after="0" w:line="240" w:lineRule="auto"/>
+        <w:ind w:left="360"/>
+        <w:rPr>
+          <w:rFonts w:eastAsia="Times New Roman" w:cs="Times New Roman"/>
+          <w:kern w:val="0"/>
+          <w:lang w:val="pl-PL" w:eastAsia="pl-PL"/>
+          <w14:ligatures w14:val="none"/>
+        </w:rPr>
+      </w:pPr>
+      <w:r>
+        <w:rPr>
+          <w:rFonts w:eastAsia="Times New Roman" w:cs="Arial"/>
+          <w:b/>
+          <w:bCs/>
+          <w:kern w:val="0"/>
+          <w:lang w:val="pl-PL" w:eastAsia="pl-PL"/>
+          <w14:ligatures w14:val="none"/>
+        </w:rPr>
+        <w:t>Tak, jest wybitnie łatwy.</w:t>
+      </w:r>
+      <w:r>
+        <w:rPr>
+          <w:rFonts w:eastAsia="Times New Roman" w:cs="Times New Roman"/>
+          <w:kern w:val="0"/>
+          <w:lang w:val="pl-PL" w:eastAsia="pl-PL"/>
+          <w14:ligatures w14:val="none"/>
+        </w:rPr>
+        <w:t xml:space="preserve"> Ponieważ należy do klasy </w:t>
+      </w:r>
+      <w:r>
+        <w:rPr>
+          <w:rFonts w:eastAsia="Times New Roman" w:cs="Arial"/>
+          <w:kern w:val="0"/>
+          <w:lang w:val="pl-PL" w:eastAsia="pl-PL"/>
+          <w14:ligatures w14:val="none"/>
+        </w:rPr>
+        <w:t>P</w:t>
+      </w:r>
+      <w:r>
+        <w:rPr>
+          <w:rFonts w:eastAsia="Times New Roman" w:cs="Times New Roman"/>
+          <w:kern w:val="0"/>
+          <w:lang w:val="pl-PL" w:eastAsia="pl-PL"/>
+          <w14:ligatures w14:val="none"/>
+        </w:rPr>
+        <w:t xml:space="preserve"> (problemów rozwiązywalnych w czasie wielomianowym), w praktyce możemy go rozwiązywać dla grafów posiadających miliony wierzchołków i krawędzi w ułamki sekund</w:t>
+      </w:r>
+      <w:r>
+        <w:rPr>
+          <w:rFonts w:eastAsia="Times New Roman" w:cs="Times New Roman"/>
+          <w:kern w:val="0"/>
+          <w:lang w:val="pl-PL" w:eastAsia="pl-PL"/>
+          <w14:ligatures w14:val="none"/>
+        </w:rPr>
+        <w:t>.</w:t>
+      </w:r>
+      <w:r>
+        <w:rPr>
+          <w:rFonts w:eastAsia="Times New Roman" w:cs="Times New Roman"/>
+          <w:kern w:val="0"/>
+          <w:lang w:val="pl-PL" w:eastAsia="pl-PL"/>
+          <w14:ligatures w14:val="none"/>
+        </w:rPr>
+        <w:t xml:space="preserve"> </w:t>
+      </w:r>
+      <w:r>
+        <w:rPr>
+          <w:rFonts w:eastAsia="Times New Roman" w:cs="Times New Roman"/>
+          <w:kern w:val="0"/>
+          <w:lang w:val="pl-PL" w:eastAsia="pl-PL"/>
+          <w14:ligatures w14:val="none"/>
+        </w:rPr>
+        <w:t xml:space="preserve">W </w:t>
+      </w:r>
+      <w:r>
+        <w:rPr>
+          <w:rFonts w:eastAsia="Times New Roman" w:cs="Times New Roman"/>
+          <w:kern w:val="0"/>
+          <w:lang w:val="pl-PL" w:eastAsia="pl-PL"/>
+          <w14:ligatures w14:val="none"/>
+        </w:rPr>
+        <w:t>projekcie zastosowano</w:t>
+      </w:r>
+      <w:r>
+        <w:rPr>
+          <w:rFonts w:eastAsia="Times New Roman" w:cs="Times New Roman"/>
+          <w:kern w:val="0"/>
+          <w:lang w:val="pl-PL" w:eastAsia="pl-PL"/>
+          <w14:ligatures w14:val="none"/>
+        </w:rPr>
+        <w:t xml:space="preserve"> algorytm oparty na przeszukiwaniu w głąb (DFS) z usuwaniem krawędzi i mechanizmem powrotów (backtrackingiem). Dzięki specyfice cyklu Eulera (gdzie większość dróg prowadzi do poprawnego rozwiązania), algorytm wykonuje bardzo mało nawrotów, co pozwala na błyskawiczne działanie w praktyce dla testowanych rozmiarów grafów.</w:t>
+      </w:r>
+    </w:p>
+    <w:p>
+      <w:pPr>
+        <w:spacing w:after="0" w:line="240" w:lineRule="auto"/>
+        <w:ind w:left="360"/>
+        <w:rPr>
+          <w:rFonts w:eastAsia="Times New Roman" w:cs="Times New Roman"/>
+          <w:b/>
+          <w:bCs/>
+          <w:kern w:val="0"/>
+          <w:lang w:val="pl-PL" w:eastAsia="pl-PL"/>
+          <w14:ligatures w14:val="none"/>
         </w:rPr>
       </w:pPr>
     </w:p>
@@ -2106,315 +2474,186 @@
         </w:numPr>
         <w:jc w:val="both"/>
         <w:rPr>
+          <w:b/>
+          <w:bCs/>
           <w:lang w:val="pl-PL"/>
         </w:rPr>
       </w:pPr>
       <w:r>
         <w:rPr>
+          <w:b/>
+          <w:bCs/>
           <w:lang w:val="pl-PL"/>
         </w:rPr>
-        <w:lastRenderedPageBreak/>
-        <w:t xml:space="preserve">Jak zmienia się czas działania wraz ze wzrostem </w:t>
-      </w:r>
-      <w:r>
-        <w:rPr>
-          <w:rFonts w:ascii="Cambria Math" w:hAnsi="Cambria Math" w:cs="Cambria Math"/>
-          <w:lang w:val="pl-PL"/>
-        </w:rPr>
-        <w:t>𝑛</w:t>
-      </w:r>
-      <w:r>
-        <w:rPr>
-          <w:lang w:val="pl-PL"/>
-        </w:rPr>
-        <w:t>?</w:t>
+        <w:t>W którym momencie algorytm Hamiltona przestaje być wykonywalny?</w:t>
       </w:r>
     </w:p>
     <w:p>
       <w:pPr>
-        <w:pStyle w:val="NormalnyWeb"/>
+        <w:pStyle w:val="Akapitzlist"/>
         <w:ind w:left="360"/>
-        <w:rPr>
-          <w:rFonts w:cs="Arial"/>
+        <w:jc w:val="both"/>
+        <w:rPr>
+          <w:lang w:val="pl-PL"/>
         </w:rPr>
       </w:pPr>
-      <w:proofErr w:type="spellStart"/>
+    </w:p>
+    <w:p>
+      <w:pPr>
+        <w:pStyle w:val="Akapitzlist"/>
+        <w:spacing w:after="0" w:line="240" w:lineRule="auto"/>
+        <w:ind w:left="360"/>
+        <w:rPr>
+          <w:rFonts w:eastAsia="Times New Roman" w:cs="Times New Roman"/>
+          <w:kern w:val="0"/>
+          <w:lang w:val="pl-PL" w:eastAsia="pl-PL"/>
+          <w14:ligatures w14:val="none"/>
+        </w:rPr>
+      </w:pPr>
       <w:r>
         <w:rPr>
-          <w:rFonts w:asciiTheme="minorHAnsi" w:hAnsiTheme="minorHAnsi" w:cs="Arial"/>
+          <w:rFonts w:eastAsia="Times New Roman" w:cs="Times New Roman"/>
+          <w:kern w:val="0"/>
+          <w:lang w:val="pl-PL" w:eastAsia="pl-PL"/>
+          <w14:ligatures w14:val="none"/>
+        </w:rPr>
+        <w:t xml:space="preserve">Dla standardowej metody </w:t>
+      </w:r>
+      <w:r>
+        <w:rPr>
+          <w:rFonts w:eastAsia="Times New Roman" w:cs="Arial"/>
+          <w:kern w:val="0"/>
+          <w:lang w:val="pl-PL" w:eastAsia="pl-PL"/>
+          <w14:ligatures w14:val="none"/>
+        </w:rPr>
+        <w:t>backtrackingu</w:t>
+      </w:r>
+      <w:r>
+        <w:rPr>
+          <w:rFonts w:eastAsia="Times New Roman" w:cs="Times New Roman"/>
+          <w:kern w:val="0"/>
+          <w:lang w:val="pl-PL" w:eastAsia="pl-PL"/>
+          <w14:ligatures w14:val="none"/>
+        </w:rPr>
+        <w:t xml:space="preserve"> (bez </w:t>
+      </w:r>
+      <w:r>
+        <w:rPr>
+          <w:rFonts w:eastAsia="Times New Roman" w:cs="Times New Roman"/>
+          <w:kern w:val="0"/>
+          <w:lang w:val="pl-PL" w:eastAsia="pl-PL"/>
+          <w14:ligatures w14:val="none"/>
+        </w:rPr>
+        <w:t>dodatkowych optymalizacji</w:t>
+      </w:r>
+      <w:r>
+        <w:rPr>
+          <w:rFonts w:eastAsia="Times New Roman" w:cs="Times New Roman"/>
+          <w:kern w:val="0"/>
+          <w:lang w:val="pl-PL" w:eastAsia="pl-PL"/>
+          <w14:ligatures w14:val="none"/>
+        </w:rPr>
+        <w:t xml:space="preserve">) algorytm </w:t>
+      </w:r>
+      <w:r>
+        <w:rPr>
+          <w:rFonts w:eastAsia="Times New Roman" w:cs="Times New Roman"/>
+          <w:kern w:val="0"/>
+          <w:lang w:val="pl-PL" w:eastAsia="pl-PL"/>
+          <w14:ligatures w14:val="none"/>
+        </w:rPr>
+        <w:t>traci wydajność</w:t>
+      </w:r>
+      <w:r>
+        <w:rPr>
+          <w:rFonts w:eastAsia="Times New Roman" w:cs="Times New Roman"/>
+          <w:kern w:val="0"/>
+          <w:lang w:val="pl-PL" w:eastAsia="pl-PL"/>
+          <w14:ligatures w14:val="none"/>
+        </w:rPr>
+        <w:t xml:space="preserve"> zazwyczaj już w okolicach </w:t>
+      </w:r>
+      <w:r>
+        <w:rPr>
+          <w:rFonts w:eastAsia="Times New Roman" w:cs="Arial"/>
           <w:b/>
           <w:bCs/>
-          <w:sz w:val="22"/>
-          <w:szCs w:val="22"/>
-        </w:rPr>
-        <w:t>Euler</w:t>
+          <w:kern w:val="0"/>
+          <w:lang w:val="pl-PL" w:eastAsia="pl-PL"/>
+          <w14:ligatures w14:val="none"/>
+        </w:rPr>
+        <w:t>n = 15 do</w:t>
       </w:r>
-      <w:proofErr w:type="spellEnd"/>
       <w:r>
         <w:rPr>
-          <w:rFonts w:asciiTheme="minorHAnsi" w:hAnsiTheme="minorHAnsi" w:cs="Arial"/>
+          <w:rFonts w:eastAsia="Times New Roman" w:cs="Arial"/>
           <w:b/>
           <w:bCs/>
-          <w:sz w:val="22"/>
-          <w:szCs w:val="22"/>
-        </w:rPr>
-        <w:t>:</w:t>
+          <w:kern w:val="0"/>
+          <w:lang w:val="pl-PL" w:eastAsia="pl-PL"/>
+          <w14:ligatures w14:val="none"/>
+        </w:rPr>
+        <w:t xml:space="preserve"> n=</w:t>
       </w:r>
       <w:r>
         <w:rPr>
-          <w:rFonts w:asciiTheme="minorHAnsi" w:hAnsiTheme="minorHAnsi" w:cs="Arial"/>
-          <w:sz w:val="22"/>
-          <w:szCs w:val="22"/>
-        </w:rPr>
-        <w:t xml:space="preserve"> Czas działania rośnie </w:t>
-      </w:r>
-      <w:proofErr w:type="spellStart"/>
-      <w:r>
-        <w:rPr>
-          <w:rFonts w:asciiTheme="minorHAnsi" w:hAnsiTheme="minorHAnsi" w:cs="Arial"/>
+          <w:rFonts w:eastAsia="Times New Roman" w:cs="Arial"/>
           <w:b/>
           <w:bCs/>
-          <w:sz w:val="22"/>
-          <w:szCs w:val="22"/>
-        </w:rPr>
-        <w:t>wielomianowo</w:t>
-      </w:r>
-      <w:proofErr w:type="spellEnd"/>
-      <w:r>
-        <w:rPr>
-          <w:rFonts w:asciiTheme="minorHAnsi" w:hAnsiTheme="minorHAnsi" w:cs="Arial"/>
-          <w:sz w:val="22"/>
-          <w:szCs w:val="22"/>
-        </w:rPr>
-        <w:t xml:space="preserve"> (liniowo lub kwadratowo, np. </w:t>
+          <w:kern w:val="0"/>
+          <w:lang w:val="pl-PL" w:eastAsia="pl-PL"/>
+          <w14:ligatures w14:val="none"/>
+        </w:rPr>
+        <w:t>25</w:t>
       </w:r>
       <w:r>
         <w:rPr>
-          <w:rStyle w:val="math-inline"/>
-          <w:rFonts w:asciiTheme="minorHAnsi" w:hAnsiTheme="minorHAnsi" w:cs="Arial"/>
-          <w:sz w:val="22"/>
-          <w:szCs w:val="22"/>
-        </w:rPr>
-        <w:t>O(V+E)</w:t>
+          <w:rFonts w:eastAsia="Times New Roman" w:cs="Times New Roman"/>
+          <w:kern w:val="0"/>
+          <w:lang w:val="pl-PL" w:eastAsia="pl-PL"/>
+          <w14:ligatures w14:val="none"/>
+        </w:rPr>
+        <w:t xml:space="preserve"> wierzchołków (zależnie od nasycenia). Drzewo przeszukiwań staje się po prostu zbyt ogromne. </w:t>
       </w:r>
       <w:r>
         <w:rPr>
-          <w:rFonts w:asciiTheme="minorHAnsi" w:hAnsiTheme="minorHAnsi" w:cs="Arial"/>
-          <w:sz w:val="22"/>
-          <w:szCs w:val="22"/>
-        </w:rPr>
-        <w:t xml:space="preserve"> lub </w:t>
+          <w:rFonts w:eastAsia="Times New Roman" w:cs="Times New Roman"/>
+          <w:kern w:val="0"/>
+          <w:lang w:val="pl-PL" w:eastAsia="pl-PL"/>
+          <w14:ligatures w14:val="none"/>
+        </w:rPr>
+        <w:t>W</w:t>
       </w:r>
       <w:r>
         <w:rPr>
-          <w:rStyle w:val="math-inline"/>
-          <w:rFonts w:asciiTheme="minorHAnsi" w:hAnsiTheme="minorHAnsi" w:cs="Arial"/>
-          <w:sz w:val="22"/>
-          <w:szCs w:val="22"/>
-        </w:rPr>
-        <w:t>O(V</w:t>
+          <w:rFonts w:eastAsia="Times New Roman" w:cs="Times New Roman"/>
+          <w:kern w:val="0"/>
+          <w:lang w:val="pl-PL" w:eastAsia="pl-PL"/>
+          <w14:ligatures w14:val="none"/>
+        </w:rPr>
+        <w:t xml:space="preserve"> pewnym momencie czas wykonania z milisekund nagle staje się tak długi, że </w:t>
       </w:r>
       <w:r>
         <w:rPr>
-          <w:rStyle w:val="math-inline"/>
-          <w:rFonts w:asciiTheme="minorHAnsi" w:hAnsiTheme="minorHAnsi" w:cs="Arial"/>
-          <w:sz w:val="22"/>
-          <w:szCs w:val="22"/>
-          <w:vertAlign w:val="superscript"/>
-        </w:rPr>
-        <w:t>2</w:t>
+          <w:rFonts w:eastAsia="Times New Roman" w:cs="Times New Roman"/>
+          <w:kern w:val="0"/>
+          <w:lang w:val="pl-PL" w:eastAsia="pl-PL"/>
+          <w14:ligatures w14:val="none"/>
+        </w:rPr>
+        <w:t>należy</w:t>
       </w:r>
       <w:r>
         <w:rPr>
-          <w:rStyle w:val="math-inline"/>
-          <w:rFonts w:asciiTheme="minorHAnsi" w:hAnsiTheme="minorHAnsi" w:cs="Arial"/>
-          <w:sz w:val="22"/>
-          <w:szCs w:val="22"/>
-        </w:rPr>
-        <w:t>)</w:t>
-      </w:r>
-      <w:r>
-        <w:rPr>
-          <w:rFonts w:asciiTheme="minorHAnsi" w:hAnsiTheme="minorHAnsi" w:cs="Arial"/>
-          <w:sz w:val="22"/>
-          <w:szCs w:val="22"/>
-        </w:rPr>
-        <w:t xml:space="preserve">, zależnie od implementacji). Wzrost jest łagodny – podwojenie liczby wierzchołków </w:t>
-      </w:r>
-      <w:r>
-        <w:rPr>
-          <w:rStyle w:val="math-inline"/>
-          <w:rFonts w:asciiTheme="minorHAnsi" w:hAnsiTheme="minorHAnsi" w:cs="Arial"/>
-          <w:sz w:val="22"/>
-          <w:szCs w:val="22"/>
-        </w:rPr>
-        <w:t>n</w:t>
-      </w:r>
-      <w:r>
-        <w:rPr>
-          <w:rFonts w:asciiTheme="minorHAnsi" w:hAnsiTheme="minorHAnsi" w:cs="Arial"/>
-          <w:sz w:val="22"/>
-          <w:szCs w:val="22"/>
-        </w:rPr>
-        <w:t xml:space="preserve"> spowoduje zaledwie kilkukrotny wzrost czasu.</w:t>
-      </w:r>
-      <w:r>
-        <w:rPr>
-          <w:rFonts w:asciiTheme="minorHAnsi" w:hAnsiTheme="minorHAnsi" w:cs="Arial"/>
-          <w:sz w:val="22"/>
-          <w:szCs w:val="22"/>
-        </w:rPr>
-        <w:t xml:space="preserve"> </w:t>
-      </w:r>
-      <w:r>
-        <w:rPr>
-          <w:rFonts w:asciiTheme="minorHAnsi" w:hAnsiTheme="minorHAnsi" w:cs="Arial"/>
-          <w:sz w:val="22"/>
-          <w:szCs w:val="22"/>
-        </w:rPr>
-        <w:t>Jednakże w tej implementacji złożoność ta wynosi O(n</w:t>
-      </w:r>
-      <w:r>
-        <w:rPr>
-          <w:rFonts w:asciiTheme="minorHAnsi" w:hAnsiTheme="minorHAnsi" w:cs="Arial"/>
-          <w:sz w:val="22"/>
-          <w:szCs w:val="22"/>
-          <w:vertAlign w:val="superscript"/>
-        </w:rPr>
-        <w:t>2</w:t>
-      </w:r>
-      <w:r>
-        <w:rPr>
-          <w:rFonts w:asciiTheme="minorHAnsi" w:hAnsiTheme="minorHAnsi" w:cs="Arial"/>
-          <w:sz w:val="22"/>
-          <w:szCs w:val="22"/>
-        </w:rPr>
-        <w:t xml:space="preserve">). Wynika to bezpośrednio z wymogów zadania i narzuconej reprezentacji grafu – ponieważ algorytm operuje na macierzy sąsiedztwa/grafu, przy każdym kroku przeszukiwania w głąb musi on iterować po n elementach wiersza macierzy, aby odnaleźć dostępne krawędzie. Mimo to, czas ten wciąż rośnie </w:t>
-      </w:r>
-      <w:proofErr w:type="spellStart"/>
-      <w:r>
-        <w:rPr>
-          <w:rFonts w:asciiTheme="minorHAnsi" w:hAnsiTheme="minorHAnsi" w:cs="Arial"/>
-          <w:sz w:val="22"/>
-          <w:szCs w:val="22"/>
-        </w:rPr>
-        <w:t>wielomianowo</w:t>
-      </w:r>
-      <w:proofErr w:type="spellEnd"/>
-      <w:r>
-        <w:rPr>
-          <w:rFonts w:asciiTheme="minorHAnsi" w:hAnsiTheme="minorHAnsi" w:cs="Arial"/>
-          <w:sz w:val="22"/>
-          <w:szCs w:val="22"/>
-        </w:rPr>
-        <w:t>, co potwierdziły eksperymenty (czasy rzędu ułamków milisekund nawet dla większych grafów).</w:t>
+          <w:rFonts w:eastAsia="Times New Roman" w:cs="Times New Roman"/>
+          <w:kern w:val="0"/>
+          <w:lang w:val="pl-PL" w:eastAsia="pl-PL"/>
+          <w14:ligatures w14:val="none"/>
+        </w:rPr>
+        <w:t xml:space="preserve"> ręcznie przerywać działanie programu.</w:t>
       </w:r>
     </w:p>
     <w:p>
       <w:pPr>
-        <w:pStyle w:val="NormalnyWeb"/>
-        <w:spacing w:before="0" w:beforeAutospacing="0"/>
-        <w:ind w:left="360"/>
-        <w:rPr>
-          <w:rFonts w:asciiTheme="minorHAnsi" w:hAnsiTheme="minorHAnsi" w:cs="Arial"/>
-          <w:sz w:val="22"/>
-          <w:szCs w:val="22"/>
-        </w:rPr>
-      </w:pPr>
-      <w:r>
-        <w:rPr>
-          <w:rFonts w:asciiTheme="minorHAnsi" w:hAnsiTheme="minorHAnsi" w:cs="Arial"/>
-          <w:b/>
-          <w:bCs/>
-          <w:sz w:val="22"/>
-          <w:szCs w:val="22"/>
-        </w:rPr>
-        <w:t>Hamilton:</w:t>
-      </w:r>
-      <w:r>
-        <w:rPr>
-          <w:rFonts w:asciiTheme="minorHAnsi" w:hAnsiTheme="minorHAnsi" w:cs="Arial"/>
-          <w:sz w:val="22"/>
-          <w:szCs w:val="22"/>
-        </w:rPr>
-        <w:t xml:space="preserve"> Czas działania rośnie </w:t>
-      </w:r>
-      <w:r>
-        <w:rPr>
-          <w:rFonts w:asciiTheme="minorHAnsi" w:hAnsiTheme="minorHAnsi" w:cs="Arial"/>
-          <w:b/>
-          <w:bCs/>
-          <w:sz w:val="22"/>
-          <w:szCs w:val="22"/>
-        </w:rPr>
-        <w:t>wykładniczo/</w:t>
-      </w:r>
-      <w:proofErr w:type="spellStart"/>
-      <w:r>
-        <w:rPr>
-          <w:rFonts w:asciiTheme="minorHAnsi" w:hAnsiTheme="minorHAnsi" w:cs="Arial"/>
-          <w:b/>
-          <w:bCs/>
-          <w:sz w:val="22"/>
-          <w:szCs w:val="22"/>
-        </w:rPr>
-        <w:t>silniowo</w:t>
-      </w:r>
-      <w:proofErr w:type="spellEnd"/>
-      <w:r>
-        <w:rPr>
-          <w:rFonts w:asciiTheme="minorHAnsi" w:hAnsiTheme="minorHAnsi" w:cs="Arial"/>
-          <w:sz w:val="22"/>
-          <w:szCs w:val="22"/>
-        </w:rPr>
-        <w:t xml:space="preserve"> (w najgorszym razie </w:t>
-      </w:r>
-      <w:r>
-        <w:rPr>
-          <w:rStyle w:val="math-inline"/>
-          <w:rFonts w:asciiTheme="minorHAnsi" w:hAnsiTheme="minorHAnsi" w:cs="Arial"/>
-          <w:sz w:val="22"/>
-          <w:szCs w:val="22"/>
-        </w:rPr>
-        <w:t>O(n!)</w:t>
-      </w:r>
-      <w:r>
-        <w:rPr>
-          <w:rFonts w:asciiTheme="minorHAnsi" w:hAnsiTheme="minorHAnsi" w:cs="Arial"/>
-          <w:sz w:val="22"/>
-          <w:szCs w:val="22"/>
-        </w:rPr>
-        <w:t xml:space="preserve">). Podwojenie liczby </w:t>
-      </w:r>
-      <w:r>
-        <w:rPr>
-          <w:rStyle w:val="math-inline"/>
-          <w:rFonts w:asciiTheme="minorHAnsi" w:hAnsiTheme="minorHAnsi" w:cs="Arial"/>
-          <w:sz w:val="22"/>
-          <w:szCs w:val="22"/>
-        </w:rPr>
-        <w:t>n</w:t>
-      </w:r>
-      <w:r>
-        <w:rPr>
-          <w:rFonts w:asciiTheme="minorHAnsi" w:hAnsiTheme="minorHAnsi" w:cs="Arial"/>
-          <w:sz w:val="22"/>
-          <w:szCs w:val="22"/>
-        </w:rPr>
-        <w:t xml:space="preserve"> (np. z 10 na 20) sprawi, że czas wykonania skoczy z milisekund do lat</w:t>
-      </w:r>
-      <w:r>
-        <w:rPr>
-          <w:rFonts w:asciiTheme="minorHAnsi" w:hAnsiTheme="minorHAnsi" w:cs="Arial"/>
-          <w:sz w:val="22"/>
-          <w:szCs w:val="22"/>
-        </w:rPr>
-        <w:t>.</w:t>
-      </w:r>
-    </w:p>
-    <w:p>
-      <w:pPr>
-        <w:ind w:left="360"/>
         <w:jc w:val="both"/>
         <w:rPr>
           <w:lang w:val="pl-PL"/>
@@ -2430,281 +2669,110 @@
         </w:numPr>
         <w:jc w:val="both"/>
         <w:rPr>
+          <w:b/>
+          <w:bCs/>
           <w:lang w:val="pl-PL"/>
         </w:rPr>
       </w:pPr>
       <w:r>
         <w:rPr>
+          <w:b/>
+          <w:bCs/>
           <w:lang w:val="pl-PL"/>
         </w:rPr>
-        <w:t>Jak zmiana nasycenia grafu wpływa na liczbę operacji cofania w algorytmie SHC? Czy łatwiej</w:t>
-      </w:r>
-      <w:r>
-        <w:rPr>
-          <w:lang w:val="pl-PL"/>
-        </w:rPr>
-        <w:t xml:space="preserve"> </w:t>
-      </w:r>
-      <w:r>
-        <w:rPr>
-          <w:lang w:val="pl-PL"/>
-        </w:rPr>
-        <w:t>znaleźć cykl Hamiltona w grafie rzadkim czy gęstym?</w:t>
+        <w:t>Czy zauważasz różnicę w czasie poszukiwania rozwiązania w grafach zawierających cykle i grafach, które mogą ich nie zawierać?</w:t>
       </w:r>
     </w:p>
     <w:p>
       <w:pPr>
+        <w:pStyle w:val="NormalnyWeb"/>
         <w:ind w:left="360"/>
-        <w:jc w:val="both"/>
-        <w:rPr>
-          <w:lang w:val="pl-PL"/>
+        <w:rPr>
+          <w:rFonts w:asciiTheme="minorHAnsi" w:hAnsiTheme="minorHAnsi"/>
+          <w:sz w:val="22"/>
+          <w:szCs w:val="22"/>
         </w:rPr>
       </w:pPr>
       <w:r>
         <w:rPr>
-          <w:lang w:val="pl-PL"/>
-        </w:rPr>
-        <w:t xml:space="preserve">Zdecydowanie </w:t>
+          <w:rFonts w:asciiTheme="minorHAnsi" w:hAnsiTheme="minorHAnsi"/>
+          <w:b/>
+          <w:bCs/>
+          <w:sz w:val="22"/>
+          <w:szCs w:val="22"/>
+        </w:rPr>
+        <w:t>Graf z cyklem:</w:t>
       </w:r>
       <w:r>
         <w:rPr>
-          <w:b/>
-          <w:bCs/>
-          <w:lang w:val="pl-PL"/>
-        </w:rPr>
-        <w:t>łatwiej znaleźć cykl Hamiltona w grafie gęstym</w:t>
+          <w:rFonts w:asciiTheme="minorHAnsi" w:hAnsiTheme="minorHAnsi"/>
+          <w:sz w:val="22"/>
+          <w:szCs w:val="22"/>
+        </w:rPr>
+        <w:t xml:space="preserve"> Algorytm przerywa działanie w momencie znalezienia </w:t>
       </w:r>
       <w:r>
         <w:rPr>
-          <w:lang w:val="pl-PL"/>
-        </w:rPr>
-        <w:t>.</w:t>
+          <w:rFonts w:asciiTheme="minorHAnsi" w:hAnsiTheme="minorHAnsi"/>
+          <w:sz w:val="22"/>
+          <w:szCs w:val="22"/>
+        </w:rPr>
+        <w:t xml:space="preserve">pierwszego </w:t>
+      </w:r>
+      <w:r>
+        <w:rPr>
+          <w:rFonts w:asciiTheme="minorHAnsi" w:hAnsiTheme="minorHAnsi"/>
+          <w:sz w:val="22"/>
+          <w:szCs w:val="22"/>
+        </w:rPr>
+        <w:t>rozwiązania (early exit). Może to nastąpić bardzo wcześnie.</w:t>
       </w:r>
     </w:p>
     <w:p>
       <w:pPr>
-        <w:numPr>
-          <w:ilvl w:val="0"/>
-          <w:numId w:val="2"/>
-        </w:numPr>
-        <w:jc w:val="both"/>
-        <w:rPr>
-          <w:lang w:val="pl-PL"/>
+        <w:pStyle w:val="NormalnyWeb"/>
+        <w:ind w:left="360"/>
+        <w:rPr>
+          <w:rFonts w:asciiTheme="minorHAnsi" w:hAnsiTheme="minorHAnsi"/>
+          <w:sz w:val="22"/>
+          <w:szCs w:val="22"/>
         </w:rPr>
       </w:pPr>
       <w:r>
         <w:rPr>
-          <w:lang w:val="pl-PL"/>
-        </w:rPr>
-        <w:t>W grafach o dużym nasyceniu (bliskich grafom pełnym) istnieje tak wiele alternatywnych ścieżek, że algorytm DFS bardzo szybko "wstrzeliwuje się" w poprawną trasę. Liczba backtracków jest wtedy bardzo mała.</w:t>
-      </w:r>
-    </w:p>
-    <w:p>
-      <w:pPr>
-        <w:numPr>
-          <w:ilvl w:val="0"/>
-          <w:numId w:val="2"/>
-        </w:numPr>
-        <w:jc w:val="both"/>
-        <w:rPr>
-          <w:lang w:val="pl-PL"/>
-        </w:rPr>
-      </w:pPr>
-      <w:r>
-        <w:rPr>
-          <w:lang w:val="pl-PL"/>
-        </w:rPr>
-        <w:t xml:space="preserve">W grafach </w:t>
+          <w:rFonts w:asciiTheme="minorHAnsi" w:hAnsiTheme="minorHAnsi"/>
+          <w:b/>
+          <w:bCs/>
+          <w:sz w:val="22"/>
+          <w:szCs w:val="22"/>
+        </w:rPr>
+        <w:t>Graf bez cyklu:</w:t>
       </w:r>
       <w:r>
         <w:rPr>
+          <w:rFonts w:asciiTheme="minorHAnsi" w:hAnsiTheme="minorHAnsi"/>
+          <w:sz w:val="22"/>
+          <w:szCs w:val="22"/>
+        </w:rPr>
+        <w:t xml:space="preserve"> Algorytm musi sprawdzić </w:t>
+      </w:r>
+      <w:r>
+        <w:rPr>
+          <w:rFonts w:asciiTheme="minorHAnsi" w:hAnsiTheme="minorHAnsi"/>
           <w:b/>
           <w:bCs/>
-          <w:lang w:val="pl-PL"/>
-        </w:rPr>
-        <w:t>bardzo rzadkich</w:t>
+          <w:sz w:val="22"/>
+          <w:szCs w:val="22"/>
+        </w:rPr>
+        <w:t>absolutnie każdą z możliwych dróg</w:t>
       </w:r>
       <w:r>
         <w:rPr>
-          <w:lang w:val="pl-PL"/>
-        </w:rPr>
-        <w:t xml:space="preserve"> algorytm też działa szybko, bo szybko "odbija się od ściany" (szybko udowadnia, że cyklu nie ma, np. trafiając na wierzchołek o stopniu 1).</w:t>
-      </w:r>
-    </w:p>
-    <w:p>
-      <w:pPr>
-        <w:numPr>
-          <w:ilvl w:val="0"/>
-          <w:numId w:val="2"/>
-        </w:numPr>
-        <w:jc w:val="both"/>
-        <w:rPr>
-          <w:lang w:val="pl-PL"/>
-        </w:rPr>
-      </w:pPr>
-      <w:r>
-        <w:rPr>
-          <w:b/>
-          <w:bCs/>
-          <w:lang w:val="pl-PL"/>
-        </w:rPr>
-        <w:t>Najgorsze są grafy o średnim nasyceniu</w:t>
-      </w:r>
-      <w:r>
-        <w:rPr>
-          <w:lang w:val="pl-PL"/>
-        </w:rPr>
-        <w:t xml:space="preserve">. Algorytm ma wystarczająco dużo ścieżek, by błądzić godzinami w potężnym drzewie przeszukiwań, ale wystarczająco mało, by łatwo znalezienie cyklu nie było </w:t>
-      </w:r>
-      <w:r>
-        <w:rPr>
-          <w:lang w:val="pl-PL"/>
-        </w:rPr>
-        <w:t>proste</w:t>
-      </w:r>
-      <w:r>
-        <w:rPr>
-          <w:lang w:val="pl-PL"/>
-        </w:rPr>
-        <w:t xml:space="preserve">. Wtedy liczba backtracków </w:t>
-      </w:r>
-      <w:r>
-        <w:rPr>
-          <w:lang w:val="pl-PL"/>
-        </w:rPr>
-        <w:t>rośnie do gigantycznych rozmiarów</w:t>
-      </w:r>
-      <w:r>
-        <w:rPr>
-          <w:lang w:val="pl-PL"/>
-        </w:rPr>
-        <w:t>.</w:t>
-      </w:r>
-    </w:p>
-    <w:p>
-      <w:pPr>
-        <w:ind w:left="360"/>
-        <w:jc w:val="both"/>
-        <w:rPr>
-          <w:lang w:val="pl-PL"/>
-        </w:rPr>
-      </w:pPr>
-    </w:p>
-    <w:p>
-      <w:pPr>
-        <w:pStyle w:val="Akapitzlist"/>
-        <w:numPr>
-          <w:ilvl w:val="1"/>
-          <w:numId w:val="1"/>
-        </w:numPr>
-        <w:jc w:val="both"/>
-        <w:rPr>
-          <w:lang w:val="pl-PL"/>
-        </w:rPr>
-      </w:pPr>
-      <w:r>
-        <w:rPr>
-          <w:lang w:val="pl-PL"/>
-        </w:rPr>
-        <w:t>Dla jakich typów grafów (lub parametrów n, s) algorytmy z powracaniem wykazywały</w:t>
-      </w:r>
-      <w:r>
-        <w:rPr>
-          <w:lang w:val="pl-PL"/>
-        </w:rPr>
-        <w:t xml:space="preserve"> </w:t>
-      </w:r>
-      <w:r>
-        <w:rPr>
-          <w:lang w:val="pl-PL"/>
-        </w:rPr>
-        <w:t>największe odchylenie standardowe czasu obliczeń?</w:t>
-      </w:r>
-    </w:p>
-    <w:p>
-      <w:pPr>
-        <w:ind w:left="360"/>
-        <w:jc w:val="both"/>
-        <w:rPr>
-          <w:lang w:val="pl-PL"/>
-        </w:rPr>
-      </w:pPr>
-      <w:r>
-        <w:rPr>
-          <w:lang w:val="pl-PL"/>
-        </w:rPr>
-        <w:t xml:space="preserve">Największe odchylenie standardowe czasu obliczeń występuje w algorytmie </w:t>
-      </w:r>
-      <w:r>
-        <w:rPr>
-          <w:b/>
-          <w:bCs/>
-          <w:lang w:val="pl-PL"/>
-        </w:rPr>
-        <w:t>SHC dla grafów o średnim nasyceniu</w:t>
-      </w:r>
-      <w:r>
-        <w:rPr>
-          <w:lang w:val="pl-PL"/>
-        </w:rPr>
-        <w:t xml:space="preserve">. W tych grafach algorytm z powracaniem bywa niezwykle wrażliwy na to, </w:t>
-      </w:r>
-      <w:r>
-        <w:rPr>
-          <w:b/>
-          <w:bCs/>
-          <w:lang w:val="pl-PL"/>
-        </w:rPr>
-        <w:t>którego sąsiada wybierze jako pierwszego</w:t>
-      </w:r>
-      <w:r>
-        <w:rPr>
-          <w:lang w:val="pl-PL"/>
-        </w:rPr>
-        <w:t xml:space="preserve">. Z powodu czystego szczęścia może znaleźć cykl w ułamku sekundy (0 nawrotów), a przy innym wylosowaniu tego samego grafu – szukać go przez 10 minut w złej gałęzi drzewa decyzyjnego. </w:t>
-      </w:r>
-      <w:r>
-        <w:t xml:space="preserve">To </w:t>
-      </w:r>
-      <w:proofErr w:type="spellStart"/>
-      <w:r>
-        <w:t>sprawia</w:t>
-      </w:r>
-      <w:proofErr w:type="spellEnd"/>
-      <w:r>
-        <w:t xml:space="preserve">, </w:t>
-      </w:r>
-      <w:proofErr w:type="spellStart"/>
-      <w:r>
-        <w:t>że</w:t>
-      </w:r>
-      <w:proofErr w:type="spellEnd"/>
-      <w:r>
-        <w:t xml:space="preserve"> </w:t>
-      </w:r>
-      <w:proofErr w:type="spellStart"/>
-      <w:r>
-        <w:t>wyniki</w:t>
-      </w:r>
-      <w:proofErr w:type="spellEnd"/>
-      <w:r>
-        <w:t xml:space="preserve"> </w:t>
-      </w:r>
-      <w:proofErr w:type="spellStart"/>
-      <w:r>
-        <w:t>mocno</w:t>
-      </w:r>
-      <w:proofErr w:type="spellEnd"/>
-      <w:r>
-        <w:t xml:space="preserve"> "</w:t>
-      </w:r>
-      <w:proofErr w:type="spellStart"/>
-      <w:r>
-        <w:t>skaczą</w:t>
-      </w:r>
-      <w:proofErr w:type="spellEnd"/>
-      <w:r>
-        <w:t>".</w:t>
+          <w:rFonts w:asciiTheme="minorHAnsi" w:hAnsiTheme="minorHAnsi"/>
+          <w:sz w:val="22"/>
+          <w:szCs w:val="22"/>
+        </w:rPr>
+        <w:t>, aby ze 100% pewnością orzec, że cyklu nie ma. Dla grafu bez cyklu SHC zaprezentuje swój najgorszy możliwy czas i maksymalną liczbę nawrotów. Czas zawsze będzie drastycznie dłuższy.</w:t>
       </w:r>
     </w:p>
     <w:p>
@@ -2716,509 +2784,18 @@
         </w:numPr>
         <w:jc w:val="both"/>
         <w:rPr>
+          <w:b/>
+          <w:bCs/>
           <w:lang w:val="pl-PL"/>
         </w:rPr>
       </w:pPr>
       <w:r>
         <w:rPr>
-          <w:lang w:val="pl-PL"/>
-        </w:rPr>
-        <w:t>Czy problem Eulera rzeczywiście jest łatwy w praktyce?</w:t>
-      </w:r>
-    </w:p>
-    <w:p>
-      <w:pPr>
-        <w:spacing w:after="0" w:line="240" w:lineRule="auto"/>
-        <w:ind w:left="360"/>
-        <w:rPr>
-          <w:rFonts w:eastAsia="Times New Roman" w:cs="Times New Roman"/>
-          <w:kern w:val="0"/>
-          <w:lang w:val="pl-PL" w:eastAsia="pl-PL"/>
-          <w14:ligatures w14:val="none"/>
-        </w:rPr>
-      </w:pPr>
-      <w:r>
-        <w:rPr>
-          <w:rFonts w:eastAsia="Times New Roman" w:cs="Arial"/>
           <w:b/>
           <w:bCs/>
-          <w:kern w:val="0"/>
-          <w:lang w:val="pl-PL" w:eastAsia="pl-PL"/>
-          <w14:ligatures w14:val="none"/>
-        </w:rPr>
-        <w:t>Tak, jest wybitnie łatwy.</w:t>
-      </w:r>
-      <w:r>
-        <w:rPr>
-          <w:rFonts w:eastAsia="Times New Roman" w:cs="Times New Roman"/>
-          <w:kern w:val="0"/>
-          <w:lang w:val="pl-PL" w:eastAsia="pl-PL"/>
-          <w14:ligatures w14:val="none"/>
-        </w:rPr>
-        <w:t xml:space="preserve"> Ponieważ należy do klasy </w:t>
-      </w:r>
-      <w:r>
-        <w:rPr>
-          <w:rFonts w:eastAsia="Times New Roman" w:cs="Arial"/>
-          <w:kern w:val="0"/>
-          <w:lang w:val="pl-PL" w:eastAsia="pl-PL"/>
-          <w14:ligatures w14:val="none"/>
-        </w:rPr>
-        <w:t>P</w:t>
-      </w:r>
-      <w:r>
-        <w:rPr>
-          <w:rFonts w:eastAsia="Times New Roman" w:cs="Times New Roman"/>
-          <w:kern w:val="0"/>
-          <w:lang w:val="pl-PL" w:eastAsia="pl-PL"/>
-          <w14:ligatures w14:val="none"/>
-        </w:rPr>
-        <w:t xml:space="preserve"> (problemów rozwiązywalnych w czasie wielomianowym), w praktyce możemy go rozwiązywać dla grafów posiadających miliony wierzchołków i krawędzi w ułamki sekund</w:t>
-      </w:r>
-      <w:r>
-        <w:rPr>
-          <w:rFonts w:eastAsia="Times New Roman" w:cs="Times New Roman"/>
-          <w:kern w:val="0"/>
-          <w:lang w:val="pl-PL" w:eastAsia="pl-PL"/>
-          <w14:ligatures w14:val="none"/>
-        </w:rPr>
-        <w:t>.</w:t>
-      </w:r>
-      <w:r>
-        <w:rPr>
-          <w:rFonts w:eastAsia="Times New Roman" w:cs="Times New Roman"/>
-          <w:kern w:val="0"/>
-          <w:lang w:val="pl-PL" w:eastAsia="pl-PL"/>
-          <w14:ligatures w14:val="none"/>
-        </w:rPr>
-        <w:t xml:space="preserve"> </w:t>
-      </w:r>
-      <w:r>
-        <w:rPr>
-          <w:rFonts w:eastAsia="Times New Roman" w:cs="Times New Roman"/>
-          <w:kern w:val="0"/>
-          <w:lang w:val="pl-PL" w:eastAsia="pl-PL"/>
-          <w14:ligatures w14:val="none"/>
-        </w:rPr>
-        <w:t xml:space="preserve">W </w:t>
-      </w:r>
-      <w:r>
-        <w:rPr>
-          <w:rFonts w:eastAsia="Times New Roman" w:cs="Times New Roman"/>
-          <w:kern w:val="0"/>
-          <w:lang w:val="pl-PL" w:eastAsia="pl-PL"/>
-          <w14:ligatures w14:val="none"/>
-        </w:rPr>
-        <w:t>projekcie zastosowano</w:t>
-      </w:r>
-      <w:r>
-        <w:rPr>
-          <w:rFonts w:eastAsia="Times New Roman" w:cs="Times New Roman"/>
-          <w:kern w:val="0"/>
-          <w:lang w:val="pl-PL" w:eastAsia="pl-PL"/>
-          <w14:ligatures w14:val="none"/>
-        </w:rPr>
-        <w:t xml:space="preserve"> algorytm oparty na przeszukiwaniu w głąb (DFS) z usuwaniem krawędzi i mechanizmem powrotów (backtrackingiem). Dzięki specyfice cyklu Eulera (gdzie większość dróg prowadzi do poprawnego rozwiązania), algorytm wykonuje bardzo mało nawrotów, co pozwala na błyskawiczne działanie w praktyce dla testowanych rozmiarów grafów.</w:t>
-      </w:r>
-    </w:p>
-    <w:p>
-      <w:pPr>
-        <w:jc w:val="both"/>
-        <w:rPr>
           <w:lang w:val="pl-PL"/>
         </w:rPr>
-      </w:pPr>
-    </w:p>
-    <w:p>
-      <w:pPr>
-        <w:pStyle w:val="Akapitzlist"/>
-        <w:numPr>
-          <w:ilvl w:val="1"/>
-          <w:numId w:val="1"/>
-        </w:numPr>
-        <w:jc w:val="both"/>
-        <w:rPr>
-          <w:lang w:val="pl-PL"/>
-        </w:rPr>
-      </w:pPr>
-      <w:r>
-        <w:rPr>
-          <w:lang w:val="pl-PL"/>
-        </w:rPr>
-        <w:lastRenderedPageBreak/>
-        <w:t>W którym momencie algorytm Hamiltona przestaje być wykonywalny?</w:t>
-      </w:r>
-    </w:p>
-    <w:p>
-      <w:pPr>
-        <w:pStyle w:val="Akapitzlist"/>
-        <w:ind w:left="360"/>
-        <w:jc w:val="both"/>
-        <w:rPr>
-          <w:lang w:val="pl-PL"/>
-        </w:rPr>
-      </w:pPr>
-    </w:p>
-    <w:p>
-      <w:pPr>
-        <w:pStyle w:val="Akapitzlist"/>
-        <w:spacing w:after="0" w:line="240" w:lineRule="auto"/>
-        <w:ind w:left="360"/>
-        <w:rPr>
-          <w:rFonts w:eastAsia="Times New Roman" w:cs="Times New Roman"/>
-          <w:kern w:val="0"/>
-          <w:lang w:val="pl-PL" w:eastAsia="pl-PL"/>
-          <w14:ligatures w14:val="none"/>
-        </w:rPr>
-      </w:pPr>
-      <w:r>
-        <w:rPr>
-          <w:rFonts w:eastAsia="Times New Roman" w:cs="Times New Roman"/>
-          <w:kern w:val="0"/>
-          <w:lang w:val="pl-PL" w:eastAsia="pl-PL"/>
-          <w14:ligatures w14:val="none"/>
-        </w:rPr>
-        <w:t xml:space="preserve">Dla standardowej metody </w:t>
-      </w:r>
-      <w:proofErr w:type="spellStart"/>
-      <w:r>
-        <w:rPr>
-          <w:rFonts w:eastAsia="Times New Roman" w:cs="Arial"/>
-          <w:kern w:val="0"/>
-          <w:lang w:val="pl-PL" w:eastAsia="pl-PL"/>
-          <w14:ligatures w14:val="none"/>
-        </w:rPr>
-        <w:t>backtrackingu</w:t>
-      </w:r>
-      <w:proofErr w:type="spellEnd"/>
-      <w:r>
-        <w:rPr>
-          <w:rFonts w:eastAsia="Times New Roman" w:cs="Times New Roman"/>
-          <w:kern w:val="0"/>
-          <w:lang w:val="pl-PL" w:eastAsia="pl-PL"/>
-          <w14:ligatures w14:val="none"/>
-        </w:rPr>
-        <w:t xml:space="preserve"> (bez </w:t>
-      </w:r>
-      <w:r>
-        <w:rPr>
-          <w:rFonts w:eastAsia="Times New Roman" w:cs="Times New Roman"/>
-          <w:kern w:val="0"/>
-          <w:lang w:val="pl-PL" w:eastAsia="pl-PL"/>
-          <w14:ligatures w14:val="none"/>
-        </w:rPr>
-        <w:t>dodatkowych optymalizacji</w:t>
-      </w:r>
-      <w:r>
-        <w:rPr>
-          <w:rFonts w:eastAsia="Times New Roman" w:cs="Times New Roman"/>
-          <w:kern w:val="0"/>
-          <w:lang w:val="pl-PL" w:eastAsia="pl-PL"/>
-          <w14:ligatures w14:val="none"/>
-        </w:rPr>
-        <w:t xml:space="preserve">) algorytm </w:t>
-      </w:r>
-      <w:r>
-        <w:rPr>
-          <w:rFonts w:eastAsia="Times New Roman" w:cs="Times New Roman"/>
-          <w:kern w:val="0"/>
-          <w:lang w:val="pl-PL" w:eastAsia="pl-PL"/>
-          <w14:ligatures w14:val="none"/>
-        </w:rPr>
-        <w:t>traci wydajność</w:t>
-      </w:r>
-      <w:r>
-        <w:rPr>
-          <w:rFonts w:eastAsia="Times New Roman" w:cs="Times New Roman"/>
-          <w:kern w:val="0"/>
-          <w:lang w:val="pl-PL" w:eastAsia="pl-PL"/>
-          <w14:ligatures w14:val="none"/>
-        </w:rPr>
-        <w:t xml:space="preserve"> zazwyczaj już w okolicach </w:t>
-      </w:r>
-      <w:r>
-        <w:rPr>
-          <w:rFonts w:eastAsia="Times New Roman" w:cs="Arial"/>
-          <w:b/>
-          <w:bCs/>
-          <w:kern w:val="0"/>
-          <w:lang w:val="pl-PL" w:eastAsia="pl-PL"/>
-          <w14:ligatures w14:val="none"/>
-        </w:rPr>
-        <w:t>n = 15 do</w:t>
-      </w:r>
-      <w:r>
-        <w:rPr>
-          <w:rFonts w:eastAsia="Times New Roman" w:cs="Arial"/>
-          <w:b/>
-          <w:bCs/>
-          <w:kern w:val="0"/>
-          <w:lang w:val="pl-PL" w:eastAsia="pl-PL"/>
-          <w14:ligatures w14:val="none"/>
-        </w:rPr>
-        <w:t xml:space="preserve"> n=</w:t>
-      </w:r>
-      <w:r>
-        <w:rPr>
-          <w:rFonts w:eastAsia="Times New Roman" w:cs="Arial"/>
-          <w:b/>
-          <w:bCs/>
-          <w:kern w:val="0"/>
-          <w:lang w:val="pl-PL" w:eastAsia="pl-PL"/>
-          <w14:ligatures w14:val="none"/>
-        </w:rPr>
-        <w:t>25</w:t>
-      </w:r>
-      <w:r>
-        <w:rPr>
-          <w:rFonts w:eastAsia="Times New Roman" w:cs="Times New Roman"/>
-          <w:kern w:val="0"/>
-          <w:lang w:val="pl-PL" w:eastAsia="pl-PL"/>
-          <w14:ligatures w14:val="none"/>
-        </w:rPr>
-        <w:t xml:space="preserve"> wierzchołków (zależnie od nasycenia). Drzewo przeszukiwań staje się po prostu zbyt ogromne. </w:t>
-      </w:r>
-      <w:r>
-        <w:rPr>
-          <w:rFonts w:eastAsia="Times New Roman" w:cs="Times New Roman"/>
-          <w:kern w:val="0"/>
-          <w:lang w:val="pl-PL" w:eastAsia="pl-PL"/>
-          <w14:ligatures w14:val="none"/>
-        </w:rPr>
-        <w:t>W</w:t>
-      </w:r>
-      <w:r>
-        <w:rPr>
-          <w:rFonts w:eastAsia="Times New Roman" w:cs="Times New Roman"/>
-          <w:kern w:val="0"/>
-          <w:lang w:val="pl-PL" w:eastAsia="pl-PL"/>
-          <w14:ligatures w14:val="none"/>
-        </w:rPr>
-        <w:t xml:space="preserve"> pewnym momencie czas wykonania z milisekund nagle staje się tak długi, że </w:t>
-      </w:r>
-      <w:r>
-        <w:rPr>
-          <w:rFonts w:eastAsia="Times New Roman" w:cs="Times New Roman"/>
-          <w:kern w:val="0"/>
-          <w:lang w:val="pl-PL" w:eastAsia="pl-PL"/>
-          <w14:ligatures w14:val="none"/>
-        </w:rPr>
-        <w:t>należy</w:t>
-      </w:r>
-      <w:r>
-        <w:rPr>
-          <w:rFonts w:eastAsia="Times New Roman" w:cs="Times New Roman"/>
-          <w:kern w:val="0"/>
-          <w:lang w:val="pl-PL" w:eastAsia="pl-PL"/>
-          <w14:ligatures w14:val="none"/>
-        </w:rPr>
-        <w:t xml:space="preserve"> ręcznie przerywać działanie programu.</w:t>
-      </w:r>
-    </w:p>
-    <w:p>
-      <w:pPr>
-        <w:jc w:val="both"/>
-        <w:rPr>
-          <w:lang w:val="pl-PL"/>
-        </w:rPr>
-      </w:pPr>
-    </w:p>
-    <w:p>
-      <w:pPr>
-        <w:pStyle w:val="Akapitzlist"/>
-        <w:numPr>
-          <w:ilvl w:val="1"/>
-          <w:numId w:val="1"/>
-        </w:numPr>
-        <w:jc w:val="both"/>
-        <w:rPr>
-          <w:lang w:val="pl-PL"/>
-        </w:rPr>
-      </w:pPr>
-      <w:r>
-        <w:rPr>
-          <w:lang w:val="pl-PL"/>
-        </w:rPr>
-        <w:t>Czy zauważasz różnicę w czasie poszukiwania rozwiązania w grafach zawierających cykle</w:t>
-      </w:r>
-      <w:r>
-        <w:rPr>
-          <w:lang w:val="pl-PL"/>
-        </w:rPr>
-        <w:t xml:space="preserve"> </w:t>
-      </w:r>
-      <w:r>
-        <w:rPr>
-          <w:lang w:val="pl-PL"/>
-        </w:rPr>
-        <w:t>i grafach, które mogą ich nie zawierać?</w:t>
-      </w:r>
-    </w:p>
-    <w:p>
-      <w:pPr>
-        <w:pStyle w:val="NormalnyWeb"/>
-        <w:ind w:left="360"/>
-        <w:rPr>
-          <w:rFonts w:asciiTheme="minorHAnsi" w:hAnsiTheme="minorHAnsi"/>
-          <w:sz w:val="22"/>
-          <w:szCs w:val="22"/>
-        </w:rPr>
-      </w:pPr>
-      <w:r>
-        <w:rPr>
-          <w:rFonts w:asciiTheme="minorHAnsi" w:hAnsiTheme="minorHAnsi"/>
-          <w:b/>
-          <w:bCs/>
-          <w:sz w:val="22"/>
-          <w:szCs w:val="22"/>
-        </w:rPr>
-        <w:t>Graf z cyklem:</w:t>
-      </w:r>
-      <w:r>
-        <w:rPr>
-          <w:rFonts w:asciiTheme="minorHAnsi" w:hAnsiTheme="minorHAnsi"/>
-          <w:sz w:val="22"/>
-          <w:szCs w:val="22"/>
-        </w:rPr>
-        <w:t xml:space="preserve"> Algorytm przerywa działanie w momencie znalezienia </w:t>
-      </w:r>
-      <w:r>
-        <w:rPr>
-          <w:rFonts w:asciiTheme="minorHAnsi" w:hAnsiTheme="minorHAnsi"/>
-          <w:sz w:val="22"/>
-          <w:szCs w:val="22"/>
-        </w:rPr>
-        <w:t xml:space="preserve">pierwszego </w:t>
-      </w:r>
-      <w:r>
-        <w:rPr>
-          <w:rFonts w:asciiTheme="minorHAnsi" w:hAnsiTheme="minorHAnsi"/>
-          <w:sz w:val="22"/>
-          <w:szCs w:val="22"/>
-        </w:rPr>
-        <w:t>rozwiązania (</w:t>
-      </w:r>
-      <w:proofErr w:type="spellStart"/>
-      <w:r>
-        <w:rPr>
-          <w:rFonts w:asciiTheme="minorHAnsi" w:hAnsiTheme="minorHAnsi"/>
-          <w:sz w:val="22"/>
-          <w:szCs w:val="22"/>
-        </w:rPr>
-        <w:t>early</w:t>
-      </w:r>
-      <w:proofErr w:type="spellEnd"/>
-      <w:r>
-        <w:rPr>
-          <w:rFonts w:asciiTheme="minorHAnsi" w:hAnsiTheme="minorHAnsi"/>
-          <w:sz w:val="22"/>
-          <w:szCs w:val="22"/>
-        </w:rPr>
-        <w:t xml:space="preserve"> </w:t>
-      </w:r>
-      <w:proofErr w:type="spellStart"/>
-      <w:r>
-        <w:rPr>
-          <w:rFonts w:asciiTheme="minorHAnsi" w:hAnsiTheme="minorHAnsi"/>
-          <w:sz w:val="22"/>
-          <w:szCs w:val="22"/>
-        </w:rPr>
-        <w:t>exit</w:t>
-      </w:r>
-      <w:proofErr w:type="spellEnd"/>
-      <w:r>
-        <w:rPr>
-          <w:rFonts w:asciiTheme="minorHAnsi" w:hAnsiTheme="minorHAnsi"/>
-          <w:sz w:val="22"/>
-          <w:szCs w:val="22"/>
-        </w:rPr>
-        <w:t>). Może to nastąpić bardzo wcześnie.</w:t>
-      </w:r>
-    </w:p>
-    <w:p>
-      <w:pPr>
-        <w:pStyle w:val="NormalnyWeb"/>
-        <w:ind w:left="360"/>
-        <w:rPr>
-          <w:rFonts w:asciiTheme="minorHAnsi" w:hAnsiTheme="minorHAnsi"/>
-          <w:sz w:val="22"/>
-          <w:szCs w:val="22"/>
-        </w:rPr>
-      </w:pPr>
-      <w:r>
-        <w:rPr>
-          <w:rFonts w:asciiTheme="minorHAnsi" w:hAnsiTheme="minorHAnsi"/>
-          <w:b/>
-          <w:bCs/>
-          <w:sz w:val="22"/>
-          <w:szCs w:val="22"/>
-        </w:rPr>
-        <w:t>Graf bez cyklu:</w:t>
-      </w:r>
-      <w:r>
-        <w:rPr>
-          <w:rFonts w:asciiTheme="minorHAnsi" w:hAnsiTheme="minorHAnsi"/>
-          <w:sz w:val="22"/>
-          <w:szCs w:val="22"/>
-        </w:rPr>
-        <w:t xml:space="preserve"> Algorytm musi sprawdzić </w:t>
-      </w:r>
-      <w:r>
-        <w:rPr>
-          <w:rFonts w:asciiTheme="minorHAnsi" w:hAnsiTheme="minorHAnsi"/>
-          <w:b/>
-          <w:bCs/>
-          <w:sz w:val="22"/>
-          <w:szCs w:val="22"/>
-        </w:rPr>
-        <w:t>absolutnie każdą z możliwych dróg</w:t>
-      </w:r>
-      <w:r>
-        <w:rPr>
-          <w:rFonts w:asciiTheme="minorHAnsi" w:hAnsiTheme="minorHAnsi"/>
-          <w:sz w:val="22"/>
-          <w:szCs w:val="22"/>
-        </w:rPr>
-        <w:t>, aby ze 100% pewnością orzec, że cyklu nie ma. Dla grafu bez cyklu SHC zaprezentuje swój najgorszy możliwy czas i maksymalną liczbę nawrotów. Czas zawsze będzie drastycznie dłuższy.</w:t>
-      </w:r>
-    </w:p>
-    <w:p>
-      <w:pPr>
-        <w:jc w:val="both"/>
-        <w:rPr>
-          <w:lang w:val="pl-PL"/>
-        </w:rPr>
-      </w:pPr>
-    </w:p>
-    <w:p>
-      <w:pPr>
-        <w:pStyle w:val="Akapitzlist"/>
-        <w:numPr>
-          <w:ilvl w:val="1"/>
-          <w:numId w:val="1"/>
-        </w:numPr>
-        <w:jc w:val="both"/>
-        <w:rPr>
-          <w:lang w:val="pl-PL"/>
-        </w:rPr>
-      </w:pPr>
-      <w:r>
-        <w:rPr>
-          <w:lang w:val="pl-PL"/>
-        </w:rPr>
-        <w:t>Czy narzucona reprezentacja maszynowa grafu ułatwiała czy utrudniała implementację</w:t>
-      </w:r>
-      <w:r>
-        <w:rPr>
-          <w:lang w:val="pl-PL"/>
-        </w:rPr>
-        <w:t xml:space="preserve"> </w:t>
-      </w:r>
-      <w:r>
-        <w:rPr>
-          <w:lang w:val="pl-PL"/>
-        </w:rPr>
-        <w:t>konkretnych algorytmów (np. sprawdzanie spójności lub wyszukiwanie sąsiadów)?</w:t>
+        <w:t>Czy narzucona reprezentacja maszynowa grafu ułatwiała czy utrudniała implementację konkretnych algorytmów (np. sprawdzanie spójności lub wyszukiwanie sąsiadów)?</w:t>
       </w:r>
     </w:p>
     <w:p>
@@ -3284,6 +2861,7 @@
           <w:sz w:val="22"/>
           <w:szCs w:val="22"/>
         </w:rPr>
+        <w:lastRenderedPageBreak/>
         <w:t>Macierz grafu (skierowane):</w:t>
       </w:r>
       <w:r>
@@ -3326,15 +2904,6 @@
         </w:rPr>
         <w:t>.</w:t>
       </w:r>
-    </w:p>
-    <w:p>
-      <w:pPr>
-        <w:ind w:left="360"/>
-        <w:jc w:val="both"/>
-        <w:rPr>
-          <w:lang w:val="pl-PL"/>
-        </w:rPr>
-      </w:pPr>
     </w:p>
     <w:p>
       <w:pPr>
@@ -3345,11 +2914,15 @@
         </w:numPr>
         <w:jc w:val="both"/>
         <w:rPr>
+          <w:b/>
+          <w:bCs/>
           <w:lang w:val="pl-PL"/>
         </w:rPr>
       </w:pPr>
       <w:r>
         <w:rPr>
+          <w:b/>
+          <w:bCs/>
           <w:lang w:val="pl-PL"/>
         </w:rPr>
         <w:t>Analiza złożoności obliczeniowej</w:t>
@@ -3364,23 +2937,31 @@
         </w:numPr>
         <w:jc w:val="both"/>
         <w:rPr>
+          <w:b/>
+          <w:bCs/>
           <w:lang w:val="pl-PL"/>
         </w:rPr>
       </w:pPr>
       <w:r>
         <w:rPr>
+          <w:b/>
+          <w:bCs/>
           <w:lang w:val="pl-PL"/>
         </w:rPr>
         <w:t>Tabelka</w:t>
       </w:r>
       <w:r>
         <w:rPr>
+          <w:b/>
+          <w:bCs/>
           <w:lang w:val="pl-PL"/>
         </w:rPr>
         <w:t xml:space="preserve"> ze złożonością</w:t>
       </w:r>
       <w:r>
         <w:rPr>
+          <w:b/>
+          <w:bCs/>
           <w:lang w:val="pl-PL"/>
         </w:rPr>
         <w:t xml:space="preserve"> obliczeniową</w:t>
@@ -3506,94 +3087,92 @@
                 <w:lang w:val="pl-PL"/>
               </w:rPr>
             </w:pPr>
-            <w:proofErr w:type="spellStart"/>
             <w:r>
               <w:rPr>
                 <w:b/>
                 <w:bCs/>
                 <w:lang w:val="pl-PL"/>
               </w:rPr>
-              <w:t>Euler</w:t>
-            </w:r>
-            <w:proofErr w:type="spellEnd"/>
-            <w:r>
+              <w:t>Euler – decyzyjny (DEC)</w:t>
+            </w:r>
+          </w:p>
+        </w:tc>
+        <w:tc>
+          <w:tcPr>
+            <w:tcW w:w="2265" w:type="dxa"/>
+          </w:tcPr>
+          <w:p>
+            <w:pPr>
+              <w:jc w:val="both"/>
+              <w:rPr>
+                <w:lang w:val="pl-PL"/>
+              </w:rPr>
+            </w:pPr>
+            <w:r>
+              <w:rPr>
+                <w:lang w:val="pl-PL"/>
+              </w:rPr>
+              <w:t>O(n+m)</w:t>
+            </w:r>
+          </w:p>
+        </w:tc>
+        <w:tc>
+          <w:tcPr>
+            <w:tcW w:w="2266" w:type="dxa"/>
+          </w:tcPr>
+          <w:p>
+            <w:pPr>
+              <w:jc w:val="both"/>
+              <w:rPr>
+                <w:lang w:val="pl-PL"/>
+              </w:rPr>
+            </w:pPr>
+            <w:r>
+              <w:rPr>
+                <w:lang w:val="pl-PL"/>
+              </w:rPr>
+              <w:t>O(n</w:t>
+            </w:r>
+            <w:r>
+              <w:rPr>
+                <w:vertAlign w:val="superscript"/>
+                <w:lang w:val="pl-PL"/>
+              </w:rPr>
+              <w:t>2</w:t>
+            </w:r>
+            <w:r>
+              <w:rPr>
+                <w:lang w:val="pl-PL"/>
+              </w:rPr>
+              <w:t>)</w:t>
+            </w:r>
+          </w:p>
+        </w:tc>
+        <w:tc>
+          <w:tcPr>
+            <w:tcW w:w="2266" w:type="dxa"/>
+          </w:tcPr>
+          <w:p>
+            <w:pPr>
               <w:rPr>
                 <w:b/>
                 <w:bCs/>
                 <w:lang w:val="pl-PL"/>
               </w:rPr>
-              <w:t xml:space="preserve"> – decyzyjny (DEC)</w:t>
-            </w:r>
-          </w:p>
-        </w:tc>
+            </w:pPr>
+            <w:r>
+              <w:rPr>
+                <w:lang w:val="pl-PL"/>
+              </w:rPr>
+              <w:t>Zliczanie stopni wierzchołków i sprawdzanie spójności (BFS) wymaga przeszukania całej macierzy n x n.</w:t>
+            </w:r>
+          </w:p>
+        </w:tc>
+      </w:tr>
+      <w:tr>
         <w:tc>
           <w:tcPr>
             <w:tcW w:w="2265" w:type="dxa"/>
-          </w:tcPr>
-          <w:p>
-            <w:pPr>
-              <w:jc w:val="both"/>
-              <w:rPr>
-                <w:lang w:val="pl-PL"/>
-              </w:rPr>
-            </w:pPr>
-            <w:r>
-              <w:rPr>
-                <w:lang w:val="pl-PL"/>
-              </w:rPr>
-              <w:t>O(</w:t>
-            </w:r>
-            <w:proofErr w:type="spellStart"/>
-            <w:r>
-              <w:rPr>
-                <w:lang w:val="pl-PL"/>
-              </w:rPr>
-              <w:t>n+m</w:t>
-            </w:r>
-            <w:proofErr w:type="spellEnd"/>
-            <w:r>
-              <w:rPr>
-                <w:lang w:val="pl-PL"/>
-              </w:rPr>
-              <w:t>)</w:t>
-            </w:r>
-          </w:p>
-        </w:tc>
-        <w:tc>
-          <w:tcPr>
-            <w:tcW w:w="2266" w:type="dxa"/>
-          </w:tcPr>
-          <w:p>
-            <w:pPr>
-              <w:jc w:val="both"/>
-              <w:rPr>
-                <w:lang w:val="pl-PL"/>
-              </w:rPr>
-            </w:pPr>
-            <w:r>
-              <w:rPr>
-                <w:lang w:val="pl-PL"/>
-              </w:rPr>
-              <w:t>O(n</w:t>
-            </w:r>
-            <w:r>
-              <w:rPr>
-                <w:vertAlign w:val="superscript"/>
-                <w:lang w:val="pl-PL"/>
-              </w:rPr>
-              <w:t>2</w:t>
-            </w:r>
-            <w:r>
-              <w:rPr>
-                <w:lang w:val="pl-PL"/>
-              </w:rPr>
-              <w:t>)</w:t>
-            </w:r>
-          </w:p>
-        </w:tc>
-        <w:tc>
-          <w:tcPr>
-            <w:tcW w:w="2266" w:type="dxa"/>
           </w:tcPr>
           <w:p>
             <w:pPr>
@@ -3606,44 +3185,105 @@
             </w:pPr>
             <w:r>
               <w:rPr>
-                <w:lang w:val="pl-PL"/>
-              </w:rPr>
-              <w:t>Zliczanie stopni wierzchołków i sprawdzanie spójności (BFS) wymaga przeszukania całej macierzy n x n.</w:t>
-            </w:r>
-          </w:p>
-        </w:tc>
-      </w:tr>
-      <w:tr>
-        <w:tc>
-          <w:tcPr>
-            <w:tcW w:w="2265" w:type="dxa"/>
-          </w:tcPr>
-          <w:p>
-            <w:pPr>
-              <w:jc w:val="both"/>
-              <w:rPr>
                 <w:b/>
                 <w:bCs/>
                 <w:lang w:val="pl-PL"/>
               </w:rPr>
-            </w:pPr>
-            <w:proofErr w:type="spellStart"/>
-            <w:r>
+              <w:t>Euler – przeszukiwanie (SEC)</w:t>
+            </w:r>
+          </w:p>
+        </w:tc>
+        <w:tc>
+          <w:tcPr>
+            <w:tcW w:w="2265" w:type="dxa"/>
+          </w:tcPr>
+          <w:p>
+            <w:pPr>
+              <w:jc w:val="both"/>
+              <w:rPr>
+                <w:lang w:val="pl-PL"/>
+              </w:rPr>
+            </w:pPr>
+            <w:r>
+              <w:rPr>
+                <w:lang w:val="pl-PL"/>
+              </w:rPr>
+              <w:t>O(n+m)</w:t>
+            </w:r>
+          </w:p>
+        </w:tc>
+        <w:tc>
+          <w:tcPr>
+            <w:tcW w:w="2266" w:type="dxa"/>
+          </w:tcPr>
+          <w:p>
+            <w:pPr>
+              <w:jc w:val="both"/>
+              <w:rPr>
+                <w:lang w:val="pl-PL"/>
+              </w:rPr>
+            </w:pPr>
+            <w:r>
+              <w:rPr>
+                <w:lang w:val="pl-PL"/>
+              </w:rPr>
+              <w:t>O(n</w:t>
+            </w:r>
+            <w:r>
+              <w:rPr>
+                <w:vertAlign w:val="superscript"/>
+                <w:lang w:val="pl-PL"/>
+              </w:rPr>
+              <w:t>2</w:t>
+            </w:r>
+            <w:r>
+              <w:rPr>
+                <w:lang w:val="pl-PL"/>
+              </w:rPr>
+              <w:t>)</w:t>
+            </w:r>
+          </w:p>
+        </w:tc>
+        <w:tc>
+          <w:tcPr>
+            <w:tcW w:w="2266" w:type="dxa"/>
+          </w:tcPr>
+          <w:p>
+            <w:pPr>
+              <w:rPr>
+                <w:lang w:val="pl-PL"/>
+              </w:rPr>
+            </w:pPr>
+            <w:r>
+              <w:rPr>
+                <w:lang w:val="pl-PL"/>
+              </w:rPr>
+              <w:t>Przeszukiwanie (np. modyfikacja algorytmu DFS) z usuwaniem krawędzi w macierzy.</w:t>
+            </w:r>
+          </w:p>
+        </w:tc>
+      </w:tr>
+      <w:tr>
+        <w:tc>
+          <w:tcPr>
+            <w:tcW w:w="2265" w:type="dxa"/>
+          </w:tcPr>
+          <w:p>
+            <w:pPr>
+              <w:jc w:val="both"/>
               <w:rPr>
                 <w:b/>
                 <w:bCs/>
                 <w:lang w:val="pl-PL"/>
               </w:rPr>
-              <w:t>Euler</w:t>
-            </w:r>
-            <w:proofErr w:type="spellEnd"/>
+            </w:pPr>
             <w:r>
               <w:rPr>
                 <w:b/>
                 <w:bCs/>
                 <w:lang w:val="pl-PL"/>
               </w:rPr>
-              <w:t xml:space="preserve"> – przeszukiwanie (SEC)</w:t>
+              <w:t>Hamilton – decyzyjny (DHC)</w:t>
             </w:r>
           </w:p>
         </w:tc>
@@ -3662,21 +3302,7 @@
               <w:rPr>
                 <w:lang w:val="pl-PL"/>
               </w:rPr>
-              <w:t>O(</w:t>
-            </w:r>
-            <w:proofErr w:type="spellStart"/>
-            <w:r>
-              <w:rPr>
-                <w:lang w:val="pl-PL"/>
-              </w:rPr>
-              <w:t>n+m</w:t>
-            </w:r>
-            <w:proofErr w:type="spellEnd"/>
-            <w:r>
-              <w:rPr>
-                <w:lang w:val="pl-PL"/>
-              </w:rPr>
-              <w:t>)</w:t>
+              <w:t>NP-zupełny</w:t>
             </w:r>
           </w:p>
         </w:tc>
@@ -3702,7 +3328,7 @@
                 <w:vertAlign w:val="superscript"/>
                 <w:lang w:val="pl-PL"/>
               </w:rPr>
-              <w:t>2</w:t>
+              <w:t>3</w:t>
             </w:r>
             <w:r>
               <w:rPr>
@@ -3718,7 +3344,6 @@
           </w:tcPr>
           <w:p>
             <w:pPr>
-              <w:jc w:val="both"/>
               <w:rPr>
                 <w:lang w:val="pl-PL"/>
               </w:rPr>
@@ -3727,14 +3352,7 @@
               <w:rPr>
                 <w:lang w:val="pl-PL"/>
               </w:rPr>
-              <w:t xml:space="preserve">Przeszukiwanie (np. modyfikacja algorytmu DFS) z </w:t>
-            </w:r>
-            <w:r>
-              <w:rPr>
-                <w:lang w:val="pl-PL"/>
-              </w:rPr>
-              <w:lastRenderedPageBreak/>
-              <w:t>usuwaniem krawędzi w macierzy.</w:t>
+              <w:t>Sprawdzanie warunków wystarczających (Orego/Woodalla) dla par wierzchołków niepołączonych krawędzią.</w:t>
             </w:r>
           </w:p>
         </w:tc>
@@ -3759,8 +3377,7 @@
                 <w:bCs/>
                 <w:lang w:val="pl-PL"/>
               </w:rPr>
-              <w:lastRenderedPageBreak/>
-              <w:t>Hamilton – decyzyjny (DHC)</w:t>
+              <w:t>Hamilton – przeszukiwanie (SHC)</w:t>
             </w:r>
           </w:p>
         </w:tc>
@@ -3802,10 +3419,9 @@
             </w:r>
             <w:r>
               <w:rPr>
-                <w:vertAlign w:val="superscript"/>
                 <w:lang w:val="pl-PL"/>
               </w:rPr>
-              <w:t>3</w:t>
+              <w:t>!</w:t>
             </w:r>
             <w:r>
               <w:rPr>
@@ -3821,7 +3437,6 @@
           </w:tcPr>
           <w:p>
             <w:pPr>
-              <w:jc w:val="both"/>
               <w:rPr>
                 <w:lang w:val="pl-PL"/>
               </w:rPr>
@@ -3830,143 +3445,7 @@
               <w:rPr>
                 <w:lang w:val="pl-PL"/>
               </w:rPr>
-              <w:t>Sprawdzanie warunków wystarczających (</w:t>
-            </w:r>
-            <w:proofErr w:type="spellStart"/>
-            <w:r>
-              <w:rPr>
-                <w:lang w:val="pl-PL"/>
-              </w:rPr>
-              <w:t>Orego</w:t>
-            </w:r>
-            <w:proofErr w:type="spellEnd"/>
-            <w:r>
-              <w:rPr>
-                <w:lang w:val="pl-PL"/>
-              </w:rPr>
-              <w:t>/</w:t>
-            </w:r>
-            <w:proofErr w:type="spellStart"/>
-            <w:r>
-              <w:rPr>
-                <w:lang w:val="pl-PL"/>
-              </w:rPr>
-              <w:t>Woodalla</w:t>
-            </w:r>
-            <w:proofErr w:type="spellEnd"/>
-            <w:r>
-              <w:rPr>
-                <w:lang w:val="pl-PL"/>
-              </w:rPr>
-              <w:t>) dla par wierzchołków niepołączonych krawędzią.</w:t>
-            </w:r>
-          </w:p>
-        </w:tc>
-      </w:tr>
-      <w:tr>
-        <w:tc>
-          <w:tcPr>
-            <w:tcW w:w="2265" w:type="dxa"/>
-          </w:tcPr>
-          <w:p>
-            <w:pPr>
-              <w:jc w:val="both"/>
-              <w:rPr>
-                <w:b/>
-                <w:bCs/>
-                <w:lang w:val="pl-PL"/>
-              </w:rPr>
-            </w:pPr>
-            <w:r>
-              <w:rPr>
-                <w:b/>
-                <w:bCs/>
-                <w:lang w:val="pl-PL"/>
-              </w:rPr>
-              <w:t>Hamilton – przeszukiwanie (SHC)</w:t>
-            </w:r>
-          </w:p>
-        </w:tc>
-        <w:tc>
-          <w:tcPr>
-            <w:tcW w:w="2265" w:type="dxa"/>
-          </w:tcPr>
-          <w:p>
-            <w:pPr>
-              <w:jc w:val="both"/>
-              <w:rPr>
-                <w:lang w:val="pl-PL"/>
-              </w:rPr>
-            </w:pPr>
-            <w:r>
-              <w:rPr>
-                <w:lang w:val="pl-PL"/>
-              </w:rPr>
-              <w:t>NP-zupełny</w:t>
-            </w:r>
-          </w:p>
-        </w:tc>
-        <w:tc>
-          <w:tcPr>
-            <w:tcW w:w="2266" w:type="dxa"/>
-          </w:tcPr>
-          <w:p>
-            <w:pPr>
-              <w:jc w:val="both"/>
-              <w:rPr>
-                <w:lang w:val="pl-PL"/>
-              </w:rPr>
-            </w:pPr>
-            <w:r>
-              <w:rPr>
-                <w:lang w:val="pl-PL"/>
-              </w:rPr>
-              <w:t>O(n</w:t>
-            </w:r>
-            <w:r>
-              <w:rPr>
-                <w:lang w:val="pl-PL"/>
-              </w:rPr>
-              <w:t>!</w:t>
-            </w:r>
-            <w:r>
-              <w:rPr>
-                <w:lang w:val="pl-PL"/>
-              </w:rPr>
-              <w:t>)</w:t>
-            </w:r>
-          </w:p>
-        </w:tc>
-        <w:tc>
-          <w:tcPr>
-            <w:tcW w:w="2266" w:type="dxa"/>
-          </w:tcPr>
-          <w:p>
-            <w:pPr>
-              <w:jc w:val="both"/>
-              <w:rPr>
-                <w:lang w:val="pl-PL"/>
-              </w:rPr>
-            </w:pPr>
-            <w:r>
-              <w:rPr>
-                <w:lang w:val="pl-PL"/>
-              </w:rPr>
-              <w:t>Algorytm z powrotami (</w:t>
-            </w:r>
-            <w:proofErr w:type="spellStart"/>
-            <w:r>
-              <w:rPr>
-                <w:lang w:val="pl-PL"/>
-              </w:rPr>
-              <w:t>backtracking</w:t>
-            </w:r>
-            <w:proofErr w:type="spellEnd"/>
-            <w:r>
-              <w:rPr>
-                <w:lang w:val="pl-PL"/>
-              </w:rPr>
-              <w:t>) w najgorszym przypadku sprawdza wszystkie permutacje wierzchołków.</w:t>
+              <w:t>Algorytm z powrotami (backtracking) w najgorszym przypadku sprawdza wszystkie permutacje wierzchołków.</w:t>
             </w:r>
           </w:p>
         </w:tc>
@@ -3974,15 +3453,6 @@
     </w:tbl>
     <w:p>
       <w:pPr>
-        <w:jc w:val="both"/>
-        <w:rPr>
-          <w:lang w:val="pl-PL"/>
-        </w:rPr>
-      </w:pPr>
-    </w:p>
-    <w:p>
-      <w:pPr>
-        <w:ind w:left="360"/>
         <w:jc w:val="both"/>
         <w:rPr>
           <w:lang w:val="pl-PL"/>
@@ -3998,59 +3468,67 @@
         </w:numPr>
         <w:jc w:val="both"/>
         <w:rPr>
+          <w:b/>
+          <w:bCs/>
           <w:lang w:val="pl-PL"/>
         </w:rPr>
       </w:pPr>
       <w:r>
         <w:rPr>
+          <w:b/>
+          <w:bCs/>
           <w:lang w:val="pl-PL"/>
         </w:rPr>
         <w:t>Różnica mię</w:t>
       </w:r>
       <w:r>
         <w:rPr>
+          <w:b/>
+          <w:bCs/>
           <w:lang w:val="pl-PL"/>
         </w:rPr>
         <w:t>dz</w:t>
       </w:r>
       <w:r>
         <w:rPr>
+          <w:b/>
+          <w:bCs/>
           <w:lang w:val="pl-PL"/>
         </w:rPr>
         <w:t>y</w:t>
       </w:r>
       <w:r>
         <w:rPr>
+          <w:b/>
+          <w:bCs/>
           <w:lang w:val="pl-PL"/>
         </w:rPr>
         <w:t xml:space="preserve"> </w:t>
       </w:r>
       <w:r>
         <w:rPr>
+          <w:b/>
+          <w:bCs/>
           <w:lang w:val="pl-PL"/>
         </w:rPr>
         <w:t>klas</w:t>
       </w:r>
       <w:r>
         <w:rPr>
+          <w:b/>
+          <w:bCs/>
           <w:lang w:val="pl-PL"/>
         </w:rPr>
         <w:t>ą</w:t>
       </w:r>
       <w:r>
         <w:rPr>
+          <w:b/>
+          <w:bCs/>
           <w:lang w:val="pl-PL"/>
         </w:rPr>
         <w:t xml:space="preserve"> złożoności problemu a złożonością rozwiązującego go algorytmu?</w:t>
       </w:r>
-    </w:p>
-    <w:p>
-      <w:pPr>
-        <w:jc w:val="both"/>
-        <w:rPr>
-          <w:lang w:val="pl-PL"/>
-        </w:rPr>
-      </w:pPr>
     </w:p>
     <w:p>
       <w:pPr>
@@ -4170,6 +3648,7 @@
           <w:bCs/>
           <w:lang w:val="pl-PL"/>
         </w:rPr>
+        <w:lastRenderedPageBreak/>
         <w:t>Wniosek:</w:t>
       </w:r>
       <w:r>
@@ -4215,15 +3694,6 @@
         </w:rPr>
         <w:t xml:space="preserve"> do rozwiązania łatwego problemu z klasy P). Jednak nie jest możliwe napisanie algorytmu wielomianowego (szybkiego) dla problemu z klasy NP-trudnych.</w:t>
       </w:r>
-    </w:p>
-    <w:p>
-      <w:pPr>
-        <w:ind w:left="360"/>
-        <w:jc w:val="both"/>
-        <w:rPr>
-          <w:lang w:val="pl-PL"/>
-        </w:rPr>
-      </w:pPr>
     </w:p>
     <w:p>
       <w:pPr>
@@ -4234,11 +3704,15 @@
         </w:numPr>
         <w:jc w:val="both"/>
         <w:rPr>
+          <w:b/>
+          <w:bCs/>
           <w:lang w:val="pl-PL"/>
         </w:rPr>
       </w:pPr>
       <w:r>
         <w:rPr>
+          <w:b/>
+          <w:bCs/>
           <w:lang w:val="pl-PL"/>
         </w:rPr>
         <w:t xml:space="preserve">Dlaczego problem cyklu Eulera należy do klasy P? </w:t>
@@ -4246,14 +3720,6 @@
     </w:p>
     <w:p>
       <w:pPr>
-        <w:jc w:val="both"/>
-        <w:rPr>
-          <w:lang w:val="pl-PL"/>
-        </w:rPr>
-      </w:pPr>
-    </w:p>
-    <w:p>
-      <w:pPr>
         <w:ind w:left="360"/>
         <w:jc w:val="both"/>
         <w:rPr>
@@ -4278,21 +3744,7 @@
         <w:rPr>
           <w:lang w:val="pl-PL"/>
         </w:rPr>
-        <w:t xml:space="preserve"> (</w:t>
-      </w:r>
-      <w:proofErr w:type="spellStart"/>
-      <w:r>
-        <w:rPr>
-          <w:lang w:val="pl-PL"/>
-        </w:rPr>
-        <w:t>Polynomial</w:t>
-      </w:r>
-      <w:proofErr w:type="spellEnd"/>
-      <w:r>
-        <w:rPr>
-          <w:lang w:val="pl-PL"/>
-        </w:rPr>
-        <w:t xml:space="preserve">) grupuje problemy, które potrafimy rozwiązać w czasie wielomianowym (np. </w:t>
+        <w:t xml:space="preserve"> (Polynomial) grupuje problemy, które potrafimy rozwiązać w czasie wielomianowym (np. </w:t>
       </w:r>
       <w:r>
         <w:rPr>
@@ -4382,21 +3834,7 @@
         <w:rPr>
           <w:lang w:val="pl-PL"/>
         </w:rPr>
-        <w:t xml:space="preserve">Leonhard </w:t>
-      </w:r>
-      <w:proofErr w:type="spellStart"/>
-      <w:r>
-        <w:rPr>
-          <w:lang w:val="pl-PL"/>
-        </w:rPr>
-        <w:t>Euler</w:t>
-      </w:r>
-      <w:proofErr w:type="spellEnd"/>
-      <w:r>
-        <w:rPr>
-          <w:lang w:val="pl-PL"/>
-        </w:rPr>
-        <w:t xml:space="preserve"> udowodnił, że istnienie cyklu zależy wyłącznie od </w:t>
+        <w:t xml:space="preserve">Leonhard Euler udowodnił, że istnienie cyklu zależy wyłącznie od </w:t>
       </w:r>
       <w:r>
         <w:rPr>
@@ -4461,18 +3899,8 @@
         <w:rPr>
           <w:lang w:val="pl-PL"/>
         </w:rPr>
-        <w:lastRenderedPageBreak/>
         <w:t>Sprowadza się to do prostego zliczenia wartości w macierzy, co z definicji jest operacją szybką i deterministyczną.</w:t>
       </w:r>
-    </w:p>
-    <w:p>
-      <w:pPr>
-        <w:ind w:left="360"/>
-        <w:jc w:val="both"/>
-        <w:rPr>
-          <w:lang w:val="pl-PL"/>
-        </w:rPr>
-      </w:pPr>
     </w:p>
     <w:p>
       <w:pPr>
@@ -4483,23 +3911,19 @@
         </w:numPr>
         <w:jc w:val="both"/>
         <w:rPr>
+          <w:b/>
+          <w:bCs/>
           <w:lang w:val="pl-PL"/>
         </w:rPr>
       </w:pPr>
       <w:r>
         <w:rPr>
+          <w:b/>
+          <w:bCs/>
           <w:lang w:val="pl-PL"/>
         </w:rPr>
         <w:t>Dlaczego problem cyklu Hamiltona jest silnie NP-trudny/NP-zupełny?</w:t>
       </w:r>
-    </w:p>
-    <w:p>
-      <w:pPr>
-        <w:jc w:val="both"/>
-        <w:rPr>
-          <w:lang w:val="pl-PL"/>
-        </w:rPr>
-      </w:pPr>
     </w:p>
     <w:p>
       <w:pPr>
@@ -4594,35 +4018,7 @@
         <w:rPr>
           <w:lang w:val="pl-PL"/>
         </w:rPr>
-        <w:t xml:space="preserve">Standardowe algorytmy (jak </w:t>
-      </w:r>
-      <w:proofErr w:type="spellStart"/>
-      <w:r>
-        <w:rPr>
-          <w:lang w:val="pl-PL"/>
-        </w:rPr>
-        <w:t>backtracking</w:t>
-      </w:r>
-      <w:proofErr w:type="spellEnd"/>
-      <w:r>
-        <w:rPr>
-          <w:lang w:val="pl-PL"/>
-        </w:rPr>
-        <w:t xml:space="preserve">) muszą w pesymistycznym przypadku przeszukać całe drzewo decyzyjne, sprawdzając wszystkie możliwe permutacje dróg. Przestrzeń poszukiwań rośnie w tempie </w:t>
-      </w:r>
-      <w:proofErr w:type="spellStart"/>
-      <w:r>
-        <w:rPr>
-          <w:lang w:val="pl-PL"/>
-        </w:rPr>
-        <w:t>silniowym</w:t>
-      </w:r>
-      <w:proofErr w:type="spellEnd"/>
-      <w:r>
-        <w:rPr>
-          <w:lang w:val="pl-PL"/>
-        </w:rPr>
-        <w:t xml:space="preserve"> – </w:t>
+        <w:t xml:space="preserve">Standardowe algorytmy (jak backtracking) muszą w pesymistycznym przypadku przeszukać całe drzewo decyzyjne, sprawdzając wszystkie możliwe permutacje dróg. Przestrzeń poszukiwań rośnie w tempie silniowym – </w:t>
       </w:r>
       <w:r>
         <w:rPr>
@@ -4684,15 +4080,6 @@
         </w:rPr>
         <w:t xml:space="preserve">). </w:t>
       </w:r>
-    </w:p>
-    <w:p>
-      <w:pPr>
-        <w:ind w:left="360"/>
-        <w:jc w:val="both"/>
-        <w:rPr>
-          <w:lang w:val="pl-PL"/>
-        </w:rPr>
-      </w:pPr>
     </w:p>
     <w:p>
       <w:pPr>
@@ -4703,51 +4090,19 @@
         </w:numPr>
         <w:jc w:val="both"/>
         <w:rPr>
+          <w:b/>
+          <w:bCs/>
           <w:lang w:val="pl-PL"/>
         </w:rPr>
       </w:pPr>
       <w:r>
         <w:rPr>
+          <w:b/>
+          <w:bCs/>
           <w:lang w:val="pl-PL"/>
         </w:rPr>
-        <w:t xml:space="preserve">Czy istnieją grafy hamiltonowskie, które nie spełniają twierdzenia </w:t>
+        <w:t>Czy istnieją grafy hamiltonowskie, które nie spełniają twierdzenia Orego/Woodalla?</w:t>
       </w:r>
-      <w:proofErr w:type="spellStart"/>
-      <w:r>
-        <w:rPr>
-          <w:lang w:val="pl-PL"/>
-        </w:rPr>
-        <w:t>Orego</w:t>
-      </w:r>
-      <w:proofErr w:type="spellEnd"/>
-      <w:r>
-        <w:rPr>
-          <w:lang w:val="pl-PL"/>
-        </w:rPr>
-        <w:t>/</w:t>
-      </w:r>
-      <w:proofErr w:type="spellStart"/>
-      <w:r>
-        <w:rPr>
-          <w:lang w:val="pl-PL"/>
-        </w:rPr>
-        <w:t>Woodalla</w:t>
-      </w:r>
-      <w:proofErr w:type="spellEnd"/>
-      <w:r>
-        <w:rPr>
-          <w:lang w:val="pl-PL"/>
-        </w:rPr>
-        <w:t>?</w:t>
-      </w:r>
-    </w:p>
-    <w:p>
-      <w:pPr>
-        <w:jc w:val="both"/>
-        <w:rPr>
-          <w:lang w:val="pl-PL"/>
-        </w:rPr>
-      </w:pPr>
     </w:p>
     <w:p>
       <w:pPr>
@@ -4769,35 +4124,7 @@
         <w:rPr>
           <w:lang w:val="pl-PL"/>
         </w:rPr>
-        <w:t xml:space="preserve"> Twierdzenia </w:t>
-      </w:r>
-      <w:proofErr w:type="spellStart"/>
-      <w:r>
-        <w:rPr>
-          <w:lang w:val="pl-PL"/>
-        </w:rPr>
-        <w:t>Orego</w:t>
-      </w:r>
-      <w:proofErr w:type="spellEnd"/>
-      <w:r>
-        <w:rPr>
-          <w:lang w:val="pl-PL"/>
-        </w:rPr>
-        <w:t xml:space="preserve"> i </w:t>
-      </w:r>
-      <w:proofErr w:type="spellStart"/>
-      <w:r>
-        <w:rPr>
-          <w:lang w:val="pl-PL"/>
-        </w:rPr>
-        <w:t>Woodalla</w:t>
-      </w:r>
-      <w:proofErr w:type="spellEnd"/>
-      <w:r>
-        <w:rPr>
-          <w:lang w:val="pl-PL"/>
-        </w:rPr>
-        <w:t xml:space="preserve"> definiują wyłącznie </w:t>
+        <w:t xml:space="preserve"> Twierdzenia Orego i Woodalla definiują wyłącznie </w:t>
       </w:r>
       <w:r>
         <w:rPr>
@@ -4992,6 +4319,7 @@
         <w:rPr>
           <w:lang w:val="pl-PL"/>
         </w:rPr>
+        <w:lastRenderedPageBreak/>
         <w:t>Jest to z definicji graf hamiltonowski, ponieważ obejście jego obwodu tworzy cykl Hamiltona.</w:t>
       </w:r>
     </w:p>
@@ -5065,21 +4393,7 @@
         <w:rPr>
           <w:lang w:val="pl-PL"/>
         </w:rPr>
-        <w:t xml:space="preserve">. Zgodnie z twierdzeniem </w:t>
-      </w:r>
-      <w:proofErr w:type="spellStart"/>
-      <w:r>
-        <w:rPr>
-          <w:lang w:val="pl-PL"/>
-        </w:rPr>
-        <w:t>Orego</w:t>
-      </w:r>
-      <w:proofErr w:type="spellEnd"/>
-      <w:r>
-        <w:rPr>
-          <w:lang w:val="pl-PL"/>
-        </w:rPr>
-        <w:t>, ta suma musiałaby być większa lub równa liczbie wszystkich wierzchołków (</w:t>
+        <w:t>. Zgodnie z twierdzeniem Orego, ta suma musiałaby być większa lub równa liczbie wszystkich wierzchołków (</w:t>
       </w:r>
       <w:r>
         <w:rPr>
@@ -5115,31 +4429,8 @@
         <w:rPr>
           <w:lang w:val="pl-PL"/>
         </w:rPr>
-        <w:t xml:space="preserve">), co jest fałszem. Twierdzenie </w:t>
+        <w:t>), co jest fałszem. Twierdzenie Orego nie potwierdza obecności cyklu, chociaż on tam jest.</w:t>
       </w:r>
-      <w:proofErr w:type="spellStart"/>
-      <w:r>
-        <w:rPr>
-          <w:lang w:val="pl-PL"/>
-        </w:rPr>
-        <w:t>Orego</w:t>
-      </w:r>
-      <w:proofErr w:type="spellEnd"/>
-      <w:r>
-        <w:rPr>
-          <w:lang w:val="pl-PL"/>
-        </w:rPr>
-        <w:t xml:space="preserve"> nie potwierdza obecności cyklu, chociaż on tam jest.</w:t>
-      </w:r>
-    </w:p>
-    <w:p>
-      <w:pPr>
-        <w:ind w:left="360"/>
-        <w:jc w:val="both"/>
-        <w:rPr>
-          <w:lang w:val="pl-PL"/>
-        </w:rPr>
-      </w:pPr>
     </w:p>
     <w:p>
       <w:pPr>
@@ -5150,11 +4441,15 @@
         </w:numPr>
         <w:jc w:val="both"/>
         <w:rPr>
+          <w:b/>
+          <w:bCs/>
           <w:lang w:val="pl-PL"/>
         </w:rPr>
       </w:pPr>
       <w:r>
         <w:rPr>
+          <w:b/>
+          <w:bCs/>
           <w:lang w:val="pl-PL"/>
         </w:rPr>
         <w:t>Wnioski końcowe</w:t>
@@ -5173,7 +4468,6 @@
           <w:bCs/>
           <w:lang w:val="pl-PL"/>
         </w:rPr>
-        <w:lastRenderedPageBreak/>
         <w:t>Porównanie problemów i ich praktyczna wykonalność</w:t>
       </w:r>
     </w:p>
@@ -5260,25 +4554,7 @@
           <w:bCs/>
           <w:lang w:val="pl-PL"/>
         </w:rPr>
-        <w:t>Wpływ zastosowanego podejścia (</w:t>
-      </w:r>
-      <w:proofErr w:type="spellStart"/>
-      <w:r>
-        <w:rPr>
-          <w:b/>
-          <w:bCs/>
-          <w:lang w:val="pl-PL"/>
-        </w:rPr>
-        <w:t>backtracking</w:t>
-      </w:r>
-      <w:proofErr w:type="spellEnd"/>
-      <w:r>
-        <w:rPr>
-          <w:b/>
-          <w:bCs/>
-          <w:lang w:val="pl-PL"/>
-        </w:rPr>
-        <w:t>)</w:t>
+        <w:t>Wpływ zastosowanego podejścia (backtracking)</w:t>
       </w:r>
     </w:p>
     <w:p>
@@ -5372,21 +4648,7 @@
         <w:rPr>
           <w:lang w:val="pl-PL"/>
         </w:rPr>
-        <w:t xml:space="preserve">, klasyczny </w:t>
-      </w:r>
-      <w:proofErr w:type="spellStart"/>
-      <w:r>
-        <w:rPr>
-          <w:lang w:val="pl-PL"/>
-        </w:rPr>
-        <w:t>backtracking</w:t>
-      </w:r>
-      <w:proofErr w:type="spellEnd"/>
-      <w:r>
-        <w:rPr>
-          <w:lang w:val="pl-PL"/>
-        </w:rPr>
-        <w:t xml:space="preserve"> bez dodatkowych </w:t>
+        <w:t xml:space="preserve">, klasyczny backtracking bez dodatkowych </w:t>
       </w:r>
       <w:r>
         <w:rPr>
@@ -5398,21 +4660,7 @@
         <w:rPr>
           <w:lang w:val="pl-PL"/>
         </w:rPr>
-        <w:t xml:space="preserve"> wywołuje zjawisko eksplozji kombinatorycznej o złożoności </w:t>
-      </w:r>
-      <w:proofErr w:type="spellStart"/>
-      <w:r>
-        <w:rPr>
-          <w:lang w:val="pl-PL"/>
-        </w:rPr>
-        <w:t>silniowej</w:t>
-      </w:r>
-      <w:proofErr w:type="spellEnd"/>
-      <w:r>
-        <w:rPr>
-          <w:lang w:val="pl-PL"/>
-        </w:rPr>
-        <w:t xml:space="preserve"> O(n</w:t>
+        <w:t xml:space="preserve"> wywołuje zjawisko eksplozji kombinatorycznej o złożoności silniowej O(n</w:t>
       </w:r>
       <w:r>
         <w:rPr>
@@ -5488,6 +4736,7 @@
         <w:rPr>
           <w:lang w:val="pl-PL"/>
         </w:rPr>
+        <w:lastRenderedPageBreak/>
         <w:t>Macierz grafu (dla grafów skierowanych): Specyficzna struktura tej macierzy, rozszerzona o bezpośrednią listę następników, sprawdzała się znakomicie pod kątem optymalizacji. Mimo wyższego stopnia skomplikowania samego kodu (co utrudniało początkową implementację), pozwalała ona na natychmiastowe przeskakiwanie do rzeczywistych sąsiadów wierzchołka. W przypadku algorytmów o drastycznie wysokiej liczbie nawrotów, takich jak przeszukiwanie cyklu Hamiltona (SHC), taka minimalizacja zbędnych iteracji po zerach stanowiła kluczową przewagę optymalizacyjną.</w:t>
       </w:r>
     </w:p>
@@ -5498,52 +4747,14 @@
           <w:lang w:val="en-US"/>
         </w:rPr>
       </w:pPr>
-      <w:proofErr w:type="spellStart"/>
       <w:r>
         <w:rPr>
           <w:b/>
           <w:bCs/>
           <w:lang w:val="en-US"/>
         </w:rPr>
-        <w:t>Kompromis</w:t>
+        <w:t>Kompromis czas vs pamięć</w:t>
       </w:r>
-      <w:proofErr w:type="spellEnd"/>
-      <w:r>
-        <w:rPr>
-          <w:b/>
-          <w:bCs/>
-          <w:lang w:val="en-US"/>
-        </w:rPr>
-        <w:t xml:space="preserve"> </w:t>
-      </w:r>
-      <w:proofErr w:type="spellStart"/>
-      <w:r>
-        <w:rPr>
-          <w:b/>
-          <w:bCs/>
-          <w:lang w:val="en-US"/>
-        </w:rPr>
-        <w:t>czas</w:t>
-      </w:r>
-      <w:proofErr w:type="spellEnd"/>
-      <w:r>
-        <w:rPr>
-          <w:b/>
-          <w:bCs/>
-          <w:lang w:val="en-US"/>
-        </w:rPr>
-        <w:t xml:space="preserve"> vs </w:t>
-      </w:r>
-      <w:proofErr w:type="spellStart"/>
-      <w:r>
-        <w:rPr>
-          <w:b/>
-          <w:bCs/>
-          <w:lang w:val="en-US"/>
-        </w:rPr>
-        <w:t>pamięć</w:t>
-      </w:r>
-      <w:proofErr w:type="spellEnd"/>
     </w:p>
     <w:p>
       <w:pPr>
@@ -5606,7 +4817,6 @@
         <w:rPr>
           <w:lang w:val="pl-PL"/>
         </w:rPr>
-        <w:lastRenderedPageBreak/>
         <w:t>Odczyt i modyfikacja krawędzi odbywa się w optymalnym czasie stałym O(1), jednak przestrzeń pamięciowa rośnie kwadratowo (O(n</w:t>
       </w:r>
       <w:r>
@@ -5643,14 +4853,6 @@
     </w:p>
     <w:p>
       <w:pPr>
-        <w:jc w:val="both"/>
-        <w:rPr>
-          <w:lang w:val="pl-PL"/>
-        </w:rPr>
-      </w:pPr>
-    </w:p>
-    <w:p>
-      <w:pPr>
         <w:pStyle w:val="Akapitzlist"/>
         <w:numPr>
           <w:ilvl w:val="0"/>
@@ -5658,40 +4860,18 @@
         </w:numPr>
         <w:jc w:val="both"/>
         <w:rPr>
-          <w:lang w:val="pl-PL"/>
-        </w:rPr>
-      </w:pPr>
-      <w:proofErr w:type="spellStart"/>
-      <w:r>
-        <w:rPr>
-          <w:lang w:val="pl-PL"/>
-        </w:rPr>
-        <w:t>Tableki</w:t>
-      </w:r>
-      <w:proofErr w:type="spellEnd"/>
-      <w:r>
-        <w:rPr>
-          <w:lang w:val="pl-PL"/>
-        </w:rPr>
-        <w:t xml:space="preserve"> pomiarów:</w:t>
-      </w:r>
-    </w:p>
-    <w:p>
-      <w:pPr>
-        <w:pStyle w:val="Akapitzlist"/>
-        <w:numPr>
-          <w:ilvl w:val="0"/>
-          <w:numId w:val="1"/>
-        </w:numPr>
-        <w:rPr>
+          <w:b/>
+          <w:bCs/>
           <w:lang w:val="pl-PL"/>
         </w:rPr>
       </w:pPr>
       <w:r>
         <w:rPr>
+          <w:b/>
+          <w:bCs/>
           <w:lang w:val="pl-PL"/>
         </w:rPr>
-        <w:t>Analiza wykresów</w:t>
+        <w:t>Tableki pomiarów:</w:t>
       </w:r>
     </w:p>
     <w:p>
@@ -5702,44 +4882,18 @@
           <w:numId w:val="1"/>
         </w:numPr>
         <w:rPr>
+          <w:b/>
+          <w:bCs/>
           <w:lang w:val="pl-PL"/>
         </w:rPr>
       </w:pPr>
       <w:r>
         <w:rPr>
+          <w:b/>
+          <w:bCs/>
           <w:lang w:val="pl-PL"/>
         </w:rPr>
-        <w:t>Tabelki</w:t>
-      </w:r>
-      <w:r>
-        <w:rPr>
-          <w:lang w:val="pl-PL"/>
-        </w:rPr>
-        <w:t xml:space="preserve"> przedstawiające zależność średniego czasu obliczeń od liczby</w:t>
-      </w:r>
-      <w:r>
-        <w:rPr>
-          <w:lang w:val="pl-PL"/>
-        </w:rPr>
-        <w:t xml:space="preserve"> </w:t>
-      </w:r>
-      <w:r>
-        <w:rPr>
-          <w:lang w:val="pl-PL"/>
-        </w:rPr>
-        <w:t>wierzchołków n</w:t>
-      </w:r>
-      <w:r>
-        <w:rPr>
-          <w:lang w:val="pl-PL"/>
-        </w:rPr>
-        <w:t xml:space="preserve"> </w:t>
-      </w:r>
-      <w:r>
-        <w:rPr>
-          <w:lang w:val="pl-PL"/>
-        </w:rPr>
-        <w:t>dla grafów o średnim nasyceniu (s = 50%) zawierających cykle.</w:t>
+        <w:t>Tabelki przedstawiające zależność średniego czasu obliczeń od liczby wierzchołków n dla grafów o średnim nasyceniu (s = 50%) zawierających cykle.</w:t>
       </w:r>
     </w:p>
     <w:p>
@@ -5750,11 +4904,15 @@
           <w:numId w:val="1"/>
         </w:numPr>
         <w:rPr>
+          <w:b/>
+          <w:bCs/>
           <w:lang w:val="pl-PL"/>
         </w:rPr>
       </w:pPr>
       <w:r>
         <w:rPr>
+          <w:b/>
+          <w:bCs/>
           <w:lang w:val="pl-PL"/>
         </w:rPr>
         <w:t>Algorytm DHC</w:t>
@@ -5832,62 +4990,16 @@
                 <w14:ligatures w14:val="none"/>
               </w:rPr>
             </w:pPr>
-            <w:proofErr w:type="spellStart"/>
-            <w:r>
-              <w:rPr>
-                <w:rFonts w:ascii="Aptos Narrow" w:eastAsia="Times New Roman" w:hAnsi="Aptos Narrow" w:cs="Times New Roman"/>
-                <w:color w:val="000000"/>
-                <w:kern w:val="0"/>
-                <w:lang w:eastAsia="en-GB"/>
-                <w14:ligatures w14:val="none"/>
-              </w:rPr>
-              <w:t>czas</w:t>
-            </w:r>
-            <w:proofErr w:type="spellEnd"/>
-            <w:r>
-              <w:rPr>
-                <w:rFonts w:ascii="Aptos Narrow" w:eastAsia="Times New Roman" w:hAnsi="Aptos Narrow" w:cs="Times New Roman"/>
-                <w:color w:val="000000"/>
-                <w:kern w:val="0"/>
-                <w:lang w:eastAsia="en-GB"/>
-                <w14:ligatures w14:val="none"/>
-              </w:rPr>
-              <w:t xml:space="preserve"> - </w:t>
-            </w:r>
-            <w:proofErr w:type="spellStart"/>
-            <w:r>
-              <w:rPr>
-                <w:rFonts w:ascii="Aptos Narrow" w:eastAsia="Times New Roman" w:hAnsi="Aptos Narrow" w:cs="Times New Roman"/>
-                <w:color w:val="000000"/>
-                <w:kern w:val="0"/>
-                <w:lang w:eastAsia="en-GB"/>
-                <w14:ligatures w14:val="none"/>
-              </w:rPr>
-              <w:t>graf</w:t>
-            </w:r>
-            <w:proofErr w:type="spellEnd"/>
-            <w:r>
-              <w:rPr>
-                <w:rFonts w:ascii="Aptos Narrow" w:eastAsia="Times New Roman" w:hAnsi="Aptos Narrow" w:cs="Times New Roman"/>
-                <w:color w:val="000000"/>
-                <w:kern w:val="0"/>
-                <w:lang w:eastAsia="en-GB"/>
-                <w14:ligatures w14:val="none"/>
-              </w:rPr>
-              <w:t xml:space="preserve"> </w:t>
-            </w:r>
-            <w:proofErr w:type="spellStart"/>
-            <w:r>
-              <w:rPr>
-                <w:rFonts w:ascii="Aptos Narrow" w:eastAsia="Times New Roman" w:hAnsi="Aptos Narrow" w:cs="Times New Roman"/>
-                <w:color w:val="000000"/>
-                <w:kern w:val="0"/>
-                <w:lang w:eastAsia="en-GB"/>
-                <w14:ligatures w14:val="none"/>
-              </w:rPr>
-              <w:t>nieskierowany</w:t>
-            </w:r>
-            <w:proofErr w:type="spellEnd"/>
+            <w:r>
+              <w:rPr>
+                <w:rFonts w:ascii="Aptos Narrow" w:eastAsia="Times New Roman" w:hAnsi="Aptos Narrow" w:cs="Times New Roman"/>
+                <w:color w:val="000000"/>
+                <w:kern w:val="0"/>
+                <w:lang w:eastAsia="en-GB"/>
+                <w14:ligatures w14:val="none"/>
+              </w:rPr>
+              <w:t>czas - graf nieskierowany</w:t>
+            </w:r>
           </w:p>
         </w:tc>
         <w:tc>
@@ -5916,20 +5028,8 @@
                 <w:lang w:eastAsia="en-GB"/>
                 <w14:ligatures w14:val="none"/>
               </w:rPr>
-              <w:t xml:space="preserve">std </w:t>
-            </w:r>
-            <w:proofErr w:type="spellStart"/>
-            <w:r>
-              <w:rPr>
-                <w:rFonts w:ascii="Aptos Narrow" w:eastAsia="Times New Roman" w:hAnsi="Aptos Narrow" w:cs="Times New Roman"/>
-                <w:color w:val="000000"/>
-                <w:kern w:val="0"/>
-                <w:lang w:eastAsia="en-GB"/>
-                <w14:ligatures w14:val="none"/>
-              </w:rPr>
-              <w:t>nieskierowany</w:t>
-            </w:r>
-            <w:proofErr w:type="spellEnd"/>
+              <w:t>std nieskierowany</w:t>
+            </w:r>
           </w:p>
         </w:tc>
         <w:tc>
@@ -5950,62 +5050,16 @@
                 <w14:ligatures w14:val="none"/>
               </w:rPr>
             </w:pPr>
-            <w:proofErr w:type="spellStart"/>
-            <w:r>
-              <w:rPr>
-                <w:rFonts w:ascii="Aptos Narrow" w:eastAsia="Times New Roman" w:hAnsi="Aptos Narrow" w:cs="Times New Roman"/>
-                <w:color w:val="000000"/>
-                <w:kern w:val="0"/>
-                <w:lang w:eastAsia="en-GB"/>
-                <w14:ligatures w14:val="none"/>
-              </w:rPr>
-              <w:t>czas</w:t>
-            </w:r>
-            <w:proofErr w:type="spellEnd"/>
-            <w:r>
-              <w:rPr>
-                <w:rFonts w:ascii="Aptos Narrow" w:eastAsia="Times New Roman" w:hAnsi="Aptos Narrow" w:cs="Times New Roman"/>
-                <w:color w:val="000000"/>
-                <w:kern w:val="0"/>
-                <w:lang w:eastAsia="en-GB"/>
-                <w14:ligatures w14:val="none"/>
-              </w:rPr>
-              <w:t xml:space="preserve"> - </w:t>
-            </w:r>
-            <w:proofErr w:type="spellStart"/>
-            <w:r>
-              <w:rPr>
-                <w:rFonts w:ascii="Aptos Narrow" w:eastAsia="Times New Roman" w:hAnsi="Aptos Narrow" w:cs="Times New Roman"/>
-                <w:color w:val="000000"/>
-                <w:kern w:val="0"/>
-                <w:lang w:eastAsia="en-GB"/>
-                <w14:ligatures w14:val="none"/>
-              </w:rPr>
-              <w:t>graf</w:t>
-            </w:r>
-            <w:proofErr w:type="spellEnd"/>
-            <w:r>
-              <w:rPr>
-                <w:rFonts w:ascii="Aptos Narrow" w:eastAsia="Times New Roman" w:hAnsi="Aptos Narrow" w:cs="Times New Roman"/>
-                <w:color w:val="000000"/>
-                <w:kern w:val="0"/>
-                <w:lang w:eastAsia="en-GB"/>
-                <w14:ligatures w14:val="none"/>
-              </w:rPr>
-              <w:t xml:space="preserve"> </w:t>
-            </w:r>
-            <w:proofErr w:type="spellStart"/>
-            <w:r>
-              <w:rPr>
-                <w:rFonts w:ascii="Aptos Narrow" w:eastAsia="Times New Roman" w:hAnsi="Aptos Narrow" w:cs="Times New Roman"/>
-                <w:color w:val="000000"/>
-                <w:kern w:val="0"/>
-                <w:lang w:eastAsia="en-GB"/>
-                <w14:ligatures w14:val="none"/>
-              </w:rPr>
-              <w:t>skierowany</w:t>
-            </w:r>
-            <w:proofErr w:type="spellEnd"/>
+            <w:r>
+              <w:rPr>
+                <w:rFonts w:ascii="Aptos Narrow" w:eastAsia="Times New Roman" w:hAnsi="Aptos Narrow" w:cs="Times New Roman"/>
+                <w:color w:val="000000"/>
+                <w:kern w:val="0"/>
+                <w:lang w:eastAsia="en-GB"/>
+                <w14:ligatures w14:val="none"/>
+              </w:rPr>
+              <w:t>czas - graf skierowany</w:t>
+            </w:r>
           </w:p>
         </w:tc>
         <w:tc>
@@ -6034,20 +5088,8 @@
                 <w:lang w:eastAsia="en-GB"/>
                 <w14:ligatures w14:val="none"/>
               </w:rPr>
-              <w:t xml:space="preserve">std </w:t>
-            </w:r>
-            <w:proofErr w:type="spellStart"/>
-            <w:r>
-              <w:rPr>
-                <w:rFonts w:ascii="Aptos Narrow" w:eastAsia="Times New Roman" w:hAnsi="Aptos Narrow" w:cs="Times New Roman"/>
-                <w:color w:val="000000"/>
-                <w:kern w:val="0"/>
-                <w:lang w:eastAsia="en-GB"/>
-                <w14:ligatures w14:val="none"/>
-              </w:rPr>
-              <w:t>skierowany</w:t>
-            </w:r>
-            <w:proofErr w:type="spellEnd"/>
+              <w:t>std skierowany</w:t>
+            </w:r>
           </w:p>
         </w:tc>
       </w:tr>
@@ -7667,11 +6709,15 @@
           <w:numId w:val="1"/>
         </w:numPr>
         <w:rPr>
+          <w:b/>
+          <w:bCs/>
           <w:lang w:val="pl-PL"/>
         </w:rPr>
       </w:pPr>
       <w:r>
         <w:rPr>
+          <w:b/>
+          <w:bCs/>
           <w:lang w:val="pl-PL"/>
         </w:rPr>
         <w:t>Algorytm DEC</w:t>
@@ -7749,62 +6795,16 @@
                 <w14:ligatures w14:val="none"/>
               </w:rPr>
             </w:pPr>
-            <w:proofErr w:type="spellStart"/>
-            <w:r>
-              <w:rPr>
-                <w:rFonts w:ascii="Aptos Narrow" w:eastAsia="Times New Roman" w:hAnsi="Aptos Narrow" w:cs="Times New Roman"/>
-                <w:color w:val="000000"/>
-                <w:kern w:val="0"/>
-                <w:lang w:eastAsia="en-GB"/>
-                <w14:ligatures w14:val="none"/>
-              </w:rPr>
-              <w:t>czas</w:t>
-            </w:r>
-            <w:proofErr w:type="spellEnd"/>
-            <w:r>
-              <w:rPr>
-                <w:rFonts w:ascii="Aptos Narrow" w:eastAsia="Times New Roman" w:hAnsi="Aptos Narrow" w:cs="Times New Roman"/>
-                <w:color w:val="000000"/>
-                <w:kern w:val="0"/>
-                <w:lang w:eastAsia="en-GB"/>
-                <w14:ligatures w14:val="none"/>
-              </w:rPr>
-              <w:t xml:space="preserve"> - </w:t>
-            </w:r>
-            <w:proofErr w:type="spellStart"/>
-            <w:r>
-              <w:rPr>
-                <w:rFonts w:ascii="Aptos Narrow" w:eastAsia="Times New Roman" w:hAnsi="Aptos Narrow" w:cs="Times New Roman"/>
-                <w:color w:val="000000"/>
-                <w:kern w:val="0"/>
-                <w:lang w:eastAsia="en-GB"/>
-                <w14:ligatures w14:val="none"/>
-              </w:rPr>
-              <w:t>graf</w:t>
-            </w:r>
-            <w:proofErr w:type="spellEnd"/>
-            <w:r>
-              <w:rPr>
-                <w:rFonts w:ascii="Aptos Narrow" w:eastAsia="Times New Roman" w:hAnsi="Aptos Narrow" w:cs="Times New Roman"/>
-                <w:color w:val="000000"/>
-                <w:kern w:val="0"/>
-                <w:lang w:eastAsia="en-GB"/>
-                <w14:ligatures w14:val="none"/>
-              </w:rPr>
-              <w:t xml:space="preserve"> </w:t>
-            </w:r>
-            <w:proofErr w:type="spellStart"/>
-            <w:r>
-              <w:rPr>
-                <w:rFonts w:ascii="Aptos Narrow" w:eastAsia="Times New Roman" w:hAnsi="Aptos Narrow" w:cs="Times New Roman"/>
-                <w:color w:val="000000"/>
-                <w:kern w:val="0"/>
-                <w:lang w:eastAsia="en-GB"/>
-                <w14:ligatures w14:val="none"/>
-              </w:rPr>
-              <w:t>nieskierowany</w:t>
-            </w:r>
-            <w:proofErr w:type="spellEnd"/>
+            <w:r>
+              <w:rPr>
+                <w:rFonts w:ascii="Aptos Narrow" w:eastAsia="Times New Roman" w:hAnsi="Aptos Narrow" w:cs="Times New Roman"/>
+                <w:color w:val="000000"/>
+                <w:kern w:val="0"/>
+                <w:lang w:eastAsia="en-GB"/>
+                <w14:ligatures w14:val="none"/>
+              </w:rPr>
+              <w:t>czas - graf nieskierowany</w:t>
+            </w:r>
           </w:p>
         </w:tc>
         <w:tc>
@@ -7833,20 +6833,8 @@
                 <w:lang w:eastAsia="en-GB"/>
                 <w14:ligatures w14:val="none"/>
               </w:rPr>
-              <w:t xml:space="preserve">std </w:t>
-            </w:r>
-            <w:proofErr w:type="spellStart"/>
-            <w:r>
-              <w:rPr>
-                <w:rFonts w:ascii="Aptos Narrow" w:eastAsia="Times New Roman" w:hAnsi="Aptos Narrow" w:cs="Times New Roman"/>
-                <w:color w:val="000000"/>
-                <w:kern w:val="0"/>
-                <w:lang w:eastAsia="en-GB"/>
-                <w14:ligatures w14:val="none"/>
-              </w:rPr>
-              <w:t>nieskierowany</w:t>
-            </w:r>
-            <w:proofErr w:type="spellEnd"/>
+              <w:t>std nieskierowany</w:t>
+            </w:r>
           </w:p>
         </w:tc>
         <w:tc>
@@ -7867,62 +6855,16 @@
                 <w14:ligatures w14:val="none"/>
               </w:rPr>
             </w:pPr>
-            <w:proofErr w:type="spellStart"/>
-            <w:r>
-              <w:rPr>
-                <w:rFonts w:ascii="Aptos Narrow" w:eastAsia="Times New Roman" w:hAnsi="Aptos Narrow" w:cs="Times New Roman"/>
-                <w:color w:val="000000"/>
-                <w:kern w:val="0"/>
-                <w:lang w:eastAsia="en-GB"/>
-                <w14:ligatures w14:val="none"/>
-              </w:rPr>
-              <w:t>czas</w:t>
-            </w:r>
-            <w:proofErr w:type="spellEnd"/>
-            <w:r>
-              <w:rPr>
-                <w:rFonts w:ascii="Aptos Narrow" w:eastAsia="Times New Roman" w:hAnsi="Aptos Narrow" w:cs="Times New Roman"/>
-                <w:color w:val="000000"/>
-                <w:kern w:val="0"/>
-                <w:lang w:eastAsia="en-GB"/>
-                <w14:ligatures w14:val="none"/>
-              </w:rPr>
-              <w:t xml:space="preserve"> - </w:t>
-            </w:r>
-            <w:proofErr w:type="spellStart"/>
-            <w:r>
-              <w:rPr>
-                <w:rFonts w:ascii="Aptos Narrow" w:eastAsia="Times New Roman" w:hAnsi="Aptos Narrow" w:cs="Times New Roman"/>
-                <w:color w:val="000000"/>
-                <w:kern w:val="0"/>
-                <w:lang w:eastAsia="en-GB"/>
-                <w14:ligatures w14:val="none"/>
-              </w:rPr>
-              <w:t>graf</w:t>
-            </w:r>
-            <w:proofErr w:type="spellEnd"/>
-            <w:r>
-              <w:rPr>
-                <w:rFonts w:ascii="Aptos Narrow" w:eastAsia="Times New Roman" w:hAnsi="Aptos Narrow" w:cs="Times New Roman"/>
-                <w:color w:val="000000"/>
-                <w:kern w:val="0"/>
-                <w:lang w:eastAsia="en-GB"/>
-                <w14:ligatures w14:val="none"/>
-              </w:rPr>
-              <w:t xml:space="preserve"> </w:t>
-            </w:r>
-            <w:proofErr w:type="spellStart"/>
-            <w:r>
-              <w:rPr>
-                <w:rFonts w:ascii="Aptos Narrow" w:eastAsia="Times New Roman" w:hAnsi="Aptos Narrow" w:cs="Times New Roman"/>
-                <w:color w:val="000000"/>
-                <w:kern w:val="0"/>
-                <w:lang w:eastAsia="en-GB"/>
-                <w14:ligatures w14:val="none"/>
-              </w:rPr>
-              <w:t>skierowany</w:t>
-            </w:r>
-            <w:proofErr w:type="spellEnd"/>
+            <w:r>
+              <w:rPr>
+                <w:rFonts w:ascii="Aptos Narrow" w:eastAsia="Times New Roman" w:hAnsi="Aptos Narrow" w:cs="Times New Roman"/>
+                <w:color w:val="000000"/>
+                <w:kern w:val="0"/>
+                <w:lang w:eastAsia="en-GB"/>
+                <w14:ligatures w14:val="none"/>
+              </w:rPr>
+              <w:t>czas - graf skierowany</w:t>
+            </w:r>
           </w:p>
         </w:tc>
         <w:tc>
@@ -7951,20 +6893,8 @@
                 <w:lang w:eastAsia="en-GB"/>
                 <w14:ligatures w14:val="none"/>
               </w:rPr>
-              <w:t xml:space="preserve">std </w:t>
-            </w:r>
-            <w:proofErr w:type="spellStart"/>
-            <w:r>
-              <w:rPr>
-                <w:rFonts w:ascii="Aptos Narrow" w:eastAsia="Times New Roman" w:hAnsi="Aptos Narrow" w:cs="Times New Roman"/>
-                <w:color w:val="000000"/>
-                <w:kern w:val="0"/>
-                <w:lang w:eastAsia="en-GB"/>
-                <w14:ligatures w14:val="none"/>
-              </w:rPr>
-              <w:t>skierowany</w:t>
-            </w:r>
-            <w:proofErr w:type="spellEnd"/>
+              <w:t>std skierowany</w:t>
+            </w:r>
           </w:p>
         </w:tc>
       </w:tr>
@@ -9279,6 +8209,7 @@
                 <w:lang w:eastAsia="en-GB"/>
                 <w14:ligatures w14:val="none"/>
               </w:rPr>
+              <w:lastRenderedPageBreak/>
               <w:t>900</w:t>
             </w:r>
           </w:p>
@@ -9584,11 +8515,15 @@
           <w:numId w:val="1"/>
         </w:numPr>
         <w:rPr>
+          <w:b/>
+          <w:bCs/>
           <w:lang w:val="pl-PL"/>
         </w:rPr>
       </w:pPr>
       <w:r>
         <w:rPr>
+          <w:b/>
+          <w:bCs/>
           <w:lang w:val="pl-PL"/>
         </w:rPr>
         <w:t>Algorytm SHC</w:t>
@@ -9666,62 +8601,16 @@
                 <w14:ligatures w14:val="none"/>
               </w:rPr>
             </w:pPr>
-            <w:proofErr w:type="spellStart"/>
-            <w:r>
-              <w:rPr>
-                <w:rFonts w:ascii="Aptos Narrow" w:eastAsia="Times New Roman" w:hAnsi="Aptos Narrow" w:cs="Times New Roman"/>
-                <w:color w:val="000000"/>
-                <w:kern w:val="0"/>
-                <w:lang w:eastAsia="en-GB"/>
-                <w14:ligatures w14:val="none"/>
-              </w:rPr>
-              <w:t>czas</w:t>
-            </w:r>
-            <w:proofErr w:type="spellEnd"/>
-            <w:r>
-              <w:rPr>
-                <w:rFonts w:ascii="Aptos Narrow" w:eastAsia="Times New Roman" w:hAnsi="Aptos Narrow" w:cs="Times New Roman"/>
-                <w:color w:val="000000"/>
-                <w:kern w:val="0"/>
-                <w:lang w:eastAsia="en-GB"/>
-                <w14:ligatures w14:val="none"/>
-              </w:rPr>
-              <w:t xml:space="preserve"> - </w:t>
-            </w:r>
-            <w:proofErr w:type="spellStart"/>
-            <w:r>
-              <w:rPr>
-                <w:rFonts w:ascii="Aptos Narrow" w:eastAsia="Times New Roman" w:hAnsi="Aptos Narrow" w:cs="Times New Roman"/>
-                <w:color w:val="000000"/>
-                <w:kern w:val="0"/>
-                <w:lang w:eastAsia="en-GB"/>
-                <w14:ligatures w14:val="none"/>
-              </w:rPr>
-              <w:t>graf</w:t>
-            </w:r>
-            <w:proofErr w:type="spellEnd"/>
-            <w:r>
-              <w:rPr>
-                <w:rFonts w:ascii="Aptos Narrow" w:eastAsia="Times New Roman" w:hAnsi="Aptos Narrow" w:cs="Times New Roman"/>
-                <w:color w:val="000000"/>
-                <w:kern w:val="0"/>
-                <w:lang w:eastAsia="en-GB"/>
-                <w14:ligatures w14:val="none"/>
-              </w:rPr>
-              <w:t xml:space="preserve"> </w:t>
-            </w:r>
-            <w:proofErr w:type="spellStart"/>
-            <w:r>
-              <w:rPr>
-                <w:rFonts w:ascii="Aptos Narrow" w:eastAsia="Times New Roman" w:hAnsi="Aptos Narrow" w:cs="Times New Roman"/>
-                <w:color w:val="000000"/>
-                <w:kern w:val="0"/>
-                <w:lang w:eastAsia="en-GB"/>
-                <w14:ligatures w14:val="none"/>
-              </w:rPr>
-              <w:t>nieskierowany</w:t>
-            </w:r>
-            <w:proofErr w:type="spellEnd"/>
+            <w:r>
+              <w:rPr>
+                <w:rFonts w:ascii="Aptos Narrow" w:eastAsia="Times New Roman" w:hAnsi="Aptos Narrow" w:cs="Times New Roman"/>
+                <w:color w:val="000000"/>
+                <w:kern w:val="0"/>
+                <w:lang w:eastAsia="en-GB"/>
+                <w14:ligatures w14:val="none"/>
+              </w:rPr>
+              <w:t>czas - graf nieskierowany</w:t>
+            </w:r>
           </w:p>
         </w:tc>
         <w:tc>
@@ -9750,20 +8639,8 @@
                 <w:lang w:eastAsia="en-GB"/>
                 <w14:ligatures w14:val="none"/>
               </w:rPr>
-              <w:t xml:space="preserve">std </w:t>
-            </w:r>
-            <w:proofErr w:type="spellStart"/>
-            <w:r>
-              <w:rPr>
-                <w:rFonts w:ascii="Aptos Narrow" w:eastAsia="Times New Roman" w:hAnsi="Aptos Narrow" w:cs="Times New Roman"/>
-                <w:color w:val="000000"/>
-                <w:kern w:val="0"/>
-                <w:lang w:eastAsia="en-GB"/>
-                <w14:ligatures w14:val="none"/>
-              </w:rPr>
-              <w:t>nieskierowany</w:t>
-            </w:r>
-            <w:proofErr w:type="spellEnd"/>
+              <w:t>std nieskierowany</w:t>
+            </w:r>
           </w:p>
         </w:tc>
         <w:tc>
@@ -9784,62 +8661,16 @@
                 <w14:ligatures w14:val="none"/>
               </w:rPr>
             </w:pPr>
-            <w:proofErr w:type="spellStart"/>
-            <w:r>
-              <w:rPr>
-                <w:rFonts w:ascii="Aptos Narrow" w:eastAsia="Times New Roman" w:hAnsi="Aptos Narrow" w:cs="Times New Roman"/>
-                <w:color w:val="000000"/>
-                <w:kern w:val="0"/>
-                <w:lang w:eastAsia="en-GB"/>
-                <w14:ligatures w14:val="none"/>
-              </w:rPr>
-              <w:t>czas</w:t>
-            </w:r>
-            <w:proofErr w:type="spellEnd"/>
-            <w:r>
-              <w:rPr>
-                <w:rFonts w:ascii="Aptos Narrow" w:eastAsia="Times New Roman" w:hAnsi="Aptos Narrow" w:cs="Times New Roman"/>
-                <w:color w:val="000000"/>
-                <w:kern w:val="0"/>
-                <w:lang w:eastAsia="en-GB"/>
-                <w14:ligatures w14:val="none"/>
-              </w:rPr>
-              <w:t xml:space="preserve"> - </w:t>
-            </w:r>
-            <w:proofErr w:type="spellStart"/>
-            <w:r>
-              <w:rPr>
-                <w:rFonts w:ascii="Aptos Narrow" w:eastAsia="Times New Roman" w:hAnsi="Aptos Narrow" w:cs="Times New Roman"/>
-                <w:color w:val="000000"/>
-                <w:kern w:val="0"/>
-                <w:lang w:eastAsia="en-GB"/>
-                <w14:ligatures w14:val="none"/>
-              </w:rPr>
-              <w:t>graf</w:t>
-            </w:r>
-            <w:proofErr w:type="spellEnd"/>
-            <w:r>
-              <w:rPr>
-                <w:rFonts w:ascii="Aptos Narrow" w:eastAsia="Times New Roman" w:hAnsi="Aptos Narrow" w:cs="Times New Roman"/>
-                <w:color w:val="000000"/>
-                <w:kern w:val="0"/>
-                <w:lang w:eastAsia="en-GB"/>
-                <w14:ligatures w14:val="none"/>
-              </w:rPr>
-              <w:t xml:space="preserve"> </w:t>
-            </w:r>
-            <w:proofErr w:type="spellStart"/>
-            <w:r>
-              <w:rPr>
-                <w:rFonts w:ascii="Aptos Narrow" w:eastAsia="Times New Roman" w:hAnsi="Aptos Narrow" w:cs="Times New Roman"/>
-                <w:color w:val="000000"/>
-                <w:kern w:val="0"/>
-                <w:lang w:eastAsia="en-GB"/>
-                <w14:ligatures w14:val="none"/>
-              </w:rPr>
-              <w:t>skierowany</w:t>
-            </w:r>
-            <w:proofErr w:type="spellEnd"/>
+            <w:r>
+              <w:rPr>
+                <w:rFonts w:ascii="Aptos Narrow" w:eastAsia="Times New Roman" w:hAnsi="Aptos Narrow" w:cs="Times New Roman"/>
+                <w:color w:val="000000"/>
+                <w:kern w:val="0"/>
+                <w:lang w:eastAsia="en-GB"/>
+                <w14:ligatures w14:val="none"/>
+              </w:rPr>
+              <w:t>czas - graf skierowany</w:t>
+            </w:r>
           </w:p>
         </w:tc>
         <w:tc>
@@ -9868,20 +8699,8 @@
                 <w:lang w:eastAsia="en-GB"/>
                 <w14:ligatures w14:val="none"/>
               </w:rPr>
-              <w:t xml:space="preserve">std </w:t>
-            </w:r>
-            <w:proofErr w:type="spellStart"/>
-            <w:r>
-              <w:rPr>
-                <w:rFonts w:ascii="Aptos Narrow" w:eastAsia="Times New Roman" w:hAnsi="Aptos Narrow" w:cs="Times New Roman"/>
-                <w:color w:val="000000"/>
-                <w:kern w:val="0"/>
-                <w:lang w:eastAsia="en-GB"/>
-                <w14:ligatures w14:val="none"/>
-              </w:rPr>
-              <w:t>skierowany</w:t>
-            </w:r>
-            <w:proofErr w:type="spellEnd"/>
+              <w:t>std skierowany</w:t>
+            </w:r>
           </w:p>
         </w:tc>
       </w:tr>
@@ -10236,7 +9055,6 @@
                 <w:lang w:eastAsia="en-GB"/>
                 <w14:ligatures w14:val="none"/>
               </w:rPr>
-              <w:lastRenderedPageBreak/>
               <w:t>14</w:t>
             </w:r>
           </w:p>
@@ -11490,6 +10308,8 @@
     <w:p>
       <w:pPr>
         <w:rPr>
+          <w:b/>
+          <w:bCs/>
           <w:lang w:val="pl-PL"/>
         </w:rPr>
       </w:pPr>
@@ -11502,11 +10322,15 @@
           <w:numId w:val="1"/>
         </w:numPr>
         <w:rPr>
+          <w:b/>
+          <w:bCs/>
           <w:lang w:val="pl-PL"/>
         </w:rPr>
       </w:pPr>
       <w:r>
         <w:rPr>
+          <w:b/>
+          <w:bCs/>
           <w:lang w:val="pl-PL"/>
         </w:rPr>
         <w:t>Algorytm SEC</w:t>
@@ -11584,62 +10408,16 @@
                 <w14:ligatures w14:val="none"/>
               </w:rPr>
             </w:pPr>
-            <w:proofErr w:type="spellStart"/>
-            <w:r>
-              <w:rPr>
-                <w:rFonts w:ascii="Aptos Narrow" w:eastAsia="Times New Roman" w:hAnsi="Aptos Narrow" w:cs="Times New Roman"/>
-                <w:color w:val="000000"/>
-                <w:kern w:val="0"/>
-                <w:lang w:eastAsia="en-GB"/>
-                <w14:ligatures w14:val="none"/>
-              </w:rPr>
-              <w:t>czas</w:t>
-            </w:r>
-            <w:proofErr w:type="spellEnd"/>
-            <w:r>
-              <w:rPr>
-                <w:rFonts w:ascii="Aptos Narrow" w:eastAsia="Times New Roman" w:hAnsi="Aptos Narrow" w:cs="Times New Roman"/>
-                <w:color w:val="000000"/>
-                <w:kern w:val="0"/>
-                <w:lang w:eastAsia="en-GB"/>
-                <w14:ligatures w14:val="none"/>
-              </w:rPr>
-              <w:t xml:space="preserve"> - </w:t>
-            </w:r>
-            <w:proofErr w:type="spellStart"/>
-            <w:r>
-              <w:rPr>
-                <w:rFonts w:ascii="Aptos Narrow" w:eastAsia="Times New Roman" w:hAnsi="Aptos Narrow" w:cs="Times New Roman"/>
-                <w:color w:val="000000"/>
-                <w:kern w:val="0"/>
-                <w:lang w:eastAsia="en-GB"/>
-                <w14:ligatures w14:val="none"/>
-              </w:rPr>
-              <w:t>graf</w:t>
-            </w:r>
-            <w:proofErr w:type="spellEnd"/>
-            <w:r>
-              <w:rPr>
-                <w:rFonts w:ascii="Aptos Narrow" w:eastAsia="Times New Roman" w:hAnsi="Aptos Narrow" w:cs="Times New Roman"/>
-                <w:color w:val="000000"/>
-                <w:kern w:val="0"/>
-                <w:lang w:eastAsia="en-GB"/>
-                <w14:ligatures w14:val="none"/>
-              </w:rPr>
-              <w:t xml:space="preserve"> </w:t>
-            </w:r>
-            <w:proofErr w:type="spellStart"/>
-            <w:r>
-              <w:rPr>
-                <w:rFonts w:ascii="Aptos Narrow" w:eastAsia="Times New Roman" w:hAnsi="Aptos Narrow" w:cs="Times New Roman"/>
-                <w:color w:val="000000"/>
-                <w:kern w:val="0"/>
-                <w:lang w:eastAsia="en-GB"/>
-                <w14:ligatures w14:val="none"/>
-              </w:rPr>
-              <w:t>nieskierowany</w:t>
-            </w:r>
-            <w:proofErr w:type="spellEnd"/>
+            <w:r>
+              <w:rPr>
+                <w:rFonts w:ascii="Aptos Narrow" w:eastAsia="Times New Roman" w:hAnsi="Aptos Narrow" w:cs="Times New Roman"/>
+                <w:color w:val="000000"/>
+                <w:kern w:val="0"/>
+                <w:lang w:eastAsia="en-GB"/>
+                <w14:ligatures w14:val="none"/>
+              </w:rPr>
+              <w:t>czas - graf nieskierowany</w:t>
+            </w:r>
           </w:p>
         </w:tc>
         <w:tc>
@@ -11668,20 +10446,8 @@
                 <w:lang w:eastAsia="en-GB"/>
                 <w14:ligatures w14:val="none"/>
               </w:rPr>
-              <w:t xml:space="preserve">std </w:t>
-            </w:r>
-            <w:proofErr w:type="spellStart"/>
-            <w:r>
-              <w:rPr>
-                <w:rFonts w:ascii="Aptos Narrow" w:eastAsia="Times New Roman" w:hAnsi="Aptos Narrow" w:cs="Times New Roman"/>
-                <w:color w:val="000000"/>
-                <w:kern w:val="0"/>
-                <w:lang w:eastAsia="en-GB"/>
-                <w14:ligatures w14:val="none"/>
-              </w:rPr>
-              <w:t>nieskierowany</w:t>
-            </w:r>
-            <w:proofErr w:type="spellEnd"/>
+              <w:t>std nieskierowany</w:t>
+            </w:r>
           </w:p>
         </w:tc>
         <w:tc>
@@ -11702,62 +10468,16 @@
                 <w14:ligatures w14:val="none"/>
               </w:rPr>
             </w:pPr>
-            <w:proofErr w:type="spellStart"/>
-            <w:r>
-              <w:rPr>
-                <w:rFonts w:ascii="Aptos Narrow" w:eastAsia="Times New Roman" w:hAnsi="Aptos Narrow" w:cs="Times New Roman"/>
-                <w:color w:val="000000"/>
-                <w:kern w:val="0"/>
-                <w:lang w:eastAsia="en-GB"/>
-                <w14:ligatures w14:val="none"/>
-              </w:rPr>
-              <w:t>czas</w:t>
-            </w:r>
-            <w:proofErr w:type="spellEnd"/>
-            <w:r>
-              <w:rPr>
-                <w:rFonts w:ascii="Aptos Narrow" w:eastAsia="Times New Roman" w:hAnsi="Aptos Narrow" w:cs="Times New Roman"/>
-                <w:color w:val="000000"/>
-                <w:kern w:val="0"/>
-                <w:lang w:eastAsia="en-GB"/>
-                <w14:ligatures w14:val="none"/>
-              </w:rPr>
-              <w:t xml:space="preserve"> - </w:t>
-            </w:r>
-            <w:proofErr w:type="spellStart"/>
-            <w:r>
-              <w:rPr>
-                <w:rFonts w:ascii="Aptos Narrow" w:eastAsia="Times New Roman" w:hAnsi="Aptos Narrow" w:cs="Times New Roman"/>
-                <w:color w:val="000000"/>
-                <w:kern w:val="0"/>
-                <w:lang w:eastAsia="en-GB"/>
-                <w14:ligatures w14:val="none"/>
-              </w:rPr>
-              <w:t>graf</w:t>
-            </w:r>
-            <w:proofErr w:type="spellEnd"/>
-            <w:r>
-              <w:rPr>
-                <w:rFonts w:ascii="Aptos Narrow" w:eastAsia="Times New Roman" w:hAnsi="Aptos Narrow" w:cs="Times New Roman"/>
-                <w:color w:val="000000"/>
-                <w:kern w:val="0"/>
-                <w:lang w:eastAsia="en-GB"/>
-                <w14:ligatures w14:val="none"/>
-              </w:rPr>
-              <w:t xml:space="preserve"> </w:t>
-            </w:r>
-            <w:proofErr w:type="spellStart"/>
-            <w:r>
-              <w:rPr>
-                <w:rFonts w:ascii="Aptos Narrow" w:eastAsia="Times New Roman" w:hAnsi="Aptos Narrow" w:cs="Times New Roman"/>
-                <w:color w:val="000000"/>
-                <w:kern w:val="0"/>
-                <w:lang w:eastAsia="en-GB"/>
-                <w14:ligatures w14:val="none"/>
-              </w:rPr>
-              <w:t>skierowany</w:t>
-            </w:r>
-            <w:proofErr w:type="spellEnd"/>
+            <w:r>
+              <w:rPr>
+                <w:rFonts w:ascii="Aptos Narrow" w:eastAsia="Times New Roman" w:hAnsi="Aptos Narrow" w:cs="Times New Roman"/>
+                <w:color w:val="000000"/>
+                <w:kern w:val="0"/>
+                <w:lang w:eastAsia="en-GB"/>
+                <w14:ligatures w14:val="none"/>
+              </w:rPr>
+              <w:t>czas - graf skierowany</w:t>
+            </w:r>
           </w:p>
         </w:tc>
         <w:tc>
@@ -11786,20 +10506,8 @@
                 <w:lang w:eastAsia="en-GB"/>
                 <w14:ligatures w14:val="none"/>
               </w:rPr>
-              <w:t xml:space="preserve">std </w:t>
-            </w:r>
-            <w:proofErr w:type="spellStart"/>
-            <w:r>
-              <w:rPr>
-                <w:rFonts w:ascii="Aptos Narrow" w:eastAsia="Times New Roman" w:hAnsi="Aptos Narrow" w:cs="Times New Roman"/>
-                <w:color w:val="000000"/>
-                <w:kern w:val="0"/>
-                <w:lang w:eastAsia="en-GB"/>
-                <w14:ligatures w14:val="none"/>
-              </w:rPr>
-              <w:t>skierowany</w:t>
-            </w:r>
-            <w:proofErr w:type="spellEnd"/>
+              <w:t>std skierowany</w:t>
+            </w:r>
           </w:p>
         </w:tc>
       </w:tr>
@@ -13419,44 +12127,18 @@
           <w:numId w:val="1"/>
         </w:numPr>
         <w:rPr>
+          <w:b/>
+          <w:bCs/>
           <w:lang w:val="pl-PL"/>
         </w:rPr>
       </w:pPr>
       <w:r>
         <w:rPr>
+          <w:b/>
+          <w:bCs/>
           <w:lang w:val="pl-PL"/>
         </w:rPr>
-        <w:t>Tabelki</w:t>
-      </w:r>
-      <w:r>
-        <w:rPr>
-          <w:lang w:val="pl-PL"/>
-        </w:rPr>
-        <w:t xml:space="preserve"> przedstawiające zależność średniego czasu</w:t>
-      </w:r>
-      <w:r>
-        <w:rPr>
-          <w:lang w:val="pl-PL"/>
-        </w:rPr>
-        <w:t xml:space="preserve"> obliczeń</w:t>
-      </w:r>
-      <w:r>
-        <w:rPr>
-          <w:lang w:val="pl-PL"/>
-        </w:rPr>
-        <w:t xml:space="preserve"> od liczby wierzchołków n</w:t>
-      </w:r>
-      <w:r>
-        <w:rPr>
-          <w:lang w:val="pl-PL"/>
-        </w:rPr>
-        <w:t xml:space="preserve"> </w:t>
-      </w:r>
-      <w:r>
-        <w:rPr>
-          <w:lang w:val="pl-PL"/>
-        </w:rPr>
-        <w:t>dla grafów o średnim nasyceniu (s = 50%), które mogą zawierać lub nie zawierać cykli.</w:t>
+        <w:t>Tabelki przedstawiające zależność średniego czasu obliczeń od liczby wierzchołków n dla grafów o średnim nasyceniu (s = 50%), które mogą zawierać lub nie zawierać cykli.</w:t>
       </w:r>
     </w:p>
     <w:p>
@@ -13467,11 +12149,15 @@
           <w:numId w:val="1"/>
         </w:numPr>
         <w:rPr>
+          <w:b/>
+          <w:bCs/>
           <w:lang w:val="pl-PL"/>
         </w:rPr>
       </w:pPr>
       <w:r>
         <w:rPr>
+          <w:b/>
+          <w:bCs/>
           <w:lang w:val="pl-PL"/>
         </w:rPr>
         <w:t>Algorytm DHC</w:t>
@@ -13549,62 +12235,16 @@
                 <w14:ligatures w14:val="none"/>
               </w:rPr>
             </w:pPr>
-            <w:proofErr w:type="spellStart"/>
-            <w:r>
-              <w:rPr>
-                <w:rFonts w:ascii="Aptos Narrow" w:eastAsia="Times New Roman" w:hAnsi="Aptos Narrow" w:cs="Times New Roman"/>
-                <w:color w:val="000000"/>
-                <w:kern w:val="0"/>
-                <w:lang w:eastAsia="en-GB"/>
-                <w14:ligatures w14:val="none"/>
-              </w:rPr>
-              <w:t>czas</w:t>
-            </w:r>
-            <w:proofErr w:type="spellEnd"/>
-            <w:r>
-              <w:rPr>
-                <w:rFonts w:ascii="Aptos Narrow" w:eastAsia="Times New Roman" w:hAnsi="Aptos Narrow" w:cs="Times New Roman"/>
-                <w:color w:val="000000"/>
-                <w:kern w:val="0"/>
-                <w:lang w:eastAsia="en-GB"/>
-                <w14:ligatures w14:val="none"/>
-              </w:rPr>
-              <w:t xml:space="preserve"> - </w:t>
-            </w:r>
-            <w:proofErr w:type="spellStart"/>
-            <w:r>
-              <w:rPr>
-                <w:rFonts w:ascii="Aptos Narrow" w:eastAsia="Times New Roman" w:hAnsi="Aptos Narrow" w:cs="Times New Roman"/>
-                <w:color w:val="000000"/>
-                <w:kern w:val="0"/>
-                <w:lang w:eastAsia="en-GB"/>
-                <w14:ligatures w14:val="none"/>
-              </w:rPr>
-              <w:t>graf</w:t>
-            </w:r>
-            <w:proofErr w:type="spellEnd"/>
-            <w:r>
-              <w:rPr>
-                <w:rFonts w:ascii="Aptos Narrow" w:eastAsia="Times New Roman" w:hAnsi="Aptos Narrow" w:cs="Times New Roman"/>
-                <w:color w:val="000000"/>
-                <w:kern w:val="0"/>
-                <w:lang w:eastAsia="en-GB"/>
-                <w14:ligatures w14:val="none"/>
-              </w:rPr>
-              <w:t xml:space="preserve"> </w:t>
-            </w:r>
-            <w:proofErr w:type="spellStart"/>
-            <w:r>
-              <w:rPr>
-                <w:rFonts w:ascii="Aptos Narrow" w:eastAsia="Times New Roman" w:hAnsi="Aptos Narrow" w:cs="Times New Roman"/>
-                <w:color w:val="000000"/>
-                <w:kern w:val="0"/>
-                <w:lang w:eastAsia="en-GB"/>
-                <w14:ligatures w14:val="none"/>
-              </w:rPr>
-              <w:t>nieskierowany</w:t>
-            </w:r>
-            <w:proofErr w:type="spellEnd"/>
+            <w:r>
+              <w:rPr>
+                <w:rFonts w:ascii="Aptos Narrow" w:eastAsia="Times New Roman" w:hAnsi="Aptos Narrow" w:cs="Times New Roman"/>
+                <w:color w:val="000000"/>
+                <w:kern w:val="0"/>
+                <w:lang w:eastAsia="en-GB"/>
+                <w14:ligatures w14:val="none"/>
+              </w:rPr>
+              <w:t>czas - graf nieskierowany</w:t>
+            </w:r>
           </w:p>
         </w:tc>
         <w:tc>
@@ -13633,20 +12273,8 @@
                 <w:lang w:eastAsia="en-GB"/>
                 <w14:ligatures w14:val="none"/>
               </w:rPr>
-              <w:t xml:space="preserve">std </w:t>
-            </w:r>
-            <w:proofErr w:type="spellStart"/>
-            <w:r>
-              <w:rPr>
-                <w:rFonts w:ascii="Aptos Narrow" w:eastAsia="Times New Roman" w:hAnsi="Aptos Narrow" w:cs="Times New Roman"/>
-                <w:color w:val="000000"/>
-                <w:kern w:val="0"/>
-                <w:lang w:eastAsia="en-GB"/>
-                <w14:ligatures w14:val="none"/>
-              </w:rPr>
-              <w:t>nieskierowany</w:t>
-            </w:r>
-            <w:proofErr w:type="spellEnd"/>
+              <w:t>std nieskierowany</w:t>
+            </w:r>
           </w:p>
         </w:tc>
         <w:tc>
@@ -13667,62 +12295,16 @@
                 <w14:ligatures w14:val="none"/>
               </w:rPr>
             </w:pPr>
-            <w:proofErr w:type="spellStart"/>
-            <w:r>
-              <w:rPr>
-                <w:rFonts w:ascii="Aptos Narrow" w:eastAsia="Times New Roman" w:hAnsi="Aptos Narrow" w:cs="Times New Roman"/>
-                <w:color w:val="000000"/>
-                <w:kern w:val="0"/>
-                <w:lang w:eastAsia="en-GB"/>
-                <w14:ligatures w14:val="none"/>
-              </w:rPr>
-              <w:t>czas</w:t>
-            </w:r>
-            <w:proofErr w:type="spellEnd"/>
-            <w:r>
-              <w:rPr>
-                <w:rFonts w:ascii="Aptos Narrow" w:eastAsia="Times New Roman" w:hAnsi="Aptos Narrow" w:cs="Times New Roman"/>
-                <w:color w:val="000000"/>
-                <w:kern w:val="0"/>
-                <w:lang w:eastAsia="en-GB"/>
-                <w14:ligatures w14:val="none"/>
-              </w:rPr>
-              <w:t xml:space="preserve"> - </w:t>
-            </w:r>
-            <w:proofErr w:type="spellStart"/>
-            <w:r>
-              <w:rPr>
-                <w:rFonts w:ascii="Aptos Narrow" w:eastAsia="Times New Roman" w:hAnsi="Aptos Narrow" w:cs="Times New Roman"/>
-                <w:color w:val="000000"/>
-                <w:kern w:val="0"/>
-                <w:lang w:eastAsia="en-GB"/>
-                <w14:ligatures w14:val="none"/>
-              </w:rPr>
-              <w:t>graf</w:t>
-            </w:r>
-            <w:proofErr w:type="spellEnd"/>
-            <w:r>
-              <w:rPr>
-                <w:rFonts w:ascii="Aptos Narrow" w:eastAsia="Times New Roman" w:hAnsi="Aptos Narrow" w:cs="Times New Roman"/>
-                <w:color w:val="000000"/>
-                <w:kern w:val="0"/>
-                <w:lang w:eastAsia="en-GB"/>
-                <w14:ligatures w14:val="none"/>
-              </w:rPr>
-              <w:t xml:space="preserve"> </w:t>
-            </w:r>
-            <w:proofErr w:type="spellStart"/>
-            <w:r>
-              <w:rPr>
-                <w:rFonts w:ascii="Aptos Narrow" w:eastAsia="Times New Roman" w:hAnsi="Aptos Narrow" w:cs="Times New Roman"/>
-                <w:color w:val="000000"/>
-                <w:kern w:val="0"/>
-                <w:lang w:eastAsia="en-GB"/>
-                <w14:ligatures w14:val="none"/>
-              </w:rPr>
-              <w:t>skierowany</w:t>
-            </w:r>
-            <w:proofErr w:type="spellEnd"/>
+            <w:r>
+              <w:rPr>
+                <w:rFonts w:ascii="Aptos Narrow" w:eastAsia="Times New Roman" w:hAnsi="Aptos Narrow" w:cs="Times New Roman"/>
+                <w:color w:val="000000"/>
+                <w:kern w:val="0"/>
+                <w:lang w:eastAsia="en-GB"/>
+                <w14:ligatures w14:val="none"/>
+              </w:rPr>
+              <w:t>czas - graf skierowany</w:t>
+            </w:r>
           </w:p>
         </w:tc>
         <w:tc>
@@ -13751,20 +12333,8 @@
                 <w:lang w:eastAsia="en-GB"/>
                 <w14:ligatures w14:val="none"/>
               </w:rPr>
-              <w:t xml:space="preserve">std </w:t>
-            </w:r>
-            <w:proofErr w:type="spellStart"/>
-            <w:r>
-              <w:rPr>
-                <w:rFonts w:ascii="Aptos Narrow" w:eastAsia="Times New Roman" w:hAnsi="Aptos Narrow" w:cs="Times New Roman"/>
-                <w:color w:val="000000"/>
-                <w:kern w:val="0"/>
-                <w:lang w:eastAsia="en-GB"/>
-                <w14:ligatures w14:val="none"/>
-              </w:rPr>
-              <w:t>skierowany</w:t>
-            </w:r>
-            <w:proofErr w:type="spellEnd"/>
+              <w:t>std skierowany</w:t>
+            </w:r>
           </w:p>
         </w:tc>
       </w:tr>
@@ -14919,6 +13489,7 @@
                 <w:lang w:eastAsia="en-GB"/>
                 <w14:ligatures w14:val="none"/>
               </w:rPr>
+              <w:lastRenderedPageBreak/>
               <w:t>24</w:t>
             </w:r>
           </w:p>
@@ -15384,11 +13955,15 @@
           <w:numId w:val="1"/>
         </w:numPr>
         <w:rPr>
+          <w:b/>
+          <w:bCs/>
           <w:lang w:val="pl-PL"/>
         </w:rPr>
       </w:pPr>
       <w:r>
         <w:rPr>
+          <w:b/>
+          <w:bCs/>
           <w:lang w:val="pl-PL"/>
         </w:rPr>
         <w:t>Algorytm DEC</w:t>
@@ -15466,62 +14041,16 @@
                 <w14:ligatures w14:val="none"/>
               </w:rPr>
             </w:pPr>
-            <w:proofErr w:type="spellStart"/>
-            <w:r>
-              <w:rPr>
-                <w:rFonts w:ascii="Aptos Narrow" w:eastAsia="Times New Roman" w:hAnsi="Aptos Narrow" w:cs="Times New Roman"/>
-                <w:color w:val="000000"/>
-                <w:kern w:val="0"/>
-                <w:lang w:eastAsia="en-GB"/>
-                <w14:ligatures w14:val="none"/>
-              </w:rPr>
-              <w:t>czas</w:t>
-            </w:r>
-            <w:proofErr w:type="spellEnd"/>
-            <w:r>
-              <w:rPr>
-                <w:rFonts w:ascii="Aptos Narrow" w:eastAsia="Times New Roman" w:hAnsi="Aptos Narrow" w:cs="Times New Roman"/>
-                <w:color w:val="000000"/>
-                <w:kern w:val="0"/>
-                <w:lang w:eastAsia="en-GB"/>
-                <w14:ligatures w14:val="none"/>
-              </w:rPr>
-              <w:t xml:space="preserve"> - </w:t>
-            </w:r>
-            <w:proofErr w:type="spellStart"/>
-            <w:r>
-              <w:rPr>
-                <w:rFonts w:ascii="Aptos Narrow" w:eastAsia="Times New Roman" w:hAnsi="Aptos Narrow" w:cs="Times New Roman"/>
-                <w:color w:val="000000"/>
-                <w:kern w:val="0"/>
-                <w:lang w:eastAsia="en-GB"/>
-                <w14:ligatures w14:val="none"/>
-              </w:rPr>
-              <w:t>graf</w:t>
-            </w:r>
-            <w:proofErr w:type="spellEnd"/>
-            <w:r>
-              <w:rPr>
-                <w:rFonts w:ascii="Aptos Narrow" w:eastAsia="Times New Roman" w:hAnsi="Aptos Narrow" w:cs="Times New Roman"/>
-                <w:color w:val="000000"/>
-                <w:kern w:val="0"/>
-                <w:lang w:eastAsia="en-GB"/>
-                <w14:ligatures w14:val="none"/>
-              </w:rPr>
-              <w:t xml:space="preserve"> </w:t>
-            </w:r>
-            <w:proofErr w:type="spellStart"/>
-            <w:r>
-              <w:rPr>
-                <w:rFonts w:ascii="Aptos Narrow" w:eastAsia="Times New Roman" w:hAnsi="Aptos Narrow" w:cs="Times New Roman"/>
-                <w:color w:val="000000"/>
-                <w:kern w:val="0"/>
-                <w:lang w:eastAsia="en-GB"/>
-                <w14:ligatures w14:val="none"/>
-              </w:rPr>
-              <w:t>nieskierowany</w:t>
-            </w:r>
-            <w:proofErr w:type="spellEnd"/>
+            <w:r>
+              <w:rPr>
+                <w:rFonts w:ascii="Aptos Narrow" w:eastAsia="Times New Roman" w:hAnsi="Aptos Narrow" w:cs="Times New Roman"/>
+                <w:color w:val="000000"/>
+                <w:kern w:val="0"/>
+                <w:lang w:eastAsia="en-GB"/>
+                <w14:ligatures w14:val="none"/>
+              </w:rPr>
+              <w:t>czas - graf nieskierowany</w:t>
+            </w:r>
           </w:p>
         </w:tc>
         <w:tc>
@@ -15550,20 +14079,8 @@
                 <w:lang w:eastAsia="en-GB"/>
                 <w14:ligatures w14:val="none"/>
               </w:rPr>
-              <w:t xml:space="preserve">std </w:t>
-            </w:r>
-            <w:proofErr w:type="spellStart"/>
-            <w:r>
-              <w:rPr>
-                <w:rFonts w:ascii="Aptos Narrow" w:eastAsia="Times New Roman" w:hAnsi="Aptos Narrow" w:cs="Times New Roman"/>
-                <w:color w:val="000000"/>
-                <w:kern w:val="0"/>
-                <w:lang w:eastAsia="en-GB"/>
-                <w14:ligatures w14:val="none"/>
-              </w:rPr>
-              <w:t>nieskierowany</w:t>
-            </w:r>
-            <w:proofErr w:type="spellEnd"/>
+              <w:t>std nieskierowany</w:t>
+            </w:r>
           </w:p>
         </w:tc>
         <w:tc>
@@ -15584,62 +14101,16 @@
                 <w14:ligatures w14:val="none"/>
               </w:rPr>
             </w:pPr>
-            <w:proofErr w:type="spellStart"/>
-            <w:r>
-              <w:rPr>
-                <w:rFonts w:ascii="Aptos Narrow" w:eastAsia="Times New Roman" w:hAnsi="Aptos Narrow" w:cs="Times New Roman"/>
-                <w:color w:val="000000"/>
-                <w:kern w:val="0"/>
-                <w:lang w:eastAsia="en-GB"/>
-                <w14:ligatures w14:val="none"/>
-              </w:rPr>
-              <w:t>czas</w:t>
-            </w:r>
-            <w:proofErr w:type="spellEnd"/>
-            <w:r>
-              <w:rPr>
-                <w:rFonts w:ascii="Aptos Narrow" w:eastAsia="Times New Roman" w:hAnsi="Aptos Narrow" w:cs="Times New Roman"/>
-                <w:color w:val="000000"/>
-                <w:kern w:val="0"/>
-                <w:lang w:eastAsia="en-GB"/>
-                <w14:ligatures w14:val="none"/>
-              </w:rPr>
-              <w:t xml:space="preserve"> - </w:t>
-            </w:r>
-            <w:proofErr w:type="spellStart"/>
-            <w:r>
-              <w:rPr>
-                <w:rFonts w:ascii="Aptos Narrow" w:eastAsia="Times New Roman" w:hAnsi="Aptos Narrow" w:cs="Times New Roman"/>
-                <w:color w:val="000000"/>
-                <w:kern w:val="0"/>
-                <w:lang w:eastAsia="en-GB"/>
-                <w14:ligatures w14:val="none"/>
-              </w:rPr>
-              <w:t>graf</w:t>
-            </w:r>
-            <w:proofErr w:type="spellEnd"/>
-            <w:r>
-              <w:rPr>
-                <w:rFonts w:ascii="Aptos Narrow" w:eastAsia="Times New Roman" w:hAnsi="Aptos Narrow" w:cs="Times New Roman"/>
-                <w:color w:val="000000"/>
-                <w:kern w:val="0"/>
-                <w:lang w:eastAsia="en-GB"/>
-                <w14:ligatures w14:val="none"/>
-              </w:rPr>
-              <w:t xml:space="preserve"> </w:t>
-            </w:r>
-            <w:proofErr w:type="spellStart"/>
-            <w:r>
-              <w:rPr>
-                <w:rFonts w:ascii="Aptos Narrow" w:eastAsia="Times New Roman" w:hAnsi="Aptos Narrow" w:cs="Times New Roman"/>
-                <w:color w:val="000000"/>
-                <w:kern w:val="0"/>
-                <w:lang w:eastAsia="en-GB"/>
-                <w14:ligatures w14:val="none"/>
-              </w:rPr>
-              <w:t>skierowany</w:t>
-            </w:r>
-            <w:proofErr w:type="spellEnd"/>
+            <w:r>
+              <w:rPr>
+                <w:rFonts w:ascii="Aptos Narrow" w:eastAsia="Times New Roman" w:hAnsi="Aptos Narrow" w:cs="Times New Roman"/>
+                <w:color w:val="000000"/>
+                <w:kern w:val="0"/>
+                <w:lang w:eastAsia="en-GB"/>
+                <w14:ligatures w14:val="none"/>
+              </w:rPr>
+              <w:t>czas - graf skierowany</w:t>
+            </w:r>
           </w:p>
         </w:tc>
         <w:tc>
@@ -15668,20 +14139,8 @@
                 <w:lang w:eastAsia="en-GB"/>
                 <w14:ligatures w14:val="none"/>
               </w:rPr>
-              <w:t xml:space="preserve">std </w:t>
-            </w:r>
-            <w:proofErr w:type="spellStart"/>
-            <w:r>
-              <w:rPr>
-                <w:rFonts w:ascii="Aptos Narrow" w:eastAsia="Times New Roman" w:hAnsi="Aptos Narrow" w:cs="Times New Roman"/>
-                <w:color w:val="000000"/>
-                <w:kern w:val="0"/>
-                <w:lang w:eastAsia="en-GB"/>
-                <w14:ligatures w14:val="none"/>
-              </w:rPr>
-              <w:t>skierowany</w:t>
-            </w:r>
-            <w:proofErr w:type="spellEnd"/>
+              <w:t>std skierowany</w:t>
+            </w:r>
           </w:p>
         </w:tc>
       </w:tr>
@@ -16036,7 +14495,6 @@
                 <w:lang w:eastAsia="en-GB"/>
                 <w14:ligatures w14:val="none"/>
               </w:rPr>
-              <w:lastRenderedPageBreak/>
               <w:t>300</w:t>
             </w:r>
           </w:p>
@@ -17302,11 +15760,15 @@
           <w:numId w:val="1"/>
         </w:numPr>
         <w:rPr>
+          <w:b/>
+          <w:bCs/>
           <w:lang w:val="pl-PL"/>
         </w:rPr>
       </w:pPr>
       <w:r>
         <w:rPr>
+          <w:b/>
+          <w:bCs/>
           <w:lang w:val="pl-PL"/>
         </w:rPr>
         <w:t>Algorytm SHC</w:t>
@@ -17384,62 +15846,16 @@
                 <w14:ligatures w14:val="none"/>
               </w:rPr>
             </w:pPr>
-            <w:proofErr w:type="spellStart"/>
-            <w:r>
-              <w:rPr>
-                <w:rFonts w:ascii="Aptos Narrow" w:eastAsia="Times New Roman" w:hAnsi="Aptos Narrow" w:cs="Times New Roman"/>
-                <w:color w:val="000000"/>
-                <w:kern w:val="0"/>
-                <w:lang w:eastAsia="en-GB"/>
-                <w14:ligatures w14:val="none"/>
-              </w:rPr>
-              <w:t>czas</w:t>
-            </w:r>
-            <w:proofErr w:type="spellEnd"/>
-            <w:r>
-              <w:rPr>
-                <w:rFonts w:ascii="Aptos Narrow" w:eastAsia="Times New Roman" w:hAnsi="Aptos Narrow" w:cs="Times New Roman"/>
-                <w:color w:val="000000"/>
-                <w:kern w:val="0"/>
-                <w:lang w:eastAsia="en-GB"/>
-                <w14:ligatures w14:val="none"/>
-              </w:rPr>
-              <w:t xml:space="preserve"> - </w:t>
-            </w:r>
-            <w:proofErr w:type="spellStart"/>
-            <w:r>
-              <w:rPr>
-                <w:rFonts w:ascii="Aptos Narrow" w:eastAsia="Times New Roman" w:hAnsi="Aptos Narrow" w:cs="Times New Roman"/>
-                <w:color w:val="000000"/>
-                <w:kern w:val="0"/>
-                <w:lang w:eastAsia="en-GB"/>
-                <w14:ligatures w14:val="none"/>
-              </w:rPr>
-              <w:t>graf</w:t>
-            </w:r>
-            <w:proofErr w:type="spellEnd"/>
-            <w:r>
-              <w:rPr>
-                <w:rFonts w:ascii="Aptos Narrow" w:eastAsia="Times New Roman" w:hAnsi="Aptos Narrow" w:cs="Times New Roman"/>
-                <w:color w:val="000000"/>
-                <w:kern w:val="0"/>
-                <w:lang w:eastAsia="en-GB"/>
-                <w14:ligatures w14:val="none"/>
-              </w:rPr>
-              <w:t xml:space="preserve"> </w:t>
-            </w:r>
-            <w:proofErr w:type="spellStart"/>
-            <w:r>
-              <w:rPr>
-                <w:rFonts w:ascii="Aptos Narrow" w:eastAsia="Times New Roman" w:hAnsi="Aptos Narrow" w:cs="Times New Roman"/>
-                <w:color w:val="000000"/>
-                <w:kern w:val="0"/>
-                <w:lang w:eastAsia="en-GB"/>
-                <w14:ligatures w14:val="none"/>
-              </w:rPr>
-              <w:t>nieskierowany</w:t>
-            </w:r>
-            <w:proofErr w:type="spellEnd"/>
+            <w:r>
+              <w:rPr>
+                <w:rFonts w:ascii="Aptos Narrow" w:eastAsia="Times New Roman" w:hAnsi="Aptos Narrow" w:cs="Times New Roman"/>
+                <w:color w:val="000000"/>
+                <w:kern w:val="0"/>
+                <w:lang w:eastAsia="en-GB"/>
+                <w14:ligatures w14:val="none"/>
+              </w:rPr>
+              <w:t>czas - graf nieskierowany</w:t>
+            </w:r>
           </w:p>
         </w:tc>
         <w:tc>
@@ -17468,20 +15884,8 @@
                 <w:lang w:eastAsia="en-GB"/>
                 <w14:ligatures w14:val="none"/>
               </w:rPr>
-              <w:t xml:space="preserve">std </w:t>
-            </w:r>
-            <w:proofErr w:type="spellStart"/>
-            <w:r>
-              <w:rPr>
-                <w:rFonts w:ascii="Aptos Narrow" w:eastAsia="Times New Roman" w:hAnsi="Aptos Narrow" w:cs="Times New Roman"/>
-                <w:color w:val="000000"/>
-                <w:kern w:val="0"/>
-                <w:lang w:eastAsia="en-GB"/>
-                <w14:ligatures w14:val="none"/>
-              </w:rPr>
-              <w:t>nieskierowany</w:t>
-            </w:r>
-            <w:proofErr w:type="spellEnd"/>
+              <w:t>std nieskierowany</w:t>
+            </w:r>
           </w:p>
         </w:tc>
         <w:tc>
@@ -17502,62 +15906,16 @@
                 <w14:ligatures w14:val="none"/>
               </w:rPr>
             </w:pPr>
-            <w:proofErr w:type="spellStart"/>
-            <w:r>
-              <w:rPr>
-                <w:rFonts w:ascii="Aptos Narrow" w:eastAsia="Times New Roman" w:hAnsi="Aptos Narrow" w:cs="Times New Roman"/>
-                <w:color w:val="000000"/>
-                <w:kern w:val="0"/>
-                <w:lang w:eastAsia="en-GB"/>
-                <w14:ligatures w14:val="none"/>
-              </w:rPr>
-              <w:t>czas</w:t>
-            </w:r>
-            <w:proofErr w:type="spellEnd"/>
-            <w:r>
-              <w:rPr>
-                <w:rFonts w:ascii="Aptos Narrow" w:eastAsia="Times New Roman" w:hAnsi="Aptos Narrow" w:cs="Times New Roman"/>
-                <w:color w:val="000000"/>
-                <w:kern w:val="0"/>
-                <w:lang w:eastAsia="en-GB"/>
-                <w14:ligatures w14:val="none"/>
-              </w:rPr>
-              <w:t xml:space="preserve"> - </w:t>
-            </w:r>
-            <w:proofErr w:type="spellStart"/>
-            <w:r>
-              <w:rPr>
-                <w:rFonts w:ascii="Aptos Narrow" w:eastAsia="Times New Roman" w:hAnsi="Aptos Narrow" w:cs="Times New Roman"/>
-                <w:color w:val="000000"/>
-                <w:kern w:val="0"/>
-                <w:lang w:eastAsia="en-GB"/>
-                <w14:ligatures w14:val="none"/>
-              </w:rPr>
-              <w:t>graf</w:t>
-            </w:r>
-            <w:proofErr w:type="spellEnd"/>
-            <w:r>
-              <w:rPr>
-                <w:rFonts w:ascii="Aptos Narrow" w:eastAsia="Times New Roman" w:hAnsi="Aptos Narrow" w:cs="Times New Roman"/>
-                <w:color w:val="000000"/>
-                <w:kern w:val="0"/>
-                <w:lang w:eastAsia="en-GB"/>
-                <w14:ligatures w14:val="none"/>
-              </w:rPr>
-              <w:t xml:space="preserve"> </w:t>
-            </w:r>
-            <w:proofErr w:type="spellStart"/>
-            <w:r>
-              <w:rPr>
-                <w:rFonts w:ascii="Aptos Narrow" w:eastAsia="Times New Roman" w:hAnsi="Aptos Narrow" w:cs="Times New Roman"/>
-                <w:color w:val="000000"/>
-                <w:kern w:val="0"/>
-                <w:lang w:eastAsia="en-GB"/>
-                <w14:ligatures w14:val="none"/>
-              </w:rPr>
-              <w:t>skierowany</w:t>
-            </w:r>
-            <w:proofErr w:type="spellEnd"/>
+            <w:r>
+              <w:rPr>
+                <w:rFonts w:ascii="Aptos Narrow" w:eastAsia="Times New Roman" w:hAnsi="Aptos Narrow" w:cs="Times New Roman"/>
+                <w:color w:val="000000"/>
+                <w:kern w:val="0"/>
+                <w:lang w:eastAsia="en-GB"/>
+                <w14:ligatures w14:val="none"/>
+              </w:rPr>
+              <w:t>czas - graf skierowany</w:t>
+            </w:r>
           </w:p>
         </w:tc>
         <w:tc>
@@ -17586,20 +15944,8 @@
                 <w:lang w:eastAsia="en-GB"/>
                 <w14:ligatures w14:val="none"/>
               </w:rPr>
-              <w:t xml:space="preserve">std </w:t>
-            </w:r>
-            <w:proofErr w:type="spellStart"/>
-            <w:r>
-              <w:rPr>
-                <w:rFonts w:ascii="Aptos Narrow" w:eastAsia="Times New Roman" w:hAnsi="Aptos Narrow" w:cs="Times New Roman"/>
-                <w:color w:val="000000"/>
-                <w:kern w:val="0"/>
-                <w:lang w:eastAsia="en-GB"/>
-                <w14:ligatures w14:val="none"/>
-              </w:rPr>
-              <w:t>skierowany</w:t>
-            </w:r>
-            <w:proofErr w:type="spellEnd"/>
+              <w:t>std skierowany</w:t>
+            </w:r>
           </w:p>
         </w:tc>
       </w:tr>
@@ -19219,11 +17565,15 @@
           <w:numId w:val="1"/>
         </w:numPr>
         <w:rPr>
+          <w:b/>
+          <w:bCs/>
           <w:lang w:val="pl-PL"/>
         </w:rPr>
       </w:pPr>
       <w:r>
         <w:rPr>
+          <w:b/>
+          <w:bCs/>
           <w:lang w:val="pl-PL"/>
         </w:rPr>
         <w:t>Algorytm SEC</w:t>
@@ -19301,62 +17651,16 @@
                 <w14:ligatures w14:val="none"/>
               </w:rPr>
             </w:pPr>
-            <w:proofErr w:type="spellStart"/>
-            <w:r>
-              <w:rPr>
-                <w:rFonts w:ascii="Aptos Narrow" w:eastAsia="Times New Roman" w:hAnsi="Aptos Narrow" w:cs="Times New Roman"/>
-                <w:color w:val="000000"/>
-                <w:kern w:val="0"/>
-                <w:lang w:eastAsia="en-GB"/>
-                <w14:ligatures w14:val="none"/>
-              </w:rPr>
-              <w:t>czas</w:t>
-            </w:r>
-            <w:proofErr w:type="spellEnd"/>
-            <w:r>
-              <w:rPr>
-                <w:rFonts w:ascii="Aptos Narrow" w:eastAsia="Times New Roman" w:hAnsi="Aptos Narrow" w:cs="Times New Roman"/>
-                <w:color w:val="000000"/>
-                <w:kern w:val="0"/>
-                <w:lang w:eastAsia="en-GB"/>
-                <w14:ligatures w14:val="none"/>
-              </w:rPr>
-              <w:t xml:space="preserve"> - </w:t>
-            </w:r>
-            <w:proofErr w:type="spellStart"/>
-            <w:r>
-              <w:rPr>
-                <w:rFonts w:ascii="Aptos Narrow" w:eastAsia="Times New Roman" w:hAnsi="Aptos Narrow" w:cs="Times New Roman"/>
-                <w:color w:val="000000"/>
-                <w:kern w:val="0"/>
-                <w:lang w:eastAsia="en-GB"/>
-                <w14:ligatures w14:val="none"/>
-              </w:rPr>
-              <w:t>graf</w:t>
-            </w:r>
-            <w:proofErr w:type="spellEnd"/>
-            <w:r>
-              <w:rPr>
-                <w:rFonts w:ascii="Aptos Narrow" w:eastAsia="Times New Roman" w:hAnsi="Aptos Narrow" w:cs="Times New Roman"/>
-                <w:color w:val="000000"/>
-                <w:kern w:val="0"/>
-                <w:lang w:eastAsia="en-GB"/>
-                <w14:ligatures w14:val="none"/>
-              </w:rPr>
-              <w:t xml:space="preserve"> </w:t>
-            </w:r>
-            <w:proofErr w:type="spellStart"/>
-            <w:r>
-              <w:rPr>
-                <w:rFonts w:ascii="Aptos Narrow" w:eastAsia="Times New Roman" w:hAnsi="Aptos Narrow" w:cs="Times New Roman"/>
-                <w:color w:val="000000"/>
-                <w:kern w:val="0"/>
-                <w:lang w:eastAsia="en-GB"/>
-                <w14:ligatures w14:val="none"/>
-              </w:rPr>
-              <w:t>nieskierowany</w:t>
-            </w:r>
-            <w:proofErr w:type="spellEnd"/>
+            <w:r>
+              <w:rPr>
+                <w:rFonts w:ascii="Aptos Narrow" w:eastAsia="Times New Roman" w:hAnsi="Aptos Narrow" w:cs="Times New Roman"/>
+                <w:color w:val="000000"/>
+                <w:kern w:val="0"/>
+                <w:lang w:eastAsia="en-GB"/>
+                <w14:ligatures w14:val="none"/>
+              </w:rPr>
+              <w:t>czas - graf nieskierowany</w:t>
+            </w:r>
           </w:p>
         </w:tc>
         <w:tc>
@@ -19385,20 +17689,8 @@
                 <w:lang w:eastAsia="en-GB"/>
                 <w14:ligatures w14:val="none"/>
               </w:rPr>
-              <w:t xml:space="preserve">std </w:t>
-            </w:r>
-            <w:proofErr w:type="spellStart"/>
-            <w:r>
-              <w:rPr>
-                <w:rFonts w:ascii="Aptos Narrow" w:eastAsia="Times New Roman" w:hAnsi="Aptos Narrow" w:cs="Times New Roman"/>
-                <w:color w:val="000000"/>
-                <w:kern w:val="0"/>
-                <w:lang w:eastAsia="en-GB"/>
-                <w14:ligatures w14:val="none"/>
-              </w:rPr>
-              <w:t>nieskierowany</w:t>
-            </w:r>
-            <w:proofErr w:type="spellEnd"/>
+              <w:t>std nieskierowany</w:t>
+            </w:r>
           </w:p>
         </w:tc>
         <w:tc>
@@ -19419,62 +17711,16 @@
                 <w14:ligatures w14:val="none"/>
               </w:rPr>
             </w:pPr>
-            <w:proofErr w:type="spellStart"/>
-            <w:r>
-              <w:rPr>
-                <w:rFonts w:ascii="Aptos Narrow" w:eastAsia="Times New Roman" w:hAnsi="Aptos Narrow" w:cs="Times New Roman"/>
-                <w:color w:val="000000"/>
-                <w:kern w:val="0"/>
-                <w:lang w:eastAsia="en-GB"/>
-                <w14:ligatures w14:val="none"/>
-              </w:rPr>
-              <w:t>czas</w:t>
-            </w:r>
-            <w:proofErr w:type="spellEnd"/>
-            <w:r>
-              <w:rPr>
-                <w:rFonts w:ascii="Aptos Narrow" w:eastAsia="Times New Roman" w:hAnsi="Aptos Narrow" w:cs="Times New Roman"/>
-                <w:color w:val="000000"/>
-                <w:kern w:val="0"/>
-                <w:lang w:eastAsia="en-GB"/>
-                <w14:ligatures w14:val="none"/>
-              </w:rPr>
-              <w:t xml:space="preserve"> - </w:t>
-            </w:r>
-            <w:proofErr w:type="spellStart"/>
-            <w:r>
-              <w:rPr>
-                <w:rFonts w:ascii="Aptos Narrow" w:eastAsia="Times New Roman" w:hAnsi="Aptos Narrow" w:cs="Times New Roman"/>
-                <w:color w:val="000000"/>
-                <w:kern w:val="0"/>
-                <w:lang w:eastAsia="en-GB"/>
-                <w14:ligatures w14:val="none"/>
-              </w:rPr>
-              <w:t>graf</w:t>
-            </w:r>
-            <w:proofErr w:type="spellEnd"/>
-            <w:r>
-              <w:rPr>
-                <w:rFonts w:ascii="Aptos Narrow" w:eastAsia="Times New Roman" w:hAnsi="Aptos Narrow" w:cs="Times New Roman"/>
-                <w:color w:val="000000"/>
-                <w:kern w:val="0"/>
-                <w:lang w:eastAsia="en-GB"/>
-                <w14:ligatures w14:val="none"/>
-              </w:rPr>
-              <w:t xml:space="preserve"> </w:t>
-            </w:r>
-            <w:proofErr w:type="spellStart"/>
-            <w:r>
-              <w:rPr>
-                <w:rFonts w:ascii="Aptos Narrow" w:eastAsia="Times New Roman" w:hAnsi="Aptos Narrow" w:cs="Times New Roman"/>
-                <w:color w:val="000000"/>
-                <w:kern w:val="0"/>
-                <w:lang w:eastAsia="en-GB"/>
-                <w14:ligatures w14:val="none"/>
-              </w:rPr>
-              <w:t>skierowany</w:t>
-            </w:r>
-            <w:proofErr w:type="spellEnd"/>
+            <w:r>
+              <w:rPr>
+                <w:rFonts w:ascii="Aptos Narrow" w:eastAsia="Times New Roman" w:hAnsi="Aptos Narrow" w:cs="Times New Roman"/>
+                <w:color w:val="000000"/>
+                <w:kern w:val="0"/>
+                <w:lang w:eastAsia="en-GB"/>
+                <w14:ligatures w14:val="none"/>
+              </w:rPr>
+              <w:t>czas - graf skierowany</w:t>
+            </w:r>
           </w:p>
         </w:tc>
         <w:tc>
@@ -19503,20 +17749,8 @@
                 <w:lang w:eastAsia="en-GB"/>
                 <w14:ligatures w14:val="none"/>
               </w:rPr>
-              <w:t xml:space="preserve">std </w:t>
-            </w:r>
-            <w:proofErr w:type="spellStart"/>
-            <w:r>
-              <w:rPr>
-                <w:rFonts w:ascii="Aptos Narrow" w:eastAsia="Times New Roman" w:hAnsi="Aptos Narrow" w:cs="Times New Roman"/>
-                <w:color w:val="000000"/>
-                <w:kern w:val="0"/>
-                <w:lang w:eastAsia="en-GB"/>
-                <w14:ligatures w14:val="none"/>
-              </w:rPr>
-              <w:t>skierowany</w:t>
-            </w:r>
-            <w:proofErr w:type="spellEnd"/>
+              <w:t>std skierowany</w:t>
+            </w:r>
           </w:p>
         </w:tc>
       </w:tr>
@@ -20991,6 +19225,7 @@
                 <w:lang w:eastAsia="en-GB"/>
                 <w14:ligatures w14:val="none"/>
               </w:rPr>
+              <w:lastRenderedPageBreak/>
               <w:t>1000</w:t>
             </w:r>
           </w:p>
@@ -21136,32 +19371,18 @@
           <w:numId w:val="1"/>
         </w:numPr>
         <w:rPr>
+          <w:b/>
+          <w:bCs/>
           <w:lang w:val="pl-PL"/>
         </w:rPr>
       </w:pPr>
       <w:r>
         <w:rPr>
+          <w:b/>
+          <w:bCs/>
           <w:lang w:val="pl-PL"/>
         </w:rPr>
-        <w:t>Tabelki</w:t>
-      </w:r>
-      <w:r>
-        <w:rPr>
-          <w:lang w:val="pl-PL"/>
-        </w:rPr>
-        <w:t xml:space="preserve"> zależności czasu obliczeń t od liczby n wierzchołków w grafie</w:t>
-      </w:r>
-      <w:r>
-        <w:rPr>
-          <w:lang w:val="pl-PL"/>
-        </w:rPr>
-        <w:t xml:space="preserve"> </w:t>
-      </w:r>
-      <w:r>
-        <w:rPr>
-          <w:lang w:val="pl-PL"/>
-        </w:rPr>
-        <w:t>i nasycenia s.</w:t>
+        <w:t>Tabelki zależności czasu obliczeń t od liczby n wierzchołków w grafie i nasycenia s.</w:t>
       </w:r>
     </w:p>
     <w:p>
@@ -21172,11 +19393,15 @@
           <w:numId w:val="1"/>
         </w:numPr>
         <w:rPr>
+          <w:b/>
+          <w:bCs/>
           <w:lang w:val="pl-PL"/>
         </w:rPr>
       </w:pPr>
       <w:r>
         <w:rPr>
+          <w:b/>
+          <w:bCs/>
           <w:lang w:val="pl-PL"/>
         </w:rPr>
         <w:t>Algorytm SEC</w:t>
@@ -21190,11 +19415,15 @@
           <w:numId w:val="1"/>
         </w:numPr>
         <w:rPr>
+          <w:b/>
+          <w:bCs/>
           <w:lang w:val="pl-PL"/>
         </w:rPr>
       </w:pPr>
       <w:r>
         <w:rPr>
+          <w:b/>
+          <w:bCs/>
           <w:lang w:val="pl-PL"/>
         </w:rPr>
         <w:t>Graf nieskierowany</w:t>
@@ -22006,7 +20235,6 @@
                 <w:lang w:eastAsia="en-GB"/>
                 <w14:ligatures w14:val="none"/>
               </w:rPr>
-              <w:lastRenderedPageBreak/>
               <w:t>400</w:t>
             </w:r>
           </w:p>
@@ -23329,11 +21557,15 @@
           <w:numId w:val="1"/>
         </w:numPr>
         <w:rPr>
+          <w:b/>
+          <w:bCs/>
           <w:lang w:val="pl-PL"/>
         </w:rPr>
       </w:pPr>
       <w:r>
         <w:rPr>
+          <w:b/>
+          <w:bCs/>
           <w:lang w:val="pl-PL"/>
         </w:rPr>
         <w:t>Graf skierowany</w:t>
@@ -25467,11 +23699,15 @@
           <w:numId w:val="1"/>
         </w:numPr>
         <w:rPr>
+          <w:b/>
+          <w:bCs/>
           <w:lang w:val="pl-PL"/>
         </w:rPr>
       </w:pPr>
       <w:r>
         <w:rPr>
+          <w:b/>
+          <w:bCs/>
           <w:lang w:val="pl-PL"/>
         </w:rPr>
         <w:t>Algorytm SHC</w:t>
@@ -25485,11 +23721,15 @@
           <w:numId w:val="1"/>
         </w:numPr>
         <w:rPr>
+          <w:b/>
+          <w:bCs/>
           <w:lang w:val="pl-PL"/>
         </w:rPr>
       </w:pPr>
       <w:r>
         <w:rPr>
+          <w:b/>
+          <w:bCs/>
           <w:lang w:val="pl-PL"/>
         </w:rPr>
         <w:t>Graf nieskierowany</w:t>
@@ -27623,11 +25863,15 @@
           <w:numId w:val="1"/>
         </w:numPr>
         <w:rPr>
+          <w:b/>
+          <w:bCs/>
           <w:lang w:val="pl-PL"/>
         </w:rPr>
       </w:pPr>
       <w:r>
         <w:rPr>
+          <w:b/>
+          <w:bCs/>
           <w:lang w:val="pl-PL"/>
         </w:rPr>
         <w:t>Graf skierowany</w:t>
@@ -29012,7 +27256,6 @@
                 <w:lang w:eastAsia="en-GB"/>
                 <w14:ligatures w14:val="none"/>
               </w:rPr>
-              <w:lastRenderedPageBreak/>
               <w:t>22</w:t>
             </w:r>
           </w:p>
@@ -29753,6 +27996,107 @@
           <w:lang w:val="pl-PL"/>
         </w:rPr>
       </w:pPr>
+    </w:p>
+    <w:p>
+      <w:pPr>
+        <w:rPr>
+          <w:lang w:val="pl-PL"/>
+        </w:rPr>
+      </w:pPr>
+      <w:r>
+        <w:rPr>
+          <w:lang w:val="pl-PL"/>
+        </w:rPr>
+        <w:t>Algorytmy zakodowano w języku C++.</w:t>
+      </w:r>
+    </w:p>
+    <w:p>
+      <w:pPr>
+        <w:rPr>
+          <w:lang w:val="pl-PL"/>
+        </w:rPr>
+      </w:pPr>
+      <w:r>
+        <w:rPr>
+          <w:lang w:val="pl-PL"/>
+        </w:rPr>
+        <w:t>Sprzęt, na którym zostały wykonane pomiary:</w:t>
+      </w:r>
+    </w:p>
+    <w:p>
+      <w:pPr>
+        <w:rPr>
+          <w:lang w:val="pl-PL"/>
+        </w:rPr>
+      </w:pPr>
+      <w:r>
+        <w:rPr>
+          <w:lang w:val="pl-PL"/>
+        </w:rPr>
+        <w:tab/>
+        <w:t>Procesor: AMD Ryzen 7 4800H</w:t>
+      </w:r>
+    </w:p>
+    <w:p>
+      <w:pPr>
+        <w:rPr>
+          <w:lang w:val="pl-PL"/>
+        </w:rPr>
+      </w:pPr>
+      <w:r>
+        <w:rPr>
+          <w:lang w:val="pl-PL"/>
+        </w:rPr>
+        <w:tab/>
+        <w:t>RAM: 16GB DDR4 3200MHz</w:t>
+      </w:r>
+    </w:p>
+    <w:p>
+      <w:pPr>
+        <w:rPr>
+          <w:lang w:val="pl-PL"/>
+        </w:rPr>
+      </w:pPr>
+      <w:r>
+        <w:rPr>
+          <w:lang w:val="pl-PL"/>
+        </w:rPr>
+        <w:tab/>
+        <w:t>Karta Graficzna: NVIDIA GeForce 1650 4GB</w:t>
+      </w:r>
+    </w:p>
+    <w:p>
+      <w:pPr>
+        <w:rPr>
+          <w:lang w:val="pl-PL"/>
+        </w:rPr>
+      </w:pPr>
+      <w:r>
+        <w:rPr>
+          <w:lang w:val="pl-PL"/>
+        </w:rPr>
+        <w:t>System operacyjny:</w:t>
+      </w:r>
+      <w:r>
+        <w:rPr>
+          <w:lang w:val="pl-PL"/>
+        </w:rPr>
+        <w:t xml:space="preserve"> </w:t>
+      </w:r>
+    </w:p>
+    <w:p>
+      <w:pPr>
+        <w:rPr>
+          <w:lang w:val="pl-PL"/>
+        </w:rPr>
+      </w:pPr>
+      <w:r>
+        <w:rPr>
+          <w:lang w:val="pl-PL"/>
+        </w:rPr>
+        <w:tab/>
+        <w:t>Windows 11</w:t>
+      </w:r>
     </w:p>
     <w:sectPr>
       <w:pgSz w:w="11906" w:h="16838"/>
@@ -32216,6 +30560,7 @@
   <w:style w:type="character" w:default="1" w:styleId="Domylnaczcionkaakapitu">
     <w:name w:val="Default Paragraph Font"/>
     <w:uiPriority w:val="1"/>
+    <w:semiHidden/>
     <w:unhideWhenUsed/>
   </w:style>
   <w:style w:type="table" w:default="1" w:styleId="Standardowy">
@@ -32533,7 +30878,6 @@
     <w:name w:val="Normal (Web)"/>
     <w:basedOn w:val="Normalny"/>
     <w:uiPriority w:val="99"/>
-    <w:semiHidden/>
     <w:unhideWhenUsed/>
     <w:rsid w:val="000E3F4C"/>
     <w:pPr>
@@ -34696,7 +33040,7 @@
                 </a:pPr>
                 <a:r>
                   <a:rPr lang="pl-PL"/>
-                  <a:t>rozmiar osi</a:t>
+                  <a:t>rozmiar danych</a:t>
                 </a:r>
                 <a:endParaRPr lang="en-GB"/>
               </a:p>
@@ -39696,7 +38040,7 @@
                 </a:pPr>
                 <a:r>
                   <a:rPr lang="pl-PL"/>
-                  <a:t>rozmiar osi</a:t>
+                  <a:t>rozmiar danych</a:t>
                 </a:r>
                 <a:endParaRPr lang="en-GB"/>
               </a:p>
@@ -42344,7 +40688,7 @@
                 </a:pPr>
                 <a:r>
                   <a:rPr lang="pl-PL"/>
-                  <a:t>rozmiar osi</a:t>
+                  <a:t>rozmiar danych</a:t>
                 </a:r>
                 <a:endParaRPr lang="en-GB"/>
               </a:p>
